--- a/09-通信电路/05-其他通信电路/射频开关电路/射频开关电路.docx
+++ b/09-通信电路/05-其他通信电路/射频开关电路/射频开关电路.docx
@@ -2617,6 +2617,20 @@
     </w:p>
     <w:bookmarkEnd w:id="26"/>
     <w:bookmarkEnd w:id="27"/>
+    <w:p>
+      <w:pPr>
+        <w:spacing w:before="360"/>
+        <w:jc w:val="center"/>
+      </w:pPr>
+      <w:r>
+        <w:rPr>
+          <w:rFonts w:ascii="Times New Roman" w:hAnsi="Times New Roman"/>
+          <w:color w:val="555555"/>
+          <w:sz w:val="21"/>
+        </w:rPr>
+        <w:t>材料收集者：杜文杰</w:t>
+      </w:r>
+    </w:p>
     <w:sectPr>
       <w:headerReference r:id="rId9" w:type="default"/>
       <w:footerReference r:id="rId10" w:type="default"/>

--- a/09-通信电路/05-其他通信电路/射频开关电路/射频开关电路.docx
+++ b/09-通信电路/05-其他通信电路/射频开关电路/射频开关电路.docx
@@ -1,6 +1,6 @@
 
 <file path=word/document.xml><?xml version="1.0" encoding="utf-8"?>
-<w:document xmlns:w="http://schemas.openxmlformats.org/wordprocessingml/2006/main" xmlns:m="http://schemas.openxmlformats.org/officeDocument/2006/math" xmlns:r="http://schemas.openxmlformats.org/officeDocument/2006/relationships" xmlns:o="urn:schemas-microsoft-com:office:office" xmlns:v="urn:schemas-microsoft-com:vml" xmlns:w10="urn:schemas-microsoft-com:office:word" xmlns:a="http://schemas.openxmlformats.org/drawingml/2006/main" xmlns:pic="http://schemas.openxmlformats.org/drawingml/2006/picture" xmlns:wp="http://schemas.openxmlformats.org/drawingml/2006/wordprocessingDrawing">
+<w:document xmlns:m="http://schemas.openxmlformats.org/officeDocument/2006/math" xmlns:r="http://schemas.openxmlformats.org/officeDocument/2006/relationships" xmlns:w="http://schemas.openxmlformats.org/wordprocessingml/2006/main" xmlns:o="urn:schemas-microsoft-com:office:office" xmlns:v="urn:schemas-microsoft-com:vml" xmlns:w10="urn:schemas-microsoft-com:office:word" xmlns:a="http://schemas.openxmlformats.org/drawingml/2006/main" xmlns:pic="http://schemas.openxmlformats.org/drawingml/2006/picture" xmlns:wp="http://schemas.openxmlformats.org/drawingml/2006/wordprocessingDrawing">
   <w:body>
     <w:bookmarkStart w:id="27" w:name="射频开关电路"/>
     <w:p>
@@ -9,7 +9,7 @@
       </w:pPr>
       <w:r>
         <w:rPr>
-          <w:rFonts w:hint="eastAsia"/>
+          <w:rFonts w:hint="eastAsia" w:eastAsia="黑体"/>
         </w:rPr>
         <w:t xml:space="preserve">射频开关电路</w:t>
       </w:r>
@@ -21,7 +21,7 @@
       </w:pPr>
       <w:r>
         <w:rPr>
-          <w:rFonts w:hint="eastAsia"/>
+          <w:rFonts w:hint="eastAsia" w:eastAsia="黑体"/>
         </w:rPr>
         <w:t xml:space="preserve">拓扑描述</w:t>
       </w:r>
@@ -32,15 +32,19 @@
       </w:pPr>
       <w:r>
         <w:rPr>
-          <w:rFonts w:hint="eastAsia"/>
+          <w:rFonts w:hint="eastAsia" w:eastAsia="黑体"/>
         </w:rPr>
         <w:t xml:space="preserve">射频开关由</w:t>
       </w:r>
       <w:r>
+        <w:rPr>
+          <w:rFonts w:eastAsia="黑体"/>
+        </w:rPr>
         <w:t xml:space="preserve"> </w:t>
       </w:r>
       <w:r>
         <w:rPr>
+          <w:rFonts w:eastAsia="黑体"/>
           <w:b/>
           <w:bCs/>
         </w:rPr>
@@ -48,7 +52,7 @@
       </w:r>
       <w:r>
         <w:rPr>
-          <w:rFonts w:hint="eastAsia"/>
+          <w:rFonts w:hint="eastAsia" w:eastAsia="黑体"/>
           <w:b/>
           <w:bCs/>
         </w:rPr>
@@ -56,6 +60,7 @@
       </w:r>
       <w:r>
         <w:rPr>
+          <w:rFonts w:eastAsia="黑体"/>
           <w:b/>
           <w:bCs/>
         </w:rPr>
@@ -63,22 +68,25 @@
       </w:r>
       <w:r>
         <w:rPr>
-          <w:rFonts w:hint="eastAsia"/>
+          <w:rFonts w:hint="eastAsia" w:eastAsia="黑体"/>
         </w:rPr>
         <w:t xml:space="preserve">（或</w:t>
       </w:r>
       <w:r>
+        <w:rPr>
+          <w:rFonts w:eastAsia="黑体"/>
+        </w:rPr>
         <w:t xml:space="preserve"> FET、MEMS </w:t>
       </w:r>
       <w:r>
         <w:rPr>
-          <w:rFonts w:hint="eastAsia"/>
+          <w:rFonts w:hint="eastAsia" w:eastAsia="黑体"/>
         </w:rPr>
         <w:t xml:space="preserve">型开关元件）、</w:t>
       </w:r>
       <w:r>
         <w:rPr>
-          <w:rFonts w:hint="eastAsia"/>
+          <w:rFonts w:hint="eastAsia" w:eastAsia="黑体"/>
           <w:b/>
           <w:bCs/>
         </w:rPr>
@@ -86,6 +94,7 @@
       </w:r>
       <w:r>
         <w:rPr>
+          <w:rFonts w:eastAsia="黑体"/>
           <w:b/>
           <w:bCs/>
         </w:rPr>
@@ -116,6 +125,7 @@
       </m:oMath>
       <w:r>
         <w:rPr>
+          <w:rFonts w:eastAsia="黑体"/>
           <w:b/>
           <w:bCs/>
         </w:rPr>
@@ -123,6 +133,7 @@
       </w:r>
       <w:r>
         <w:rPr>
+          <w:rFonts w:eastAsia="黑体"/>
           <w:b/>
           <w:bCs/>
         </w:rPr>
@@ -130,7 +141,7 @@
       </w:r>
       <w:r>
         <w:rPr>
-          <w:rFonts w:hint="eastAsia"/>
+          <w:rFonts w:hint="eastAsia" w:eastAsia="黑体"/>
           <w:b/>
           <w:bCs/>
         </w:rPr>
@@ -138,6 +149,7 @@
       </w:r>
       <w:r>
         <w:rPr>
+          <w:rFonts w:eastAsia="黑体"/>
           <w:b/>
           <w:bCs/>
         </w:rPr>
@@ -165,27 +177,33 @@
       </m:oMath>
       <w:r>
         <w:rPr>
-          <w:rFonts w:hint="eastAsia"/>
+          <w:rFonts w:hint="eastAsia" w:eastAsia="黑体"/>
           <w:b/>
           <w:bCs/>
         </w:rPr>
         <w:t xml:space="preserve">）</w:t>
       </w:r>
       <w:r>
+        <w:rPr>
+          <w:rFonts w:eastAsia="黑体"/>
+        </w:rPr>
         <w:t xml:space="preserve"> </w:t>
       </w:r>
       <w:r>
         <w:rPr>
-          <w:rFonts w:hint="eastAsia"/>
+          <w:rFonts w:hint="eastAsia" w:eastAsia="黑体"/>
         </w:rPr>
         <w:t xml:space="preserve">与</w:t>
       </w:r>
       <w:r>
+        <w:rPr>
+          <w:rFonts w:eastAsia="黑体"/>
+        </w:rPr>
         <w:t xml:space="preserve"> </w:t>
       </w:r>
       <w:r>
         <w:rPr>
-          <w:rFonts w:hint="eastAsia"/>
+          <w:rFonts w:hint="eastAsia" w:eastAsia="黑体"/>
           <w:b/>
           <w:bCs/>
         </w:rPr>
@@ -193,6 +211,7 @@
       </w:r>
       <w:r>
         <w:rPr>
+          <w:rFonts w:eastAsia="黑体"/>
           <w:b/>
           <w:bCs/>
         </w:rPr>
@@ -225,26 +244,32 @@
         </m:sSub>
       </m:oMath>
       <w:r>
+        <w:rPr>
+          <w:rFonts w:eastAsia="黑体"/>
+        </w:rPr>
         <w:t xml:space="preserve"> </w:t>
       </w:r>
       <w:r>
         <w:rPr>
-          <w:rFonts w:hint="eastAsia"/>
+          <w:rFonts w:hint="eastAsia" w:eastAsia="黑体"/>
         </w:rPr>
         <w:t xml:space="preserve">组成，在发射/接收或不同频段之间切换信号路径，多采用串-并联二极管或吸收式结构。电路共有</w:t>
       </w:r>
       <w:r>
+        <w:rPr>
+          <w:rFonts w:eastAsia="黑体"/>
+        </w:rPr>
         <w:t xml:space="preserve"> 6 </w:t>
       </w:r>
       <w:r>
         <w:rPr>
-          <w:rFonts w:hint="eastAsia"/>
+          <w:rFonts w:hint="eastAsia" w:eastAsia="黑体"/>
         </w:rPr>
         <w:t xml:space="preserve">个关键节点：</w:t>
       </w:r>
       <w:r>
         <w:rPr>
-          <w:rFonts w:hint="eastAsia"/>
+          <w:rFonts w:hint="eastAsia" w:eastAsia="黑体"/>
           <w:b/>
           <w:bCs/>
         </w:rPr>
@@ -252,6 +277,7 @@
       </w:r>
       <w:r>
         <w:rPr>
+          <w:rFonts w:eastAsia="黑体"/>
           <w:b/>
           <w:bCs/>
         </w:rPr>
@@ -259,7 +285,7 @@
       </w:r>
       <w:r>
         <w:rPr>
-          <w:rFonts w:hint="eastAsia"/>
+          <w:rFonts w:hint="eastAsia" w:eastAsia="黑体"/>
           <w:b/>
           <w:bCs/>
         </w:rPr>
@@ -267,6 +293,7 @@
       </w:r>
       <w:r>
         <w:rPr>
+          <w:rFonts w:eastAsia="黑体"/>
           <w:b/>
           <w:bCs/>
         </w:rPr>
@@ -274,7 +301,7 @@
       </w:r>
       <w:r>
         <w:rPr>
-          <w:rFonts w:hint="eastAsia"/>
+          <w:rFonts w:hint="eastAsia" w:eastAsia="黑体"/>
           <w:b/>
           <w:bCs/>
         </w:rPr>
@@ -282,13 +309,13 @@
       </w:r>
       <w:r>
         <w:rPr>
-          <w:rFonts w:hint="eastAsia"/>
+          <w:rFonts w:hint="eastAsia" w:eastAsia="黑体"/>
         </w:rPr>
         <w:t xml:space="preserve">；</w:t>
       </w:r>
       <w:r>
         <w:rPr>
-          <w:rFonts w:hint="eastAsia"/>
+          <w:rFonts w:hint="eastAsia" w:eastAsia="黑体"/>
           <w:b/>
           <w:bCs/>
         </w:rPr>
@@ -296,6 +323,7 @@
       </w:r>
       <w:r>
         <w:rPr>
+          <w:rFonts w:eastAsia="黑体"/>
           <w:b/>
           <w:bCs/>
         </w:rPr>
@@ -303,7 +331,7 @@
       </w:r>
       <w:r>
         <w:rPr>
-          <w:rFonts w:hint="eastAsia"/>
+          <w:rFonts w:hint="eastAsia" w:eastAsia="黑体"/>
           <w:b/>
           <w:bCs/>
         </w:rPr>
@@ -311,22 +339,25 @@
       </w:r>
       <w:r>
         <w:rPr>
-          <w:rFonts w:hint="eastAsia"/>
+          <w:rFonts w:hint="eastAsia" w:eastAsia="黑体"/>
         </w:rPr>
         <w:t xml:space="preserve">（如</w:t>
       </w:r>
       <w:r>
+        <w:rPr>
+          <w:rFonts w:eastAsia="黑体"/>
+        </w:rPr>
         <w:t xml:space="preserve"> TX </w:t>
       </w:r>
       <w:r>
         <w:rPr>
-          <w:rFonts w:hint="eastAsia"/>
+          <w:rFonts w:hint="eastAsia" w:eastAsia="黑体"/>
         </w:rPr>
         <w:t xml:space="preserve">路径）；</w:t>
       </w:r>
       <w:r>
         <w:rPr>
-          <w:rFonts w:hint="eastAsia"/>
+          <w:rFonts w:hint="eastAsia" w:eastAsia="黑体"/>
           <w:b/>
           <w:bCs/>
         </w:rPr>
@@ -334,6 +365,7 @@
       </w:r>
       <w:r>
         <w:rPr>
+          <w:rFonts w:eastAsia="黑体"/>
           <w:b/>
           <w:bCs/>
         </w:rPr>
@@ -341,7 +373,7 @@
       </w:r>
       <w:r>
         <w:rPr>
-          <w:rFonts w:hint="eastAsia"/>
+          <w:rFonts w:hint="eastAsia" w:eastAsia="黑体"/>
           <w:b/>
           <w:bCs/>
         </w:rPr>
@@ -349,22 +381,25 @@
       </w:r>
       <w:r>
         <w:rPr>
-          <w:rFonts w:hint="eastAsia"/>
+          <w:rFonts w:hint="eastAsia" w:eastAsia="黑体"/>
         </w:rPr>
         <w:t xml:space="preserve">（如</w:t>
       </w:r>
       <w:r>
+        <w:rPr>
+          <w:rFonts w:eastAsia="黑体"/>
+        </w:rPr>
         <w:t xml:space="preserve"> RX </w:t>
       </w:r>
       <w:r>
         <w:rPr>
-          <w:rFonts w:hint="eastAsia"/>
+          <w:rFonts w:hint="eastAsia" w:eastAsia="黑体"/>
         </w:rPr>
         <w:t xml:space="preserve">路径）；</w:t>
       </w:r>
       <w:r>
         <w:rPr>
-          <w:rFonts w:hint="eastAsia"/>
+          <w:rFonts w:hint="eastAsia" w:eastAsia="黑体"/>
           <w:b/>
           <w:bCs/>
         </w:rPr>
@@ -372,6 +407,7 @@
       </w:r>
       <w:r>
         <w:rPr>
+          <w:rFonts w:eastAsia="黑体"/>
           <w:b/>
           <w:bCs/>
         </w:rPr>
@@ -379,7 +415,7 @@
       </w:r>
       <w:r>
         <w:rPr>
-          <w:rFonts w:hint="eastAsia"/>
+          <w:rFonts w:hint="eastAsia" w:eastAsia="黑体"/>
           <w:b/>
           <w:bCs/>
         </w:rPr>
@@ -387,13 +423,13 @@
       </w:r>
       <w:r>
         <w:rPr>
-          <w:rFonts w:hint="eastAsia"/>
+          <w:rFonts w:hint="eastAsia" w:eastAsia="黑体"/>
         </w:rPr>
         <w:t xml:space="preserve">；</w:t>
       </w:r>
       <w:r>
         <w:rPr>
-          <w:rFonts w:hint="eastAsia"/>
+          <w:rFonts w:hint="eastAsia" w:eastAsia="黑体"/>
           <w:b/>
           <w:bCs/>
         </w:rPr>
@@ -401,6 +437,7 @@
       </w:r>
       <w:r>
         <w:rPr>
+          <w:rFonts w:eastAsia="黑体"/>
           <w:b/>
           <w:bCs/>
         </w:rPr>
@@ -408,7 +445,7 @@
       </w:r>
       <w:r>
         <w:rPr>
-          <w:rFonts w:hint="eastAsia"/>
+          <w:rFonts w:hint="eastAsia" w:eastAsia="黑体"/>
           <w:b/>
           <w:bCs/>
         </w:rPr>
@@ -416,13 +453,13 @@
       </w:r>
       <w:r>
         <w:rPr>
-          <w:rFonts w:hint="eastAsia"/>
+          <w:rFonts w:hint="eastAsia" w:eastAsia="黑体"/>
         </w:rPr>
         <w:t xml:space="preserve">；</w:t>
       </w:r>
       <w:r>
         <w:rPr>
-          <w:rFonts w:hint="eastAsia"/>
+          <w:rFonts w:hint="eastAsia" w:eastAsia="黑体"/>
           <w:b/>
           <w:bCs/>
         </w:rPr>
@@ -430,6 +467,7 @@
       </w:r>
       <w:r>
         <w:rPr>
+          <w:rFonts w:eastAsia="黑体"/>
           <w:b/>
           <w:bCs/>
         </w:rPr>
@@ -437,7 +475,7 @@
       </w:r>
       <w:r>
         <w:rPr>
-          <w:rFonts w:hint="eastAsia"/>
+          <w:rFonts w:hint="eastAsia" w:eastAsia="黑体"/>
           <w:b/>
           <w:bCs/>
         </w:rPr>
@@ -445,7 +483,7 @@
       </w:r>
       <w:r>
         <w:rPr>
-          <w:rFonts w:hint="eastAsia"/>
+          <w:rFonts w:hint="eastAsia" w:eastAsia="黑体"/>
         </w:rPr>
         <w:t xml:space="preserve">（GND）。</w:t>
       </w:r>
@@ -454,13 +492,13 @@
       <w:pPr/>
       <w:r>
         <w:rPr>
-          <w:rFonts w:hint="eastAsia"/>
+          <w:rFonts w:hint="eastAsia" w:eastAsia="黑体"/>
         </w:rPr>
         <w:t xml:space="preserve">各元件管脚连接：</w:t>
       </w:r>
       <w:r>
         <w:rPr>
-          <w:rFonts w:hint="eastAsia"/>
+          <w:rFonts w:hint="eastAsia" w:eastAsia="黑体"/>
           <w:b/>
           <w:bCs/>
         </w:rPr>
@@ -468,6 +506,7 @@
       </w:r>
       <w:r>
         <w:rPr>
+          <w:rFonts w:eastAsia="黑体"/>
           <w:b/>
           <w:bCs/>
         </w:rPr>
@@ -500,15 +539,21 @@
         </m:sSub>
       </m:oMath>
       <w:r>
+        <w:rPr>
+          <w:rFonts w:eastAsia="黑体"/>
+        </w:rPr>
         <w:t xml:space="preserve"> </w:t>
       </w:r>
       <w:r>
         <w:rPr>
-          <w:rFonts w:hint="eastAsia"/>
+          <w:rFonts w:hint="eastAsia" w:eastAsia="黑体"/>
         </w:rPr>
         <w:t xml:space="preserve">串在射频通道上，使</w:t>
       </w:r>
       <w:r>
+        <w:rPr>
+          <w:rFonts w:eastAsia="黑体"/>
+        </w:rPr>
         <w:t xml:space="preserve"> </w:t>
       </w:r>
       <m:oMath>
@@ -575,13 +620,13 @@
       </m:oMath>
       <w:r>
         <w:rPr>
-          <w:rFonts w:hint="eastAsia"/>
+          <w:rFonts w:hint="eastAsia" w:eastAsia="黑体"/>
         </w:rPr>
         <w:t xml:space="preserve">，阻断直流进入射频端；</w:t>
       </w:r>
       <w:r>
         <w:rPr>
-          <w:rFonts w:hint="eastAsia"/>
+          <w:rFonts w:hint="eastAsia" w:eastAsia="黑体"/>
           <w:b/>
           <w:bCs/>
         </w:rPr>
@@ -589,6 +634,7 @@
       </w:r>
       <w:r>
         <w:rPr>
+          <w:rFonts w:eastAsia="黑体"/>
           <w:b/>
           <w:bCs/>
         </w:rPr>
@@ -596,22 +642,28 @@
       </w:r>
       <w:r>
         <w:rPr>
-          <w:rFonts w:hint="eastAsia"/>
+          <w:rFonts w:hint="eastAsia" w:eastAsia="黑体"/>
           <w:b/>
           <w:bCs/>
         </w:rPr>
         <w:t xml:space="preserve">二极管</w:t>
       </w:r>
       <w:r>
+        <w:rPr>
+          <w:rFonts w:eastAsia="黑体"/>
+        </w:rPr>
         <w:t xml:space="preserve"> </w:t>
       </w:r>
       <w:r>
         <w:rPr>
-          <w:rFonts w:hint="eastAsia"/>
+          <w:rFonts w:hint="eastAsia" w:eastAsia="黑体"/>
         </w:rPr>
         <w:t xml:space="preserve">阳极经</w:t>
       </w:r>
       <w:r>
+        <w:rPr>
+          <w:rFonts w:eastAsia="黑体"/>
+        </w:rPr>
         <w:t xml:space="preserve"> </w:t>
       </w:r>
       <m:oMath>
@@ -635,44 +687,56 @@
         </m:sSub>
       </m:oMath>
       <w:r>
+        <w:rPr>
+          <w:rFonts w:eastAsia="黑体"/>
+        </w:rPr>
         <w:t xml:space="preserve"> </w:t>
       </w:r>
       <w:r>
         <w:rPr>
-          <w:rFonts w:hint="eastAsia"/>
+          <w:rFonts w:hint="eastAsia" w:eastAsia="黑体"/>
         </w:rPr>
         <w:t xml:space="preserve">接偏置端（节点④）、阴极接射频通道节点，并联</w:t>
       </w:r>
       <w:r>
+        <w:rPr>
+          <w:rFonts w:eastAsia="黑体"/>
+        </w:rPr>
         <w:t xml:space="preserve"> PIN </w:t>
       </w:r>
       <w:r>
         <w:rPr>
-          <w:rFonts w:hint="eastAsia"/>
+          <w:rFonts w:hint="eastAsia" w:eastAsia="黑体"/>
         </w:rPr>
         <w:t xml:space="preserve">二极管阳极接射频通路、阴极接地（节点⑥），构成”串导/并断</w:t>
       </w:r>
       <w:r>
+        <w:rPr>
+          <w:rFonts w:eastAsia="黑体"/>
+        </w:rPr>
         <w:t xml:space="preserve"> </w:t>
       </w:r>
       <w:r>
         <w:rPr>
-          <w:rFonts w:hint="eastAsia"/>
+          <w:rFonts w:hint="eastAsia" w:eastAsia="黑体"/>
         </w:rPr>
         <w:t xml:space="preserve">或</w:t>
       </w:r>
       <w:r>
+        <w:rPr>
+          <w:rFonts w:eastAsia="黑体"/>
+        </w:rPr>
         <w:t xml:space="preserve"> </w:t>
       </w:r>
       <w:r>
         <w:rPr>
-          <w:rFonts w:hint="eastAsia"/>
+          <w:rFonts w:hint="eastAsia" w:eastAsia="黑体"/>
         </w:rPr>
         <w:t xml:space="preserve">串断/并导”的通断切换。</w:t>
       </w:r>
       <w:r>
         <w:rPr>
-          <w:rFonts w:hint="eastAsia"/>
+          <w:rFonts w:hint="eastAsia" w:eastAsia="黑体"/>
           <w:b/>
           <w:bCs/>
         </w:rPr>
@@ -680,6 +744,7 @@
       </w:r>
       <w:r>
         <w:rPr>
+          <w:rFonts w:eastAsia="黑体"/>
           <w:b/>
           <w:bCs/>
         </w:rPr>
@@ -709,24 +774,33 @@
         </m:sSub>
       </m:oMath>
       <w:r>
+        <w:rPr>
+          <w:rFonts w:eastAsia="黑体"/>
+        </w:rPr>
         <w:t xml:space="preserve"> </w:t>
       </w:r>
       <w:r>
         <w:rPr>
-          <w:rFonts w:hint="eastAsia"/>
+          <w:rFonts w:hint="eastAsia" w:eastAsia="黑体"/>
         </w:rPr>
         <w:t xml:space="preserve">串在</w:t>
       </w:r>
       <w:r>
+        <w:rPr>
+          <w:rFonts w:eastAsia="黑体"/>
+        </w:rPr>
         <w:t xml:space="preserve"> Vctrl </w:t>
       </w:r>
       <w:r>
         <w:rPr>
-          <w:rFonts w:hint="eastAsia"/>
+          <w:rFonts w:hint="eastAsia" w:eastAsia="黑体"/>
         </w:rPr>
         <w:t xml:space="preserve">与二极管之间设定正向偏置电流</w:t>
       </w:r>
       <w:r>
+        <w:rPr>
+          <w:rFonts w:eastAsia="黑体"/>
+        </w:rPr>
         <w:t xml:space="preserve"> </w:t>
       </w:r>
       <m:oMath>
@@ -745,11 +819,14 @@
       </m:oMath>
       <w:r>
         <w:rPr>
-          <w:rFonts w:hint="eastAsia"/>
+          <w:rFonts w:hint="eastAsia" w:eastAsia="黑体"/>
         </w:rPr>
         <w:t xml:space="preserve">（决定导通电阻</w:t>
       </w:r>
       <w:r>
+        <w:rPr>
+          <w:rFonts w:eastAsia="黑体"/>
+        </w:rPr>
         <w:t xml:space="preserve"> </w:t>
       </w:r>
       <m:oMath>
@@ -767,11 +844,14 @@
         </m:sSub>
       </m:oMath>
       <w:r>
+        <w:rPr>
+          <w:rFonts w:eastAsia="黑体"/>
+        </w:rPr>
         <w:t xml:space="preserve"> </w:t>
       </w:r>
       <w:r>
         <w:rPr>
-          <w:rFonts w:hint="eastAsia"/>
+          <w:rFonts w:hint="eastAsia" w:eastAsia="黑体"/>
         </w:rPr>
         <w:t xml:space="preserve">与插入损耗）；</w:t>
       </w:r>
@@ -796,11 +876,14 @@
         </m:sSub>
       </m:oMath>
       <w:r>
+        <w:rPr>
+          <w:rFonts w:eastAsia="黑体"/>
+        </w:rPr>
         <w:t xml:space="preserve"> </w:t>
       </w:r>
       <w:r>
         <w:rPr>
-          <w:rFonts w:hint="eastAsia"/>
+          <w:rFonts w:hint="eastAsia" w:eastAsia="黑体"/>
         </w:rPr>
         <w:t xml:space="preserve">对射频呈高阻（</w:t>
       </w:r>
@@ -856,43 +939,55 @@
       </m:oMath>
       <w:r>
         <w:rPr>
-          <w:rFonts w:hint="eastAsia"/>
+          <w:rFonts w:hint="eastAsia" w:eastAsia="黑体"/>
         </w:rPr>
         <w:t xml:space="preserve">），把偏置电流注入而隔离射频。FET</w:t>
       </w:r>
       <w:r>
+        <w:rPr>
+          <w:rFonts w:eastAsia="黑体"/>
+        </w:rPr>
         <w:t xml:space="preserve"> </w:t>
       </w:r>
       <w:r>
         <w:rPr>
-          <w:rFonts w:hint="eastAsia"/>
+          <w:rFonts w:hint="eastAsia" w:eastAsia="黑体"/>
         </w:rPr>
         <w:t xml:space="preserve">型开关以栅极</w:t>
       </w:r>
       <w:r>
+        <w:rPr>
+          <w:rFonts w:eastAsia="黑体"/>
+        </w:rPr>
         <w:t xml:space="preserve"> G </w:t>
       </w:r>
       <w:r>
         <w:rPr>
-          <w:rFonts w:hint="eastAsia"/>
+          <w:rFonts w:hint="eastAsia" w:eastAsia="黑体"/>
         </w:rPr>
         <w:t xml:space="preserve">接控制偏置、源极</w:t>
       </w:r>
       <w:r>
+        <w:rPr>
+          <w:rFonts w:eastAsia="黑体"/>
+        </w:rPr>
         <w:t xml:space="preserve"> S </w:t>
       </w:r>
       <w:r>
         <w:rPr>
-          <w:rFonts w:hint="eastAsia"/>
+          <w:rFonts w:hint="eastAsia" w:eastAsia="黑体"/>
         </w:rPr>
         <w:t xml:space="preserve">接地、漏极</w:t>
       </w:r>
       <w:r>
+        <w:rPr>
+          <w:rFonts w:eastAsia="黑体"/>
+        </w:rPr>
         <w:t xml:space="preserve"> D </w:t>
       </w:r>
       <w:r>
         <w:rPr>
-          <w:rFonts w:hint="eastAsia"/>
+          <w:rFonts w:hint="eastAsia" w:eastAsia="黑体"/>
         </w:rPr>
         <w:t xml:space="preserve">接射频通道，靠栅压控制沟道导通/夹断。</w:t>
       </w:r>
@@ -901,16 +996,19 @@
       <w:pPr/>
       <w:r>
         <w:rPr>
-          <w:rFonts w:hint="eastAsia"/>
+          <w:rFonts w:hint="eastAsia" w:eastAsia="黑体"/>
         </w:rPr>
         <w:t xml:space="preserve">由此构成”直流偏置控制</w:t>
       </w:r>
       <w:r>
+        <w:rPr>
+          <w:rFonts w:eastAsia="黑体"/>
+        </w:rPr>
         <w:t xml:space="preserve"> PIN/FET </w:t>
       </w:r>
       <w:r>
         <w:rPr>
-          <w:rFonts w:hint="eastAsia"/>
+          <w:rFonts w:hint="eastAsia" w:eastAsia="黑体"/>
         </w:rPr>
         <w:t xml:space="preserve">开关的通断、隔直电容与扼流电感隔离射频与偏置、串并联结构切换信号路径”的射频开关，用于收发切换（T/R）与多频段前端，隔离度与插入损耗由偏置电流与器件类型决定。</w:t>
       </w:r>
@@ -923,7 +1021,7 @@
       </w:pPr>
       <w:r>
         <w:rPr>
-          <w:rFonts w:hint="eastAsia"/>
+          <w:rFonts w:hint="eastAsia" w:eastAsia="黑体"/>
         </w:rPr>
         <w:t xml:space="preserve">工作原理</w:t>
       </w:r>
@@ -933,47 +1031,62 @@
         <w:pStyle w:val="FirstParagraph"/>
       </w:pPr>
       <w:r>
+        <w:rPr>
+          <w:rFonts w:eastAsia="黑体"/>
+        </w:rPr>
         <w:t xml:space="preserve">PIN </w:t>
       </w:r>
       <w:r>
         <w:rPr>
-          <w:rFonts w:hint="eastAsia"/>
+          <w:rFonts w:hint="eastAsia" w:eastAsia="黑体"/>
         </w:rPr>
         <w:t xml:space="preserve">二极管在正向偏置时呈现很低阻抗（导通，RF</w:t>
       </w:r>
       <w:r>
+        <w:rPr>
+          <w:rFonts w:eastAsia="黑体"/>
+        </w:rPr>
         <w:t xml:space="preserve"> </w:t>
       </w:r>
       <w:r>
         <w:rPr>
-          <w:rFonts w:hint="eastAsia"/>
+          <w:rFonts w:hint="eastAsia" w:eastAsia="黑体"/>
         </w:rPr>
         <w:t xml:space="preserve">通过），在反偏时呈现高阻抗（截止，RF</w:t>
       </w:r>
       <w:r>
+        <w:rPr>
+          <w:rFonts w:eastAsia="黑体"/>
+        </w:rPr>
         <w:t xml:space="preserve"> </w:t>
       </w:r>
       <w:r>
         <w:rPr>
-          <w:rFonts w:hint="eastAsia"/>
+          <w:rFonts w:hint="eastAsia" w:eastAsia="黑体"/>
         </w:rPr>
         <w:t xml:space="preserve">隔离），通过直流偏置控制</w:t>
       </w:r>
       <w:r>
+        <w:rPr>
+          <w:rFonts w:eastAsia="黑体"/>
+        </w:rPr>
         <w:t xml:space="preserve"> RF </w:t>
       </w:r>
       <w:r>
         <w:rPr>
-          <w:rFonts w:hint="eastAsia"/>
+          <w:rFonts w:hint="eastAsia" w:eastAsia="黑体"/>
         </w:rPr>
         <w:t xml:space="preserve">通断。FET</w:t>
       </w:r>
       <w:r>
+        <w:rPr>
+          <w:rFonts w:eastAsia="黑体"/>
+        </w:rPr>
         <w:t xml:space="preserve"> </w:t>
       </w:r>
       <w:r>
         <w:rPr>
-          <w:rFonts w:hint="eastAsia"/>
+          <w:rFonts w:hint="eastAsia" w:eastAsia="黑体"/>
         </w:rPr>
         <w:t xml:space="preserve">型则靠栅压控制沟道导通/夹断实现开关。</w:t>
       </w:r>
@@ -986,7 +1099,7 @@
       </w:pPr>
       <w:r>
         <w:rPr>
-          <w:rFonts w:hint="eastAsia"/>
+          <w:rFonts w:hint="eastAsia" w:eastAsia="黑体"/>
         </w:rPr>
         <w:t xml:space="preserve">关键计算公式</w:t>
       </w:r>
@@ -1000,7 +1113,7 @@
       </w:pPr>
       <w:r>
         <w:rPr>
-          <w:rFonts w:hint="eastAsia"/>
+          <w:rFonts w:hint="eastAsia" w:eastAsia="黑体"/>
         </w:rPr>
         <w:t xml:space="preserve">开关隔离度：</w:t>
       </w:r>
@@ -1134,7 +1247,7 @@
       </w:pPr>
       <w:r>
         <w:rPr>
-          <w:rFonts w:hint="eastAsia"/>
+          <w:rFonts w:hint="eastAsia" w:eastAsia="黑体"/>
         </w:rPr>
         <w:t xml:space="preserve">插入损耗：</w:t>
       </w:r>
@@ -1242,11 +1355,14 @@
         </w:numPr>
       </w:pPr>
       <w:r>
+        <w:rPr>
+          <w:rFonts w:eastAsia="黑体"/>
+        </w:rPr>
         <w:t xml:space="preserve">PIN </w:t>
       </w:r>
       <w:r>
         <w:rPr>
-          <w:rFonts w:hint="eastAsia"/>
+          <w:rFonts w:hint="eastAsia" w:eastAsia="黑体"/>
         </w:rPr>
         <w:t xml:space="preserve">二极管导通电阻与偏置电流近似：</w:t>
       </w:r>
@@ -1375,7 +1491,7 @@
       </w:pPr>
       <w:r>
         <w:rPr>
-          <w:rFonts w:hint="eastAsia"/>
+          <w:rFonts w:hint="eastAsia" w:eastAsia="黑体"/>
         </w:rPr>
         <w:t xml:space="preserve">射频扼流电感阻抗（需远大于射频阻抗）：</w:t>
       </w:r>
@@ -1450,11 +1566,14 @@
       </w:pPr>
       <w:r>
         <w:rPr>
-          <w:rFonts w:hint="eastAsia"/>
+          <w:rFonts w:hint="eastAsia" w:eastAsia="黑体"/>
         </w:rPr>
         <w:t xml:space="preserve">隔直电容容抗（需远小于</w:t>
       </w:r>
       <w:r>
+        <w:rPr>
+          <w:rFonts w:eastAsia="黑体"/>
+        </w:rPr>
         <w:t xml:space="preserve"> </w:t>
       </w:r>
       <m:oMath>
@@ -1473,7 +1592,7 @@
       </m:oMath>
       <w:r>
         <w:rPr>
-          <w:rFonts w:hint="eastAsia"/>
+          <w:rFonts w:hint="eastAsia" w:eastAsia="黑体"/>
         </w:rPr>
         <w:t xml:space="preserve">）：</w:t>
       </w:r>
@@ -1582,7 +1701,7 @@
             </w:pPr>
             <w:r>
               <w:rPr>
-                <w:rFonts w:hint="eastAsia"/>
+                <w:rFonts w:hint="eastAsia" w:eastAsia="黑体"/>
               </w:rPr>
               <w:t xml:space="preserve">符号</w:t>
             </w:r>
@@ -1596,7 +1715,7 @@
             </w:pPr>
             <w:r>
               <w:rPr>
-                <w:rFonts w:hint="eastAsia"/>
+                <w:rFonts w:hint="eastAsia" w:eastAsia="黑体"/>
               </w:rPr>
               <w:t xml:space="preserve">含义</w:t>
             </w:r>
@@ -1610,7 +1729,7 @@
             </w:pPr>
             <w:r>
               <w:rPr>
-                <w:rFonts w:hint="eastAsia"/>
+                <w:rFonts w:hint="eastAsia" w:eastAsia="黑体"/>
               </w:rPr>
               <w:t xml:space="preserve">单位</w:t>
             </w:r>
@@ -1633,6 +1752,9 @@
               </m:r>
             </m:oMath>
             <w:r>
+              <w:rPr>
+                <w:rFonts w:eastAsia="黑体"/>
+              </w:rPr>
               <w:t xml:space="preserve">​</w:t>
             </w:r>
           </w:p>
@@ -1645,7 +1767,7 @@
             </w:pPr>
             <w:r>
               <w:rPr>
-                <w:rFonts w:hint="eastAsia"/>
+                <w:rFonts w:hint="eastAsia" w:eastAsia="黑体"/>
               </w:rPr>
               <w:t xml:space="preserve">插入损耗</w:t>
             </w:r>
@@ -1658,6 +1780,9 @@
               <w:pStyle w:val="Compact"/>
             </w:pPr>
             <w:r>
+              <w:rPr>
+                <w:rFonts w:eastAsia="黑体"/>
+              </w:rPr>
               <w:t xml:space="preserve">dB</w:t>
             </w:r>
           </w:p>
@@ -1682,6 +1807,9 @@
               </m:r>
             </m:oMath>
             <w:r>
+              <w:rPr>
+                <w:rFonts w:eastAsia="黑体"/>
+              </w:rPr>
               <w:t xml:space="preserve">​</w:t>
             </w:r>
           </w:p>
@@ -1694,7 +1822,7 @@
             </w:pPr>
             <w:r>
               <w:rPr>
-                <w:rFonts w:hint="eastAsia"/>
+                <w:rFonts w:hint="eastAsia" w:eastAsia="黑体"/>
               </w:rPr>
               <w:t xml:space="preserve">隔离度</w:t>
             </w:r>
@@ -1707,6 +1835,9 @@
               <w:pStyle w:val="Compact"/>
             </w:pPr>
             <w:r>
+              <w:rPr>
+                <w:rFonts w:eastAsia="黑体"/>
+              </w:rPr>
               <w:t xml:space="preserve">dB</w:t>
             </w:r>
           </w:p>
@@ -1734,6 +1865,9 @@
               </m:sSub>
             </m:oMath>
             <w:r>
+              <w:rPr>
+                <w:rFonts w:eastAsia="黑体"/>
+              </w:rPr>
               <w:t xml:space="preserve">​</w:t>
             </w:r>
           </w:p>
@@ -1746,7 +1880,7 @@
             </w:pPr>
             <w:r>
               <w:rPr>
-                <w:rFonts w:hint="eastAsia"/>
+                <w:rFonts w:hint="eastAsia" w:eastAsia="黑体"/>
               </w:rPr>
               <w:t xml:space="preserve">导通电阻</w:t>
             </w:r>
@@ -1759,6 +1893,9 @@
               <w:pStyle w:val="Compact"/>
             </w:pPr>
             <w:r>
+              <w:rPr>
+                <w:rFonts w:eastAsia="黑体"/>
+              </w:rPr>
               <w:t xml:space="preserve">Ω</w:t>
             </w:r>
           </w:p>
@@ -1786,6 +1923,9 @@
               </m:sSub>
             </m:oMath>
             <w:r>
+              <w:rPr>
+                <w:rFonts w:eastAsia="黑体"/>
+              </w:rPr>
               <w:t xml:space="preserve">​</w:t>
             </w:r>
           </w:p>
@@ -1797,11 +1937,14 @@
               <w:pStyle w:val="Compact"/>
             </w:pPr>
             <w:r>
+              <w:rPr>
+                <w:rFonts w:eastAsia="黑体"/>
+              </w:rPr>
               <w:t xml:space="preserve">PIN </w:t>
             </w:r>
             <w:r>
               <w:rPr>
-                <w:rFonts w:hint="eastAsia"/>
+                <w:rFonts w:hint="eastAsia" w:eastAsia="黑体"/>
               </w:rPr>
               <w:t xml:space="preserve">正向偏置电流</w:t>
             </w:r>
@@ -1814,6 +1957,9 @@
               <w:pStyle w:val="Compact"/>
             </w:pPr>
             <w:r>
+              <w:rPr>
+                <w:rFonts w:eastAsia="黑体"/>
+              </w:rPr>
               <w:t xml:space="preserve">A</w:t>
             </w:r>
           </w:p>
@@ -1841,6 +1987,9 @@
               </m:sSub>
             </m:oMath>
             <w:r>
+              <w:rPr>
+                <w:rFonts w:eastAsia="黑体"/>
+              </w:rPr>
               <w:t xml:space="preserve">​</w:t>
             </w:r>
           </w:p>
@@ -1853,7 +2002,7 @@
             </w:pPr>
             <w:r>
               <w:rPr>
-                <w:rFonts w:hint="eastAsia"/>
+                <w:rFonts w:hint="eastAsia" w:eastAsia="黑体"/>
               </w:rPr>
               <w:t xml:space="preserve">特征阻抗</w:t>
             </w:r>
@@ -1866,6 +2015,9 @@
               <w:pStyle w:val="Compact"/>
             </w:pPr>
             <w:r>
+              <w:rPr>
+                <w:rFonts w:eastAsia="黑体"/>
+              </w:rPr>
               <w:t xml:space="preserve">Ω</w:t>
             </w:r>
           </w:p>
@@ -1880,7 +2032,7 @@
       </w:pPr>
       <w:r>
         <w:rPr>
-          <w:rFonts w:hint="eastAsia"/>
+          <w:rFonts w:hint="eastAsia" w:eastAsia="黑体"/>
         </w:rPr>
         <w:t xml:space="preserve">元件调整影响</w:t>
       </w:r>
@@ -1895,7 +2047,7 @@
       </w:pPr>
       <w:r>
         <w:rPr>
-          <w:rFonts w:hint="eastAsia"/>
+          <w:rFonts w:hint="eastAsia" w:eastAsia="黑体"/>
           <w:b/>
           <w:bCs/>
         </w:rPr>
@@ -1903,20 +2055,27 @@
       </w:r>
       <w:r>
         <w:rPr>
+          <w:rFonts w:eastAsia="黑体"/>
           <w:b/>
           <w:bCs/>
         </w:rPr>
         <w:t xml:space="preserve"> I_F ↑</w:t>
       </w:r>
       <w:r>
+        <w:rPr>
+          <w:rFonts w:eastAsia="黑体"/>
+        </w:rPr>
         <w:t xml:space="preserve"> </w:t>
       </w:r>
       <w:r>
+        <w:rPr>
+          <w:rFonts w:eastAsia="黑体"/>
+        </w:rPr>
         <w:t xml:space="preserve">→ PIN </w:t>
       </w:r>
       <w:r>
         <w:rPr>
-          <w:rFonts w:hint="eastAsia"/>
+          <w:rFonts w:hint="eastAsia" w:eastAsia="黑体"/>
         </w:rPr>
         <w:t xml:space="preserve">导通电阻减小、插入损耗降低，但偏置功耗与直流泄漏增加。</w:t>
       </w:r>
@@ -1931,7 +2090,7 @@
       </w:pPr>
       <w:r>
         <w:rPr>
-          <w:rFonts w:hint="eastAsia"/>
+          <w:rFonts w:hint="eastAsia" w:eastAsia="黑体"/>
           <w:b/>
           <w:bCs/>
         </w:rPr>
@@ -1939,20 +2098,27 @@
       </w:r>
       <w:r>
         <w:rPr>
+          <w:rFonts w:eastAsia="黑体"/>
           <w:b/>
           <w:bCs/>
         </w:rPr>
         <w:t xml:space="preserve"> ↑</w:t>
       </w:r>
       <w:r>
+        <w:rPr>
+          <w:rFonts w:eastAsia="黑体"/>
+        </w:rPr>
         <w:t xml:space="preserve"> </w:t>
       </w:r>
       <w:r>
+        <w:rPr>
+          <w:rFonts w:eastAsia="黑体"/>
+        </w:rPr>
         <w:t xml:space="preserve">→ </w:t>
       </w:r>
       <w:r>
         <w:rPr>
-          <w:rFonts w:hint="eastAsia"/>
+          <w:rFonts w:hint="eastAsia" w:eastAsia="黑体"/>
         </w:rPr>
         <w:t xml:space="preserve">隔离度提高，但需低于器件击穿。</w:t>
       </w:r>
@@ -1967,7 +2133,7 @@
       </w:pPr>
       <w:r>
         <w:rPr>
-          <w:rFonts w:hint="eastAsia"/>
+          <w:rFonts w:hint="eastAsia" w:eastAsia="黑体"/>
           <w:b/>
           <w:bCs/>
         </w:rPr>
@@ -1975,6 +2141,7 @@
       </w:r>
       <w:r>
         <w:rPr>
+          <w:rFonts w:eastAsia="黑体"/>
           <w:b/>
           <w:bCs/>
         </w:rPr>
@@ -1982,21 +2149,27 @@
       </w:r>
       <w:r>
         <w:rPr>
-          <w:rFonts w:hint="eastAsia"/>
+          <w:rFonts w:hint="eastAsia" w:eastAsia="黑体"/>
           <w:b/>
           <w:bCs/>
         </w:rPr>
         <w:t xml:space="preserve">隔直电容不当</w:t>
       </w:r>
       <w:r>
+        <w:rPr>
+          <w:rFonts w:eastAsia="黑体"/>
+        </w:rPr>
         <w:t xml:space="preserve"> </w:t>
       </w:r>
       <w:r>
+        <w:rPr>
+          <w:rFonts w:eastAsia="黑体"/>
+        </w:rPr>
         <w:t xml:space="preserve">→ </w:t>
       </w:r>
       <w:r>
         <w:rPr>
-          <w:rFonts w:hint="eastAsia"/>
+          <w:rFonts w:hint="eastAsia" w:eastAsia="黑体"/>
         </w:rPr>
         <w:t xml:space="preserve">射频信号泄漏到偏置或直流支路，性能恶化。</w:t>
       </w:r>
@@ -2011,39 +2184,51 @@
       </w:pPr>
       <w:r>
         <w:rPr>
-          <w:rFonts w:hint="eastAsia"/>
+          <w:rFonts w:hint="eastAsia" w:eastAsia="黑体"/>
           <w:b/>
           <w:bCs/>
         </w:rPr>
         <w:t xml:space="preserve">开关切换速度</w:t>
       </w:r>
       <w:r>
+        <w:rPr>
+          <w:rFonts w:eastAsia="黑体"/>
+        </w:rPr>
         <w:t xml:space="preserve"> </w:t>
       </w:r>
       <w:r>
+        <w:rPr>
+          <w:rFonts w:eastAsia="黑体"/>
+        </w:rPr>
         <w:t xml:space="preserve">→ </w:t>
       </w:r>
       <w:r>
         <w:rPr>
-          <w:rFonts w:hint="eastAsia"/>
+          <w:rFonts w:hint="eastAsia" w:eastAsia="黑体"/>
         </w:rPr>
         <w:t xml:space="preserve">由</w:t>
       </w:r>
       <w:r>
+        <w:rPr>
+          <w:rFonts w:eastAsia="黑体"/>
+        </w:rPr>
         <w:t xml:space="preserve"> PIN </w:t>
       </w:r>
       <w:r>
         <w:rPr>
-          <w:rFonts w:hint="eastAsia"/>
+          <w:rFonts w:hint="eastAsia" w:eastAsia="黑体"/>
         </w:rPr>
         <w:t xml:space="preserve">少数载流子寿命或</w:t>
       </w:r>
       <w:r>
+        <w:rPr>
+          <w:rFonts w:eastAsia="黑体"/>
+        </w:rPr>
         <w:t xml:space="preserve"> FET </w:t>
       </w:r>
       <w:r>
         <w:rPr>
-          <w:rFonts w:hint="eastAsia"/>
+          <w:rFonts w:hint="eastAsia" w:eastAsia="黑体"/>
         </w:rPr>
         <w:t xml:space="preserve">栅驱动决定。</w:t>
       </w:r>
@@ -2056,7 +2241,7 @@
       </w:pPr>
       <w:r>
         <w:rPr>
-          <w:rFonts w:hint="eastAsia"/>
+          <w:rFonts w:hint="eastAsia" w:eastAsia="黑体"/>
         </w:rPr>
         <w:t xml:space="preserve">典型参数示例</w:t>
       </w:r>
@@ -2071,20 +2256,26 @@
       </w:pPr>
       <w:r>
         <w:rPr>
-          <w:rFonts w:hint="eastAsia"/>
+          <w:rFonts w:hint="eastAsia" w:eastAsia="黑体"/>
         </w:rPr>
         <w:t xml:space="preserve">取有</w:t>
       </w:r>
       <w:r>
+        <w:rPr>
+          <w:rFonts w:eastAsia="黑体"/>
+        </w:rPr>
         <w:t xml:space="preserve"> PIN </w:t>
       </w:r>
       <w:r>
         <w:rPr>
-          <w:rFonts w:hint="eastAsia"/>
+          <w:rFonts w:hint="eastAsia" w:eastAsia="黑体"/>
         </w:rPr>
         <w:t xml:space="preserve">开关导通电阻</w:t>
       </w:r>
       <w:r>
+        <w:rPr>
+          <w:rFonts w:eastAsia="黑体"/>
+        </w:rPr>
         <w:t xml:space="preserve"> </w:t>
       </w:r>
       <m:oMath>
@@ -2121,11 +2312,14 @@
       </m:oMath>
       <w:r>
         <w:rPr>
-          <w:rFonts w:hint="eastAsia"/>
+          <w:rFonts w:hint="eastAsia" w:eastAsia="黑体"/>
         </w:rPr>
         <w:t xml:space="preserve">、隔离态阻抗</w:t>
       </w:r>
       <w:r>
+        <w:rPr>
+          <w:rFonts w:eastAsia="黑体"/>
+        </w:rPr>
         <w:t xml:space="preserve"> </w:t>
       </w:r>
       <m:oMath>
@@ -2169,25 +2363,31 @@
       </m:oMath>
       <w:r>
         <w:rPr>
-          <w:rFonts w:hint="eastAsia"/>
+          <w:rFonts w:hint="eastAsia" w:eastAsia="黑体"/>
         </w:rPr>
         <w:t xml:space="preserve">（1</w:t>
       </w:r>
       <w:r>
+        <w:rPr>
+          <w:rFonts w:eastAsia="黑体"/>
+        </w:rPr>
         <w:t xml:space="preserve"> </w:t>
       </w:r>
       <w:r>
         <w:rPr>
-          <w:rFonts w:hint="eastAsia"/>
+          <w:rFonts w:hint="eastAsia" w:eastAsia="黑体"/>
         </w:rPr>
         <w:t xml:space="preserve">GHz），隔离度达约</w:t>
       </w:r>
       <w:r>
+        <w:rPr>
+          <w:rFonts w:eastAsia="黑体"/>
+        </w:rPr>
         <w:t xml:space="preserve"> 30 dB </w:t>
       </w:r>
       <w:r>
         <w:rPr>
-          <w:rFonts w:hint="eastAsia"/>
+          <w:rFonts w:hint="eastAsia" w:eastAsia="黑体"/>
         </w:rPr>
         <w:t xml:space="preserve">以上。</w:t>
       </w:r>
@@ -2202,11 +2402,14 @@
       </w:pPr>
       <w:r>
         <w:rPr>
-          <w:rFonts w:hint="eastAsia"/>
+          <w:rFonts w:hint="eastAsia" w:eastAsia="黑体"/>
         </w:rPr>
         <w:t xml:space="preserve">取</w:t>
       </w:r>
       <w:r>
+        <w:rPr>
+          <w:rFonts w:eastAsia="黑体"/>
+        </w:rPr>
         <w:t xml:space="preserve"> </w:t>
       </w:r>
       <m:oMath>
@@ -2224,9 +2427,15 @@
         </m:r>
       </m:oMath>
       <w:r>
+        <w:rPr>
+          <w:rFonts w:eastAsia="黑体"/>
+        </w:rPr>
         <w:t xml:space="preserve"> </w:t>
       </w:r>
       <w:r>
+        <w:rPr>
+          <w:rFonts w:eastAsia="黑体"/>
+        </w:rPr>
         <w:t xml:space="preserve">GHz、</w:t>
       </w:r>
       <m:oMath>
@@ -2244,11 +2453,14 @@
         </m:r>
       </m:oMath>
       <w:r>
+        <w:rPr>
+          <w:rFonts w:eastAsia="黑体"/>
+        </w:rPr>
         <w:t xml:space="preserve"> </w:t>
       </w:r>
       <w:r>
         <w:rPr>
-          <w:rFonts w:hint="eastAsia"/>
+          <w:rFonts w:hint="eastAsia" w:eastAsia="黑体"/>
         </w:rPr>
         <w:t xml:space="preserve">pF：</w:t>
       </w:r>
@@ -2379,7 +2591,7 @@
       </m:oMath>
       <w:r>
         <w:rPr>
-          <w:rFonts w:hint="eastAsia"/>
+          <w:rFonts w:hint="eastAsia" w:eastAsia="黑体"/>
         </w:rPr>
         <w:t xml:space="preserve">，满足隔直。</w:t>
       </w:r>
@@ -2392,7 +2604,7 @@
       </w:pPr>
       <w:r>
         <w:rPr>
-          <w:rFonts w:hint="eastAsia"/>
+          <w:rFonts w:hint="eastAsia" w:eastAsia="黑体"/>
         </w:rPr>
         <w:t xml:space="preserve">常见器件型号</w:t>
       </w:r>
@@ -2406,11 +2618,14 @@
         </w:numPr>
       </w:pPr>
       <w:r>
+        <w:rPr>
+          <w:rFonts w:eastAsia="黑体"/>
+        </w:rPr>
         <w:t xml:space="preserve">PIN </w:t>
       </w:r>
       <w:r>
         <w:rPr>
-          <w:rFonts w:hint="eastAsia"/>
+          <w:rFonts w:hint="eastAsia" w:eastAsia="黑体"/>
         </w:rPr>
         <w:t xml:space="preserve">二极管：BAP64、BAR64、SMP1320、HSMP-3814。</w:t>
       </w:r>
@@ -2425,16 +2640,19 @@
       </w:pPr>
       <w:r>
         <w:rPr>
-          <w:rFonts w:hint="eastAsia"/>
+          <w:rFonts w:hint="eastAsia" w:eastAsia="黑体"/>
         </w:rPr>
         <w:t xml:space="preserve">集成射频开关：SKY13350、PE4259、ADG918（FET</w:t>
       </w:r>
       <w:r>
+        <w:rPr>
+          <w:rFonts w:eastAsia="黑体"/>
+        </w:rPr>
         <w:t xml:space="preserve"> </w:t>
       </w:r>
       <w:r>
         <w:rPr>
-          <w:rFonts w:hint="eastAsia"/>
+          <w:rFonts w:hint="eastAsia" w:eastAsia="黑体"/>
         </w:rPr>
         <w:t xml:space="preserve">型）。</w:t>
       </w:r>
@@ -2449,16 +2667,19 @@
       </w:pPr>
       <w:r>
         <w:rPr>
-          <w:rFonts w:hint="eastAsia"/>
+          <w:rFonts w:hint="eastAsia" w:eastAsia="黑体"/>
         </w:rPr>
         <w:t xml:space="preserve">常用：Mini-Circuits</w:t>
       </w:r>
       <w:r>
+        <w:rPr>
+          <w:rFonts w:eastAsia="黑体"/>
+        </w:rPr>
         <w:t xml:space="preserve"> </w:t>
       </w:r>
       <w:r>
         <w:rPr>
-          <w:rFonts w:hint="eastAsia"/>
+          <w:rFonts w:hint="eastAsia" w:eastAsia="黑体"/>
         </w:rPr>
         <w:t xml:space="preserve">射频开关模块（按需选型）。</w:t>
       </w:r>
@@ -2471,7 +2692,7 @@
       </w:pPr>
       <w:r>
         <w:rPr>
-          <w:rFonts w:hint="eastAsia"/>
+          <w:rFonts w:hint="eastAsia" w:eastAsia="黑体"/>
         </w:rPr>
         <w:t xml:space="preserve">注意事项</w:t>
       </w:r>
@@ -2486,7 +2707,7 @@
       </w:pPr>
       <w:r>
         <w:rPr>
-          <w:rFonts w:hint="eastAsia"/>
+          <w:rFonts w:hint="eastAsia" w:eastAsia="黑体"/>
         </w:rPr>
         <w:t xml:space="preserve">需在开关前后加隔直电容，防止直流偏置进入射频端。</w:t>
       </w:r>
@@ -2501,16 +2722,19 @@
       </w:pPr>
       <w:r>
         <w:rPr>
-          <w:rFonts w:hint="eastAsia"/>
+          <w:rFonts w:hint="eastAsia" w:eastAsia="黑体"/>
         </w:rPr>
         <w:t xml:space="preserve">高功率开关关注</w:t>
       </w:r>
       <w:r>
+        <w:rPr>
+          <w:rFonts w:eastAsia="黑体"/>
+        </w:rPr>
         <w:t xml:space="preserve"> 1 dB </w:t>
       </w:r>
       <w:r>
         <w:rPr>
-          <w:rFonts w:hint="eastAsia"/>
+          <w:rFonts w:hint="eastAsia" w:eastAsia="黑体"/>
         </w:rPr>
         <w:t xml:space="preserve">压缩点与峰值耐压，避免击穿。</w:t>
       </w:r>
@@ -2525,7 +2749,7 @@
       </w:pPr>
       <w:r>
         <w:rPr>
-          <w:rFonts w:hint="eastAsia"/>
+          <w:rFonts w:hint="eastAsia" w:eastAsia="黑体"/>
         </w:rPr>
         <w:t xml:space="preserve">偏置电路（扼流圈/电阻）要保证对射频无影响。</w:t>
       </w:r>
@@ -2539,11 +2763,14 @@
         </w:numPr>
       </w:pPr>
       <w:r>
+        <w:rPr>
+          <w:rFonts w:eastAsia="黑体"/>
+        </w:rPr>
         <w:t xml:space="preserve">FET </w:t>
       </w:r>
       <w:r>
         <w:rPr>
-          <w:rFonts w:hint="eastAsia"/>
+          <w:rFonts w:hint="eastAsia" w:eastAsia="黑体"/>
         </w:rPr>
         <w:t xml:space="preserve">开关注意栅极偏置与开关速度、功率容量。</w:t>
       </w:r>
@@ -2556,7 +2783,7 @@
       </w:pPr>
       <w:r>
         <w:rPr>
-          <w:rFonts w:hint="eastAsia"/>
+          <w:rFonts w:hint="eastAsia" w:eastAsia="黑体"/>
         </w:rPr>
         <w:t xml:space="preserve">参考资料</w:t>
       </w:r>
@@ -2570,6 +2797,9 @@
         </w:numPr>
       </w:pPr>
       <w:r>
+        <w:rPr>
+          <w:rFonts w:eastAsia="黑体"/>
+        </w:rPr>
         <w:t xml:space="preserve">Wikipedia: PIN diode。</w:t>
       </w:r>
     </w:p>
@@ -2582,20 +2812,26 @@
         </w:numPr>
       </w:pPr>
       <w:r>
+        <w:rPr>
+          <w:rFonts w:eastAsia="黑体"/>
+        </w:rPr>
         <w:t xml:space="preserve">Skyworks PIN </w:t>
       </w:r>
       <w:r>
         <w:rPr>
-          <w:rFonts w:hint="eastAsia"/>
+          <w:rFonts w:hint="eastAsia" w:eastAsia="黑体"/>
         </w:rPr>
         <w:t xml:space="preserve">二极管应用说明（AN2001</w:t>
       </w:r>
       <w:r>
+        <w:rPr>
+          <w:rFonts w:eastAsia="黑体"/>
+        </w:rPr>
         <w:t xml:space="preserve"> </w:t>
       </w:r>
       <w:r>
         <w:rPr>
-          <w:rFonts w:hint="eastAsia"/>
+          <w:rFonts w:hint="eastAsia" w:eastAsia="黑体"/>
         </w:rPr>
         <w:t xml:space="preserve">等）。</w:t>
       </w:r>
@@ -2610,7 +2846,7 @@
       </w:pPr>
       <w:r>
         <w:rPr>
-          <w:rFonts w:hint="eastAsia"/>
+          <w:rFonts w:hint="eastAsia" w:eastAsia="黑体"/>
         </w:rPr>
         <w:t xml:space="preserve">《射频电路设计——理论与应用》。</w:t>
       </w:r>
@@ -2624,11 +2860,11 @@
       </w:pPr>
       <w:r>
         <w:rPr>
-          <w:rFonts w:ascii="Times New Roman" w:hAnsi="Times New Roman"/>
+          <w:rFonts w:ascii="Times New Roman" w:hAnsi="Times New Roman" w:eastAsia="黑体"/>
           <w:color w:val="555555"/>
           <w:sz w:val="21"/>
         </w:rPr>
-        <w:t>材料收集者：杜文杰</w:t>
+        <w:t>材料收集者：杜文杰，WX手机：19519196569，QQ:3478827729</w:t>
       </w:r>
     </w:p>
     <w:sectPr>
@@ -2648,7 +2884,7 @@
 </file>
 
 <file path=word/footer1.xml><?xml version="1.0" encoding="utf-8"?>
-<w:ftr xmlns:m="http://schemas.openxmlformats.org/officeDocument/2006/math" xmlns:mc="http://schemas.openxmlformats.org/markup-compatibility/2006" xmlns:mo="http://schemas.microsoft.com/office/mac/office/2008/main" xmlns:mv="urn:schemas-microsoft-com:mac:vml" xmlns:o="urn:schemas-microsoft-com:office:office" xmlns:r="http://schemas.openxmlformats.org/officeDocument/2006/relationships" xmlns:v="urn:schemas-microsoft-com:vml" xmlns:w10="urn:schemas-microsoft-com:office:word" xmlns:w14="http://schemas.microsoft.com/office/word/2010/wordml" xmlns:w="http://schemas.openxmlformats.org/wordprocessingml/2006/main" xmlns:wne="http://schemas.microsoft.com/office/word/2006/wordml" xmlns:wp14="http://schemas.microsoft.com/office/word/2010/wordprocessingDrawing" xmlns:wp="http://schemas.openxmlformats.org/drawingml/2006/wordprocessingDrawing" xmlns:wpc="http://schemas.microsoft.com/office/word/2010/wordprocessingCanvas" xmlns:wpg="http://schemas.microsoft.com/office/word/2010/wordprocessingGroup" xmlns:wpi="http://schemas.microsoft.com/office/word/2010/wordprocessingInk" xmlns:wps="http://schemas.microsoft.com/office/word/2010/wordprocessingShape" mc:Ignorable="w14 wp14">
+<w:ftr xmlns:mc="http://schemas.openxmlformats.org/markup-compatibility/2006" xmlns:w="http://schemas.openxmlformats.org/wordprocessingml/2006/main" xmlns:m="http://schemas.openxmlformats.org/officeDocument/2006/math" xmlns:mo="http://schemas.microsoft.com/office/mac/office/2008/main" xmlns:mv="urn:schemas-microsoft-com:mac:vml" xmlns:o="urn:schemas-microsoft-com:office:office" xmlns:r="http://schemas.openxmlformats.org/officeDocument/2006/relationships" xmlns:v="urn:schemas-microsoft-com:vml" xmlns:w10="urn:schemas-microsoft-com:office:word" xmlns:w14="http://schemas.microsoft.com/office/word/2010/wordml" xmlns:wne="http://schemas.microsoft.com/office/word/2006/wordml" xmlns:wp14="http://schemas.microsoft.com/office/word/2010/wordprocessingDrawing" xmlns:wp="http://schemas.openxmlformats.org/drawingml/2006/wordprocessingDrawing" xmlns:wpc="http://schemas.microsoft.com/office/word/2010/wordprocessingCanvas" xmlns:wpg="http://schemas.microsoft.com/office/word/2010/wordprocessingGroup" xmlns:wpi="http://schemas.microsoft.com/office/word/2010/wordprocessingInk" xmlns:wps="http://schemas.microsoft.com/office/word/2010/wordprocessingShape" mc:Ignorable="w14 wp14">
   <w:p>
     <w:pPr>
       <w:pStyle w:val="Footer"/>
@@ -2656,12 +2892,14 @@
     </w:pPr>
     <w:r>
       <w:rPr>
+        <w:rFonts w:eastAsia="黑体"/>
         <w:sz w:val="18"/>
       </w:rPr>
       <w:t xml:space="preserve">第 </w:t>
     </w:r>
     <w:r>
       <w:rPr>
+        <w:rFonts w:eastAsia="黑体"/>
         <w:sz w:val="18"/>
       </w:rPr>
       <w:fldChar w:fldCharType="begin"/>
@@ -2670,6 +2908,7 @@
     </w:r>
     <w:r>
       <w:rPr>
+        <w:rFonts w:eastAsia="黑体"/>
         <w:sz w:val="18"/>
       </w:rPr>
       <w:t xml:space="preserve"> 页</w:t>
@@ -2683,6 +2922,9 @@
   <w:footnote w:type="continuationSeparator" w:id="0">
     <w:p>
       <w:r>
+        <w:rPr>
+          <w:rFonts w:eastAsia="黑体"/>
+        </w:rPr>
         <w:continuationSeparator/>
       </w:r>
     </w:p>
@@ -2690,6 +2932,9 @@
   <w:footnote w:type="separator" w:id="-1">
     <w:p>
       <w:r>
+        <w:rPr>
+          <w:rFonts w:eastAsia="黑体"/>
+        </w:rPr>
         <w:separator/>
       </w:r>
     </w:p>
@@ -2698,7 +2943,7 @@
 </file>
 
 <file path=word/header1.xml><?xml version="1.0" encoding="utf-8"?>
-<w:hdr xmlns:m="http://schemas.openxmlformats.org/officeDocument/2006/math" xmlns:mc="http://schemas.openxmlformats.org/markup-compatibility/2006" xmlns:mo="http://schemas.microsoft.com/office/mac/office/2008/main" xmlns:mv="urn:schemas-microsoft-com:mac:vml" xmlns:o="urn:schemas-microsoft-com:office:office" xmlns:r="http://schemas.openxmlformats.org/officeDocument/2006/relationships" xmlns:v="urn:schemas-microsoft-com:vml" xmlns:w10="urn:schemas-microsoft-com:office:word" xmlns:w14="http://schemas.microsoft.com/office/word/2010/wordml" xmlns:w="http://schemas.openxmlformats.org/wordprocessingml/2006/main" xmlns:wne="http://schemas.microsoft.com/office/word/2006/wordml" xmlns:wp14="http://schemas.microsoft.com/office/word/2010/wordprocessingDrawing" xmlns:wp="http://schemas.openxmlformats.org/drawingml/2006/wordprocessingDrawing" xmlns:wpc="http://schemas.microsoft.com/office/word/2010/wordprocessingCanvas" xmlns:wpg="http://schemas.microsoft.com/office/word/2010/wordprocessingGroup" xmlns:wpi="http://schemas.microsoft.com/office/word/2010/wordprocessingInk" xmlns:wps="http://schemas.microsoft.com/office/word/2010/wordprocessingShape" mc:Ignorable="w14 wp14">
+<w:hdr xmlns:mc="http://schemas.openxmlformats.org/markup-compatibility/2006" xmlns:w="http://schemas.openxmlformats.org/wordprocessingml/2006/main" xmlns:m="http://schemas.openxmlformats.org/officeDocument/2006/math" xmlns:mo="http://schemas.microsoft.com/office/mac/office/2008/main" xmlns:mv="urn:schemas-microsoft-com:mac:vml" xmlns:o="urn:schemas-microsoft-com:office:office" xmlns:r="http://schemas.openxmlformats.org/officeDocument/2006/relationships" xmlns:v="urn:schemas-microsoft-com:vml" xmlns:w10="urn:schemas-microsoft-com:office:word" xmlns:w14="http://schemas.microsoft.com/office/word/2010/wordml" xmlns:wne="http://schemas.microsoft.com/office/word/2006/wordml" xmlns:wp14="http://schemas.microsoft.com/office/word/2010/wordprocessingDrawing" xmlns:wp="http://schemas.openxmlformats.org/drawingml/2006/wordprocessingDrawing" xmlns:wpc="http://schemas.microsoft.com/office/word/2010/wordprocessingCanvas" xmlns:wpg="http://schemas.microsoft.com/office/word/2010/wordprocessingGroup" xmlns:wpi="http://schemas.microsoft.com/office/word/2010/wordprocessingInk" xmlns:wps="http://schemas.microsoft.com/office/word/2010/wordprocessingShape" mc:Ignorable="w14 wp14">
   <w:p>
     <w:pPr>
       <w:pStyle w:val="Header"/>
@@ -2706,7 +2951,7 @@
     </w:pPr>
     <w:r>
       <w:rPr>
-        <w:rFonts w:ascii="Times New Roman" w:hAnsi="Times New Roman"/>
+        <w:rFonts w:ascii="Times New Roman" w:hAnsi="Times New Roman" w:eastAsia="黑体"/>
         <w:sz w:val="18"/>
         <w:rFonts w:eastAsia="黑体"/>
         <w:rFonts w:eastAsia="黑体"/>
@@ -2718,7 +2963,7 @@
 </file>
 
 <file path=word/numbering.xml><?xml version="1.0" encoding="utf-8"?>
-<w:numbering xmlns:m="http://schemas.openxmlformats.org/officeDocument/2006/math" xmlns:mc="http://schemas.openxmlformats.org/markup-compatibility/2006" xmlns:mo="http://schemas.microsoft.com/office/mac/office/2008/main" xmlns:mv="urn:schemas-microsoft-com:mac:vml" xmlns:o="urn:schemas-microsoft-com:office:office" xmlns:r="http://schemas.openxmlformats.org/officeDocument/2006/relationships" xmlns:v="urn:schemas-microsoft-com:vml" xmlns:w="http://schemas.openxmlformats.org/wordprocessingml/2006/main" xmlns:w10="urn:schemas-microsoft-com:office:word" xmlns:w14="http://schemas.microsoft.com/office/word/2010/wordml" xmlns:wne="http://schemas.microsoft.com/office/word/2006/wordml" xmlns:wp="http://schemas.openxmlformats.org/drawingml/2006/wordprocessingDrawing" xmlns:wp14="http://schemas.microsoft.com/office/word/2010/wordprocessingDrawing" xmlns:wpc="http://schemas.microsoft.com/office/word/2010/wordprocessingCanvas" xmlns:wpg="http://schemas.microsoft.com/office/word/2010/wordprocessingGroup" xmlns:wpi="http://schemas.microsoft.com/office/word/2010/wordprocessingInk" xmlns:wps="http://schemas.microsoft.com/office/word/2010/wordprocessingShape" mc:Ignorable="w14 wp14">
+<w:numbering xmlns:mc="http://schemas.openxmlformats.org/markup-compatibility/2006" xmlns:w="http://schemas.openxmlformats.org/wordprocessingml/2006/main" xmlns:m="http://schemas.openxmlformats.org/officeDocument/2006/math" xmlns:mo="http://schemas.microsoft.com/office/mac/office/2008/main" xmlns:mv="urn:schemas-microsoft-com:mac:vml" xmlns:o="urn:schemas-microsoft-com:office:office" xmlns:r="http://schemas.openxmlformats.org/officeDocument/2006/relationships" xmlns:v="urn:schemas-microsoft-com:vml" xmlns:w10="urn:schemas-microsoft-com:office:word" xmlns:w14="http://schemas.microsoft.com/office/word/2010/wordml" xmlns:wne="http://schemas.microsoft.com/office/word/2006/wordml" xmlns:wp="http://schemas.openxmlformats.org/drawingml/2006/wordprocessingDrawing" xmlns:wp14="http://schemas.microsoft.com/office/word/2010/wordprocessingDrawing" xmlns:wpc="http://schemas.microsoft.com/office/word/2010/wordprocessingCanvas" xmlns:wpg="http://schemas.microsoft.com/office/word/2010/wordprocessingGroup" xmlns:wpi="http://schemas.microsoft.com/office/word/2010/wordprocessingInk" xmlns:wps="http://schemas.microsoft.com/office/word/2010/wordprocessingShape" mc:Ignorable="w14 wp14">
   <w:abstractNum w:abstractNumId="0">
     <w:nsid w:val="FFFFFF7C"/>
     <w:multiLevelType w:val="singleLevel"/>
@@ -2805,7 +3050,7 @@
         <w:ind w:hanging="360" w:left="1440"/>
       </w:pPr>
       <w:rPr>
-        <w:rFonts w:ascii="Symbol" w:hAnsi="Symbol" w:hint="default"/>
+        <w:rFonts w:ascii="Symbol" w:hAnsi="Symbol" w:hint="default" w:eastAsia="黑体"/>
       </w:rPr>
     </w:lvl>
   </w:abstractNum>
@@ -2826,7 +3071,7 @@
         <w:ind w:hanging="360" w:left="1080"/>
       </w:pPr>
       <w:rPr>
-        <w:rFonts w:ascii="Symbol" w:hAnsi="Symbol" w:hint="default"/>
+        <w:rFonts w:ascii="Symbol" w:hAnsi="Symbol" w:hint="default" w:eastAsia="黑体"/>
       </w:rPr>
     </w:lvl>
   </w:abstractNum>
@@ -2847,7 +3092,7 @@
         <w:ind w:hanging="360" w:left="720"/>
       </w:pPr>
       <w:rPr>
-        <w:rFonts w:ascii="Symbol" w:hAnsi="Symbol" w:hint="default"/>
+        <w:rFonts w:ascii="Symbol" w:hAnsi="Symbol" w:hint="default" w:eastAsia="黑体"/>
       </w:rPr>
     </w:lvl>
   </w:abstractNum>
@@ -2886,7 +3131,7 @@
         <w:ind w:hanging="360" w:left="360"/>
       </w:pPr>
       <w:rPr>
-        <w:rFonts w:ascii="Symbol" w:hAnsi="Symbol" w:hint="default"/>
+        <w:rFonts w:ascii="Symbol" w:hAnsi="Symbol" w:hint="default" w:eastAsia="黑体"/>
       </w:rPr>
     </w:lvl>
   </w:abstractNum>
@@ -2977,7 +3222,7 @@
         <w:ind w:left="720" w:hanging="360"/>
       </w:pPr>
       <w:rPr>
-        <w:rFonts w:ascii="Symbol" w:hAnsi="Symbol" w:cs="Symbol" w:hint="default"/>
+        <w:rFonts w:ascii="Symbol" w:hAnsi="Symbol" w:cs="Symbol" w:hint="default" w:eastAsia="黑体"/>
       </w:rPr>
     </w:lvl>
     <w:lvl w:ilvl="1">
@@ -2988,7 +3233,7 @@
         <w:ind w:left="1440" w:hanging="360"/>
       </w:pPr>
       <w:rPr>
-        <w:rFonts w:ascii="Courier New" w:hAnsi="Courier New" w:cs="Courier New" w:hint="default"/>
+        <w:rFonts w:ascii="Courier New" w:hAnsi="Courier New" w:cs="Courier New" w:hint="default" w:eastAsia="黑体"/>
       </w:rPr>
     </w:lvl>
     <w:lvl w:ilvl="2">
@@ -2999,7 +3244,7 @@
         <w:ind w:left="2160" w:hanging="360"/>
       </w:pPr>
       <w:rPr>
-        <w:rFonts w:ascii="Wingdings" w:hAnsi="Wingdings" w:cs="Wingdings" w:hint="default"/>
+        <w:rFonts w:ascii="Wingdings" w:hAnsi="Wingdings" w:cs="Wingdings" w:hint="default" w:eastAsia="黑体"/>
       </w:rPr>
     </w:lvl>
     <w:lvl w:ilvl="3">
@@ -3010,7 +3255,7 @@
         <w:ind w:left="2880" w:hanging="360"/>
       </w:pPr>
       <w:rPr>
-        <w:rFonts w:ascii="Symbol" w:hAnsi="Symbol" w:cs="Symbol" w:hint="default"/>
+        <w:rFonts w:ascii="Symbol" w:hAnsi="Symbol" w:cs="Symbol" w:hint="default" w:eastAsia="黑体"/>
       </w:rPr>
     </w:lvl>
     <w:lvl w:ilvl="4">
@@ -3021,7 +3266,7 @@
         <w:ind w:left="3600" w:hanging="360"/>
       </w:pPr>
       <w:rPr>
-        <w:rFonts w:ascii="Courier New" w:hAnsi="Courier New" w:cs="Courier New" w:hint="default"/>
+        <w:rFonts w:ascii="Courier New" w:hAnsi="Courier New" w:cs="Courier New" w:hint="default" w:eastAsia="黑体"/>
       </w:rPr>
     </w:lvl>
     <w:lvl w:ilvl="5">
@@ -3032,7 +3277,7 @@
         <w:ind w:left="4320" w:hanging="360"/>
       </w:pPr>
       <w:rPr>
-        <w:rFonts w:ascii="Wingdings" w:hAnsi="Wingdings" w:cs="Wingdings" w:hint="default"/>
+        <w:rFonts w:ascii="Wingdings" w:hAnsi="Wingdings" w:cs="Wingdings" w:hint="default" w:eastAsia="黑体"/>
       </w:rPr>
     </w:lvl>
     <w:lvl w:ilvl="6">
@@ -3043,7 +3288,7 @@
         <w:ind w:left="5040" w:hanging="360"/>
       </w:pPr>
       <w:rPr>
-        <w:rFonts w:ascii="Symbol" w:hAnsi="Symbol" w:cs="Symbol" w:hint="default"/>
+        <w:rFonts w:ascii="Symbol" w:hAnsi="Symbol" w:cs="Symbol" w:hint="default" w:eastAsia="黑体"/>
       </w:rPr>
     </w:lvl>
     <w:lvl w:ilvl="7">
@@ -3054,7 +3299,7 @@
         <w:ind w:left="5760" w:hanging="360"/>
       </w:pPr>
       <w:rPr>
-        <w:rFonts w:ascii="Courier New" w:hAnsi="Courier New" w:cs="Courier New" w:hint="default"/>
+        <w:rFonts w:ascii="Courier New" w:hAnsi="Courier New" w:cs="Courier New" w:hint="default" w:eastAsia="黑体"/>
       </w:rPr>
     </w:lvl>
     <w:lvl w:ilvl="8">
@@ -3065,7 +3310,7 @@
         <w:ind w:left="6480" w:hanging="360"/>
       </w:pPr>
       <w:rPr>
-        <w:rFonts w:ascii="Wingdings" w:hAnsi="Wingdings" w:cs="Wingdings" w:hint="default"/>
+        <w:rFonts w:ascii="Wingdings" w:hAnsi="Wingdings" w:cs="Wingdings" w:hint="default" w:eastAsia="黑体"/>
       </w:rPr>
     </w:lvl>
   </w:abstractNum>
@@ -3121,11 +3366,11 @@
 </file>
 
 <file path=word/styles.xml><?xml version="1.0" encoding="utf-8"?>
-<w:styles xmlns:mc="http://schemas.openxmlformats.org/markup-compatibility/2006" xmlns:r="http://schemas.openxmlformats.org/officeDocument/2006/relationships" xmlns:w="http://schemas.openxmlformats.org/wordprocessingml/2006/main" xmlns:w14="http://schemas.microsoft.com/office/word/2010/wordml" mc:Ignorable="w14">
+<w:styles xmlns:mc="http://schemas.openxmlformats.org/markup-compatibility/2006" xmlns:w="http://schemas.openxmlformats.org/wordprocessingml/2006/main" xmlns:r="http://schemas.openxmlformats.org/officeDocument/2006/relationships" xmlns:w14="http://schemas.microsoft.com/office/word/2010/wordml" mc:Ignorable="w14">
   <w:docDefaults>
     <w:rPrDefault>
       <w:rPr>
-        <w:rFonts w:asciiTheme="minorHAnsi" w:cstheme="minorBidi" w:eastAsiaTheme="minorEastAsia" w:hAnsiTheme="minorHAnsi"/>
+        <w:rFonts w:asciiTheme="minorHAnsi" w:cstheme="minorBidi" w:hAnsiTheme="minorHAnsi" w:eastAsia="黑体"/>
         <w:sz w:val="22"/>
         <w:szCs w:val="22"/>
         <w:lang w:bidi="ar-SA" w:eastAsia="en-US" w:val="en-US"/>
@@ -3347,7 +3592,7 @@
       <w:outlineLvl w:val="0"/>
     </w:pPr>
     <w:rPr>
-      <w:rFonts w:ascii="Times New Roman" w:asciiTheme="majorHAnsi" w:cstheme="majorBidi" w:eastAsia="黑体" w:eastAsiaTheme="majorEastAsia" w:hAnsi="Times New Roman" w:hAnsiTheme="majorHAnsi"/>
+      <w:rFonts w:ascii="Times New Roman" w:asciiTheme="majorHAnsi" w:cstheme="majorBidi" w:eastAsia="黑体" w:hAnsi="Times New Roman" w:hAnsiTheme="majorHAnsi"/>
       <w:b/>
       <w:bCs/>
       <w:color w:val="1F3864"/>
@@ -3371,7 +3616,7 @@
       <w:outlineLvl w:val="1"/>
     </w:pPr>
     <w:rPr>
-      <w:rFonts w:ascii="Times New Roman" w:asciiTheme="majorHAnsi" w:cstheme="majorBidi" w:eastAsia="黑体" w:eastAsiaTheme="majorEastAsia" w:hAnsi="Times New Roman" w:hAnsiTheme="majorHAnsi"/>
+      <w:rFonts w:ascii="Times New Roman" w:asciiTheme="majorHAnsi" w:cstheme="majorBidi" w:eastAsia="黑体" w:hAnsi="Times New Roman" w:hAnsiTheme="majorHAnsi"/>
       <w:b/>
       <w:bCs/>
       <w:color w:val="2E4E7E"/>
@@ -3395,7 +3640,7 @@
       <w:outlineLvl w:val="2"/>
     </w:pPr>
     <w:rPr>
-      <w:rFonts w:ascii="Times New Roman" w:asciiTheme="majorHAnsi" w:cstheme="majorBidi" w:eastAsia="黑体" w:eastAsiaTheme="majorEastAsia" w:hAnsi="Times New Roman" w:hAnsiTheme="majorHAnsi"/>
+      <w:rFonts w:ascii="Times New Roman" w:asciiTheme="majorHAnsi" w:cstheme="majorBidi" w:eastAsia="黑体" w:hAnsi="Times New Roman" w:hAnsiTheme="majorHAnsi"/>
       <w:b/>
       <w:bCs/>
       <w:color w:val="2E4E7E"/>
@@ -3419,7 +3664,7 @@
       <w:outlineLvl w:val="3"/>
     </w:pPr>
     <w:rPr>
-      <w:rFonts w:ascii="Times New Roman" w:asciiTheme="majorHAnsi" w:cstheme="majorBidi" w:eastAsia="黑体" w:eastAsiaTheme="majorEastAsia" w:hAnsi="Times New Roman" w:hAnsiTheme="majorHAnsi"/>
+      <w:rFonts w:ascii="Times New Roman" w:asciiTheme="majorHAnsi" w:cstheme="majorBidi" w:eastAsia="黑体" w:hAnsi="Times New Roman" w:hAnsiTheme="majorHAnsi"/>
       <w:b/>
       <w:bCs/>
       <w:i/>
@@ -3445,7 +3690,7 @@
       <w:outlineLvl w:val="4"/>
     </w:pPr>
     <w:rPr>
-      <w:rFonts w:ascii="Times New Roman" w:asciiTheme="majorHAnsi" w:cstheme="majorBidi" w:eastAsia="黑体" w:eastAsiaTheme="majorEastAsia" w:hAnsi="Times New Roman" w:hAnsiTheme="majorHAnsi"/>
+      <w:rFonts w:ascii="Times New Roman" w:asciiTheme="majorHAnsi" w:cstheme="majorBidi" w:eastAsia="黑体" w:hAnsi="Times New Roman" w:hAnsiTheme="majorHAnsi"/>
       <w:b/>
       <w:color w:val="333333"/>
       <w:sz w:val="22"/>
@@ -3468,7 +3713,7 @@
       <w:outlineLvl w:val="5"/>
     </w:pPr>
     <w:rPr>
-      <w:rFonts w:asciiTheme="majorHAnsi" w:cstheme="majorBidi" w:eastAsiaTheme="majorEastAsia" w:hAnsiTheme="majorHAnsi"/>
+      <w:rFonts w:asciiTheme="majorHAnsi" w:cstheme="majorBidi" w:hAnsiTheme="majorHAnsi" w:eastAsia="黑体"/>
       <w:i/>
       <w:iCs/>
       <w:color w:themeColor="accent1" w:themeShade="7F" w:val="243F60"/>
@@ -3491,7 +3736,7 @@
       <w:outlineLvl w:val="6"/>
     </w:pPr>
     <w:rPr>
-      <w:rFonts w:asciiTheme="majorHAnsi" w:cstheme="majorBidi" w:eastAsiaTheme="majorEastAsia" w:hAnsiTheme="majorHAnsi"/>
+      <w:rFonts w:asciiTheme="majorHAnsi" w:cstheme="majorBidi" w:hAnsiTheme="majorHAnsi" w:eastAsia="黑体"/>
       <w:i/>
       <w:iCs/>
       <w:color w:themeColor="text1" w:themeTint="BF" w:val="404040"/>
@@ -3514,7 +3759,7 @@
       <w:outlineLvl w:val="7"/>
     </w:pPr>
     <w:rPr>
-      <w:rFonts w:asciiTheme="majorHAnsi" w:cstheme="majorBidi" w:eastAsiaTheme="majorEastAsia" w:hAnsiTheme="majorHAnsi"/>
+      <w:rFonts w:asciiTheme="majorHAnsi" w:cstheme="majorBidi" w:hAnsiTheme="majorHAnsi" w:eastAsia="黑体"/>
       <w:color w:themeColor="accent1" w:val="4F81BD"/>
       <w:sz w:val="20"/>
       <w:szCs w:val="20"/>
@@ -3537,7 +3782,7 @@
       <w:outlineLvl w:val="8"/>
     </w:pPr>
     <w:rPr>
-      <w:rFonts w:asciiTheme="majorHAnsi" w:cstheme="majorBidi" w:eastAsiaTheme="majorEastAsia" w:hAnsiTheme="majorHAnsi"/>
+      <w:rFonts w:asciiTheme="majorHAnsi" w:cstheme="majorBidi" w:hAnsiTheme="majorHAnsi" w:eastAsia="黑体"/>
       <w:i/>
       <w:iCs/>
       <w:color w:themeColor="text1" w:themeTint="BF" w:val="404040"/>
@@ -3588,7 +3833,7 @@
     <w:uiPriority w:val="9"/>
     <w:rsid w:val="00FC693F"/>
     <w:rPr>
-      <w:rFonts w:asciiTheme="majorHAnsi" w:cstheme="majorBidi" w:eastAsiaTheme="majorEastAsia" w:hAnsiTheme="majorHAnsi"/>
+      <w:rFonts w:asciiTheme="majorHAnsi" w:cstheme="majorBidi" w:hAnsiTheme="majorHAnsi" w:eastAsia="黑体"/>
       <w:b/>
       <w:bCs/>
       <w:color w:themeColor="accent1" w:themeShade="BF" w:val="365F91"/>
@@ -3603,7 +3848,7 @@
     <w:uiPriority w:val="9"/>
     <w:rsid w:val="00FC693F"/>
     <w:rPr>
-      <w:rFonts w:asciiTheme="majorHAnsi" w:cstheme="majorBidi" w:eastAsiaTheme="majorEastAsia" w:hAnsiTheme="majorHAnsi"/>
+      <w:rFonts w:asciiTheme="majorHAnsi" w:cstheme="majorBidi" w:hAnsiTheme="majorHAnsi" w:eastAsia="黑体"/>
       <w:b/>
       <w:bCs/>
       <w:color w:themeColor="accent1" w:val="4F81BD"/>
@@ -3618,7 +3863,7 @@
     <w:uiPriority w:val="9"/>
     <w:rsid w:val="00FC693F"/>
     <w:rPr>
-      <w:rFonts w:asciiTheme="majorHAnsi" w:cstheme="majorBidi" w:eastAsiaTheme="majorEastAsia" w:hAnsiTheme="majorHAnsi"/>
+      <w:rFonts w:asciiTheme="majorHAnsi" w:cstheme="majorBidi" w:hAnsiTheme="majorHAnsi" w:eastAsia="黑体"/>
       <w:b/>
       <w:bCs/>
       <w:color w:themeColor="accent1" w:val="4F81BD"/>
@@ -3641,7 +3886,7 @@
       <w:contextualSpacing/>
     </w:pPr>
     <w:rPr>
-      <w:rFonts w:ascii="Times New Roman" w:asciiTheme="majorHAnsi" w:cstheme="majorBidi" w:eastAsia="黑体" w:eastAsiaTheme="majorEastAsia" w:hAnsi="Times New Roman" w:hAnsiTheme="majorHAnsi"/>
+      <w:rFonts w:ascii="Times New Roman" w:asciiTheme="majorHAnsi" w:cstheme="majorBidi" w:eastAsia="黑体" w:hAnsi="Times New Roman" w:hAnsiTheme="majorHAnsi"/>
       <w:b/>
       <w:color w:val="1F3864"/>
       <w:spacing w:val="5"/>
@@ -3657,7 +3902,7 @@
     <w:uiPriority w:val="10"/>
     <w:rsid w:val="00FC693F"/>
     <w:rPr>
-      <w:rFonts w:asciiTheme="majorHAnsi" w:cstheme="majorBidi" w:eastAsiaTheme="majorEastAsia" w:hAnsiTheme="majorHAnsi"/>
+      <w:rFonts w:asciiTheme="majorHAnsi" w:cstheme="majorBidi" w:hAnsiTheme="majorHAnsi" w:eastAsia="黑体"/>
       <w:color w:themeColor="text2" w:themeShade="BF" w:val="17365D"/>
       <w:spacing w:val="5"/>
       <w:kern w:val="28"/>
@@ -3679,7 +3924,7 @@
       </w:numPr>
     </w:pPr>
     <w:rPr>
-      <w:rFonts w:asciiTheme="majorHAnsi" w:cstheme="majorBidi" w:eastAsiaTheme="majorEastAsia" w:hAnsiTheme="majorHAnsi"/>
+      <w:rFonts w:asciiTheme="majorHAnsi" w:cstheme="majorBidi" w:hAnsiTheme="majorHAnsi" w:eastAsia="黑体"/>
       <w:i/>
       <w:iCs/>
       <w:color w:themeColor="accent1" w:val="4F81BD"/>
@@ -3695,7 +3940,7 @@
     <w:uiPriority w:val="11"/>
     <w:rsid w:val="00FC693F"/>
     <w:rPr>
-      <w:rFonts w:asciiTheme="majorHAnsi" w:cstheme="majorBidi" w:eastAsiaTheme="majorEastAsia" w:hAnsiTheme="majorHAnsi"/>
+      <w:rFonts w:asciiTheme="majorHAnsi" w:cstheme="majorBidi" w:hAnsiTheme="majorHAnsi" w:eastAsia="黑体"/>
       <w:i/>
       <w:iCs/>
       <w:color w:themeColor="accent1" w:val="4F81BD"/>
@@ -3762,6 +4007,7 @@
       <w:spacing w:after="120"/>
     </w:pPr>
     <w:rPr>
+      <w:rFonts w:eastAsia="黑体"/>
       <w:sz w:val="16"/>
       <w:szCs w:val="16"/>
     </w:rPr>
@@ -3773,6 +4019,7 @@
     <w:uiPriority w:val="99"/>
     <w:rsid w:val="00AA1D8D"/>
     <w:rPr>
+      <w:rFonts w:eastAsia="黑体"/>
       <w:sz w:val="16"/>
       <w:szCs w:val="16"/>
     </w:rPr>
@@ -3942,7 +4189,7 @@
       </w:tabs>
     </w:pPr>
     <w:rPr>
-      <w:rFonts w:ascii="Courier" w:hAnsi="Courier"/>
+      <w:rFonts w:ascii="Courier" w:hAnsi="Courier" w:eastAsia="黑体"/>
       <w:sz w:val="20"/>
       <w:szCs w:val="20"/>
     </w:rPr>
@@ -3954,7 +4201,7 @@
     <w:uiPriority w:val="99"/>
     <w:rsid w:val="0029639D"/>
     <w:rPr>
-      <w:rFonts w:ascii="Courier" w:hAnsi="Courier"/>
+      <w:rFonts w:ascii="Courier" w:hAnsi="Courier" w:eastAsia="黑体"/>
       <w:sz w:val="20"/>
       <w:szCs w:val="20"/>
     </w:rPr>
@@ -3990,6 +4237,7 @@
     <w:uiPriority w:val="29"/>
     <w:rsid w:val="00FC693F"/>
     <w:rPr>
+      <w:rFonts w:eastAsia="黑体"/>
       <w:i/>
       <w:iCs/>
       <w:color w:themeColor="text1" w:val="000000"/>
@@ -4003,7 +4251,7 @@
     <w:semiHidden/>
     <w:rsid w:val="00FC693F"/>
     <w:rPr>
-      <w:rFonts w:asciiTheme="majorHAnsi" w:cstheme="majorBidi" w:eastAsiaTheme="majorEastAsia" w:hAnsiTheme="majorHAnsi"/>
+      <w:rFonts w:asciiTheme="majorHAnsi" w:cstheme="majorBidi" w:hAnsiTheme="majorHAnsi" w:eastAsia="黑体"/>
       <w:b/>
       <w:bCs/>
       <w:i/>
@@ -4019,7 +4267,7 @@
     <w:semiHidden/>
     <w:rsid w:val="00FC693F"/>
     <w:rPr>
-      <w:rFonts w:asciiTheme="majorHAnsi" w:cstheme="majorBidi" w:eastAsiaTheme="majorEastAsia" w:hAnsiTheme="majorHAnsi"/>
+      <w:rFonts w:asciiTheme="majorHAnsi" w:cstheme="majorBidi" w:hAnsiTheme="majorHAnsi" w:eastAsia="黑体"/>
       <w:color w:themeColor="accent1" w:themeShade="7F" w:val="243F60"/>
     </w:rPr>
   </w:style>
@@ -4031,7 +4279,7 @@
     <w:semiHidden/>
     <w:rsid w:val="00FC693F"/>
     <w:rPr>
-      <w:rFonts w:asciiTheme="majorHAnsi" w:cstheme="majorBidi" w:eastAsiaTheme="majorEastAsia" w:hAnsiTheme="majorHAnsi"/>
+      <w:rFonts w:asciiTheme="majorHAnsi" w:cstheme="majorBidi" w:hAnsiTheme="majorHAnsi" w:eastAsia="黑体"/>
       <w:i/>
       <w:iCs/>
       <w:color w:themeColor="accent1" w:themeShade="7F" w:val="243F60"/>
@@ -4045,7 +4293,7 @@
     <w:semiHidden/>
     <w:rsid w:val="00FC693F"/>
     <w:rPr>
-      <w:rFonts w:asciiTheme="majorHAnsi" w:cstheme="majorBidi" w:eastAsiaTheme="majorEastAsia" w:hAnsiTheme="majorHAnsi"/>
+      <w:rFonts w:asciiTheme="majorHAnsi" w:cstheme="majorBidi" w:hAnsiTheme="majorHAnsi" w:eastAsia="黑体"/>
       <w:i/>
       <w:iCs/>
       <w:color w:themeColor="text1" w:themeTint="BF" w:val="404040"/>
@@ -4059,7 +4307,7 @@
     <w:semiHidden/>
     <w:rsid w:val="00FC693F"/>
     <w:rPr>
-      <w:rFonts w:asciiTheme="majorHAnsi" w:cstheme="majorBidi" w:eastAsiaTheme="majorEastAsia" w:hAnsiTheme="majorHAnsi"/>
+      <w:rFonts w:asciiTheme="majorHAnsi" w:cstheme="majorBidi" w:hAnsiTheme="majorHAnsi" w:eastAsia="黑体"/>
       <w:color w:themeColor="accent1" w:val="4F81BD"/>
       <w:sz w:val="20"/>
       <w:szCs w:val="20"/>
@@ -4073,7 +4321,7 @@
     <w:semiHidden/>
     <w:rsid w:val="00FC693F"/>
     <w:rPr>
-      <w:rFonts w:asciiTheme="majorHAnsi" w:cstheme="majorBidi" w:eastAsiaTheme="majorEastAsia" w:hAnsiTheme="majorHAnsi"/>
+      <w:rFonts w:asciiTheme="majorHAnsi" w:cstheme="majorBidi" w:hAnsiTheme="majorHAnsi" w:eastAsia="黑体"/>
       <w:i/>
       <w:iCs/>
       <w:color w:themeColor="text1" w:themeTint="BF" w:val="404040"/>
@@ -4094,6 +4342,7 @@
       <w:spacing w:line="240" w:lineRule="auto"/>
     </w:pPr>
     <w:rPr>
+      <w:rFonts w:eastAsia="黑体"/>
       <w:b/>
       <w:bCs/>
       <w:color w:themeColor="accent1" w:val="4F81BD"/>
@@ -4108,6 +4357,7 @@
     <w:qFormat/>
     <w:rsid w:val="00FC693F"/>
     <w:rPr>
+      <w:rFonts w:eastAsia="黑体"/>
       <w:b/>
       <w:bCs/>
     </w:rPr>
@@ -4119,6 +4369,7 @@
     <w:qFormat/>
     <w:rsid w:val="00FC693F"/>
     <w:rPr>
+      <w:rFonts w:eastAsia="黑体"/>
       <w:i/>
       <w:iCs/>
     </w:rPr>
@@ -4139,6 +4390,7 @@
       <w:ind w:left="936" w:right="936"/>
     </w:pPr>
     <w:rPr>
+      <w:rFonts w:eastAsia="黑体"/>
       <w:b/>
       <w:bCs/>
       <w:i/>
@@ -4153,6 +4405,7 @@
     <w:uiPriority w:val="30"/>
     <w:rsid w:val="00FC693F"/>
     <w:rPr>
+      <w:rFonts w:eastAsia="黑体"/>
       <w:b/>
       <w:bCs/>
       <w:i/>
@@ -4167,6 +4420,7 @@
     <w:qFormat/>
     <w:rsid w:val="00FC693F"/>
     <w:rPr>
+      <w:rFonts w:eastAsia="黑体"/>
       <w:i/>
       <w:iCs/>
       <w:color w:themeColor="text1" w:themeTint="7F" w:val="808080"/>
@@ -4179,6 +4433,7 @@
     <w:qFormat/>
     <w:rsid w:val="00FC693F"/>
     <w:rPr>
+      <w:rFonts w:eastAsia="黑体"/>
       <w:b/>
       <w:bCs/>
       <w:i/>
@@ -4193,6 +4448,7 @@
     <w:qFormat/>
     <w:rsid w:val="00FC693F"/>
     <w:rPr>
+      <w:rFonts w:eastAsia="黑体"/>
       <w:smallCaps/>
       <w:color w:themeColor="accent2" w:val="C0504D"/>
       <w:u w:val="single"/>
@@ -4205,6 +4461,7 @@
     <w:qFormat/>
     <w:rsid w:val="00FC693F"/>
     <w:rPr>
+      <w:rFonts w:eastAsia="黑体"/>
       <w:b/>
       <w:bCs/>
       <w:smallCaps/>
@@ -4220,6 +4477,7 @@
     <w:qFormat/>
     <w:rsid w:val="00FC693F"/>
     <w:rPr>
+      <w:rFonts w:eastAsia="黑体"/>
       <w:b/>
       <w:bCs/>
       <w:smallCaps/>
@@ -4274,6 +4532,7 @@
       <w:spacing w:after="0" w:line="240" w:lineRule="auto"/>
     </w:pPr>
     <w:rPr>
+      <w:rFonts w:eastAsia="黑体"/>
       <w:color w:themeColor="text1" w:themeShade="BF" w:val="000000"/>
     </w:rPr>
     <w:tblPr>
@@ -4296,6 +4555,7 @@
         <w:spacing w:after="0" w:before="0" w:line="240" w:lineRule="auto"/>
       </w:pPr>
       <w:rPr>
+        <w:rFonts w:eastAsia="黑体"/>
         <w:b/>
         <w:bCs/>
       </w:rPr>
@@ -4316,6 +4576,7 @@
         <w:spacing w:after="0" w:before="0" w:line="240" w:lineRule="auto"/>
       </w:pPr>
       <w:rPr>
+        <w:rFonts w:eastAsia="黑体"/>
         <w:b/>
         <w:bCs/>
       </w:rPr>
@@ -4333,12 +4594,14 @@
     </w:tblStylePr>
     <w:tblStylePr w:type="firstCol">
       <w:rPr>
+        <w:rFonts w:eastAsia="黑体"/>
         <w:b/>
         <w:bCs/>
       </w:rPr>
     </w:tblStylePr>
     <w:tblStylePr w:type="lastCol">
       <w:rPr>
+        <w:rFonts w:eastAsia="黑体"/>
         <w:b/>
         <w:bCs/>
       </w:rPr>
@@ -4377,6 +4640,7 @@
       <w:spacing w:after="0" w:line="240" w:lineRule="auto"/>
     </w:pPr>
     <w:rPr>
+      <w:rFonts w:eastAsia="黑体"/>
       <w:color w:themeColor="accent1" w:themeShade="BF" w:val="365F91"/>
     </w:rPr>
     <w:tblPr>
@@ -4399,6 +4663,7 @@
         <w:spacing w:after="0" w:before="0" w:line="240" w:lineRule="auto"/>
       </w:pPr>
       <w:rPr>
+        <w:rFonts w:eastAsia="黑体"/>
         <w:b/>
         <w:bCs/>
       </w:rPr>
@@ -4419,6 +4684,7 @@
         <w:spacing w:after="0" w:before="0" w:line="240" w:lineRule="auto"/>
       </w:pPr>
       <w:rPr>
+        <w:rFonts w:eastAsia="黑体"/>
         <w:b/>
         <w:bCs/>
       </w:rPr>
@@ -4436,12 +4702,14 @@
     </w:tblStylePr>
     <w:tblStylePr w:type="firstCol">
       <w:rPr>
+        <w:rFonts w:eastAsia="黑体"/>
         <w:b/>
         <w:bCs/>
       </w:rPr>
     </w:tblStylePr>
     <w:tblStylePr w:type="lastCol">
       <w:rPr>
+        <w:rFonts w:eastAsia="黑体"/>
         <w:b/>
         <w:bCs/>
       </w:rPr>
@@ -4480,6 +4748,7 @@
       <w:spacing w:after="0" w:line="240" w:lineRule="auto"/>
     </w:pPr>
     <w:rPr>
+      <w:rFonts w:eastAsia="黑体"/>
       <w:color w:themeColor="accent2" w:themeShade="BF" w:val="943634"/>
     </w:rPr>
     <w:tblPr>
@@ -4502,6 +4771,7 @@
         <w:spacing w:after="0" w:before="0" w:line="240" w:lineRule="auto"/>
       </w:pPr>
       <w:rPr>
+        <w:rFonts w:eastAsia="黑体"/>
         <w:b/>
         <w:bCs/>
       </w:rPr>
@@ -4522,6 +4792,7 @@
         <w:spacing w:after="0" w:before="0" w:line="240" w:lineRule="auto"/>
       </w:pPr>
       <w:rPr>
+        <w:rFonts w:eastAsia="黑体"/>
         <w:b/>
         <w:bCs/>
       </w:rPr>
@@ -4539,12 +4810,14 @@
     </w:tblStylePr>
     <w:tblStylePr w:type="firstCol">
       <w:rPr>
+        <w:rFonts w:eastAsia="黑体"/>
         <w:b/>
         <w:bCs/>
       </w:rPr>
     </w:tblStylePr>
     <w:tblStylePr w:type="lastCol">
       <w:rPr>
+        <w:rFonts w:eastAsia="黑体"/>
         <w:b/>
         <w:bCs/>
       </w:rPr>
@@ -4583,6 +4856,7 @@
       <w:spacing w:after="0" w:line="240" w:lineRule="auto"/>
     </w:pPr>
     <w:rPr>
+      <w:rFonts w:eastAsia="黑体"/>
       <w:color w:themeColor="accent3" w:themeShade="BF" w:val="76923C"/>
     </w:rPr>
     <w:tblPr>
@@ -4605,6 +4879,7 @@
         <w:spacing w:after="0" w:before="0" w:line="240" w:lineRule="auto"/>
       </w:pPr>
       <w:rPr>
+        <w:rFonts w:eastAsia="黑体"/>
         <w:b/>
         <w:bCs/>
       </w:rPr>
@@ -4625,6 +4900,7 @@
         <w:spacing w:after="0" w:before="0" w:line="240" w:lineRule="auto"/>
       </w:pPr>
       <w:rPr>
+        <w:rFonts w:eastAsia="黑体"/>
         <w:b/>
         <w:bCs/>
       </w:rPr>
@@ -4642,12 +4918,14 @@
     </w:tblStylePr>
     <w:tblStylePr w:type="firstCol">
       <w:rPr>
+        <w:rFonts w:eastAsia="黑体"/>
         <w:b/>
         <w:bCs/>
       </w:rPr>
     </w:tblStylePr>
     <w:tblStylePr w:type="lastCol">
       <w:rPr>
+        <w:rFonts w:eastAsia="黑体"/>
         <w:b/>
         <w:bCs/>
       </w:rPr>
@@ -4686,6 +4964,7 @@
       <w:spacing w:after="0" w:line="240" w:lineRule="auto"/>
     </w:pPr>
     <w:rPr>
+      <w:rFonts w:eastAsia="黑体"/>
       <w:color w:themeColor="accent4" w:themeShade="BF" w:val="5F497A"/>
     </w:rPr>
     <w:tblPr>
@@ -4708,6 +4987,7 @@
         <w:spacing w:after="0" w:before="0" w:line="240" w:lineRule="auto"/>
       </w:pPr>
       <w:rPr>
+        <w:rFonts w:eastAsia="黑体"/>
         <w:b/>
         <w:bCs/>
       </w:rPr>
@@ -4728,6 +5008,7 @@
         <w:spacing w:after="0" w:before="0" w:line="240" w:lineRule="auto"/>
       </w:pPr>
       <w:rPr>
+        <w:rFonts w:eastAsia="黑体"/>
         <w:b/>
         <w:bCs/>
       </w:rPr>
@@ -4745,12 +5026,14 @@
     </w:tblStylePr>
     <w:tblStylePr w:type="firstCol">
       <w:rPr>
+        <w:rFonts w:eastAsia="黑体"/>
         <w:b/>
         <w:bCs/>
       </w:rPr>
     </w:tblStylePr>
     <w:tblStylePr w:type="lastCol">
       <w:rPr>
+        <w:rFonts w:eastAsia="黑体"/>
         <w:b/>
         <w:bCs/>
       </w:rPr>
@@ -4789,6 +5072,7 @@
       <w:spacing w:after="0" w:line="240" w:lineRule="auto"/>
     </w:pPr>
     <w:rPr>
+      <w:rFonts w:eastAsia="黑体"/>
       <w:color w:themeColor="accent5" w:themeShade="BF" w:val="31849B"/>
     </w:rPr>
     <w:tblPr>
@@ -4811,6 +5095,7 @@
         <w:spacing w:after="0" w:before="0" w:line="240" w:lineRule="auto"/>
       </w:pPr>
       <w:rPr>
+        <w:rFonts w:eastAsia="黑体"/>
         <w:b/>
         <w:bCs/>
       </w:rPr>
@@ -4831,6 +5116,7 @@
         <w:spacing w:after="0" w:before="0" w:line="240" w:lineRule="auto"/>
       </w:pPr>
       <w:rPr>
+        <w:rFonts w:eastAsia="黑体"/>
         <w:b/>
         <w:bCs/>
       </w:rPr>
@@ -4848,12 +5134,14 @@
     </w:tblStylePr>
     <w:tblStylePr w:type="firstCol">
       <w:rPr>
+        <w:rFonts w:eastAsia="黑体"/>
         <w:b/>
         <w:bCs/>
       </w:rPr>
     </w:tblStylePr>
     <w:tblStylePr w:type="lastCol">
       <w:rPr>
+        <w:rFonts w:eastAsia="黑体"/>
         <w:b/>
         <w:bCs/>
       </w:rPr>
@@ -4892,6 +5180,7 @@
       <w:spacing w:after="0" w:line="240" w:lineRule="auto"/>
     </w:pPr>
     <w:rPr>
+      <w:rFonts w:eastAsia="黑体"/>
       <w:color w:themeColor="accent6" w:themeShade="BF" w:val="E36C0A"/>
     </w:rPr>
     <w:tblPr>
@@ -4914,6 +5203,7 @@
         <w:spacing w:after="0" w:before="0" w:line="240" w:lineRule="auto"/>
       </w:pPr>
       <w:rPr>
+        <w:rFonts w:eastAsia="黑体"/>
         <w:b/>
         <w:bCs/>
       </w:rPr>
@@ -4934,6 +5224,7 @@
         <w:spacing w:after="0" w:before="0" w:line="240" w:lineRule="auto"/>
       </w:pPr>
       <w:rPr>
+        <w:rFonts w:eastAsia="黑体"/>
         <w:b/>
         <w:bCs/>
       </w:rPr>
@@ -4951,12 +5242,14 @@
     </w:tblStylePr>
     <w:tblStylePr w:type="firstCol">
       <w:rPr>
+        <w:rFonts w:eastAsia="黑体"/>
         <w:b/>
         <w:bCs/>
       </w:rPr>
     </w:tblStylePr>
     <w:tblStylePr w:type="lastCol">
       <w:rPr>
+        <w:rFonts w:eastAsia="黑体"/>
         <w:b/>
         <w:bCs/>
       </w:rPr>
@@ -5016,6 +5309,7 @@
         <w:spacing w:after="0" w:before="0" w:line="240" w:lineRule="auto"/>
       </w:pPr>
       <w:rPr>
+        <w:rFonts w:eastAsia="黑体"/>
         <w:b/>
         <w:bCs/>
         <w:color w:themeColor="background1" w:val="FFFFFF"/>
@@ -5030,6 +5324,7 @@
         <w:spacing w:after="0" w:before="0" w:line="240" w:lineRule="auto"/>
       </w:pPr>
       <w:rPr>
+        <w:rFonts w:eastAsia="黑体"/>
         <w:b/>
         <w:bCs/>
       </w:rPr>
@@ -5045,12 +5340,14 @@
     </w:tblStylePr>
     <w:tblStylePr w:type="firstCol">
       <w:rPr>
+        <w:rFonts w:eastAsia="黑体"/>
         <w:b/>
         <w:bCs/>
       </w:rPr>
     </w:tblStylePr>
     <w:tblStylePr w:type="lastCol">
       <w:rPr>
+        <w:rFonts w:eastAsia="黑体"/>
         <w:b/>
         <w:bCs/>
       </w:rPr>
@@ -5108,6 +5405,7 @@
         <w:spacing w:after="0" w:before="0" w:line="240" w:lineRule="auto"/>
       </w:pPr>
       <w:rPr>
+        <w:rFonts w:eastAsia="黑体"/>
         <w:b/>
         <w:bCs/>
         <w:color w:themeColor="background1" w:val="FFFFFF"/>
@@ -5122,6 +5420,7 @@
         <w:spacing w:after="0" w:before="0" w:line="240" w:lineRule="auto"/>
       </w:pPr>
       <w:rPr>
+        <w:rFonts w:eastAsia="黑体"/>
         <w:b/>
         <w:bCs/>
       </w:rPr>
@@ -5137,12 +5436,14 @@
     </w:tblStylePr>
     <w:tblStylePr w:type="firstCol">
       <w:rPr>
+        <w:rFonts w:eastAsia="黑体"/>
         <w:b/>
         <w:bCs/>
       </w:rPr>
     </w:tblStylePr>
     <w:tblStylePr w:type="lastCol">
       <w:rPr>
+        <w:rFonts w:eastAsia="黑体"/>
         <w:b/>
         <w:bCs/>
       </w:rPr>
@@ -5200,6 +5501,7 @@
         <w:spacing w:after="0" w:before="0" w:line="240" w:lineRule="auto"/>
       </w:pPr>
       <w:rPr>
+        <w:rFonts w:eastAsia="黑体"/>
         <w:b/>
         <w:bCs/>
         <w:color w:themeColor="background1" w:val="FFFFFF"/>
@@ -5214,6 +5516,7 @@
         <w:spacing w:after="0" w:before="0" w:line="240" w:lineRule="auto"/>
       </w:pPr>
       <w:rPr>
+        <w:rFonts w:eastAsia="黑体"/>
         <w:b/>
         <w:bCs/>
       </w:rPr>
@@ -5229,12 +5532,14 @@
     </w:tblStylePr>
     <w:tblStylePr w:type="firstCol">
       <w:rPr>
+        <w:rFonts w:eastAsia="黑体"/>
         <w:b/>
         <w:bCs/>
       </w:rPr>
     </w:tblStylePr>
     <w:tblStylePr w:type="lastCol">
       <w:rPr>
+        <w:rFonts w:eastAsia="黑体"/>
         <w:b/>
         <w:bCs/>
       </w:rPr>
@@ -5292,6 +5597,7 @@
         <w:spacing w:after="0" w:before="0" w:line="240" w:lineRule="auto"/>
       </w:pPr>
       <w:rPr>
+        <w:rFonts w:eastAsia="黑体"/>
         <w:b/>
         <w:bCs/>
         <w:color w:themeColor="background1" w:val="FFFFFF"/>
@@ -5306,6 +5612,7 @@
         <w:spacing w:after="0" w:before="0" w:line="240" w:lineRule="auto"/>
       </w:pPr>
       <w:rPr>
+        <w:rFonts w:eastAsia="黑体"/>
         <w:b/>
         <w:bCs/>
       </w:rPr>
@@ -5321,12 +5628,14 @@
     </w:tblStylePr>
     <w:tblStylePr w:type="firstCol">
       <w:rPr>
+        <w:rFonts w:eastAsia="黑体"/>
         <w:b/>
         <w:bCs/>
       </w:rPr>
     </w:tblStylePr>
     <w:tblStylePr w:type="lastCol">
       <w:rPr>
+        <w:rFonts w:eastAsia="黑体"/>
         <w:b/>
         <w:bCs/>
       </w:rPr>
@@ -5384,6 +5693,7 @@
         <w:spacing w:after="0" w:before="0" w:line="240" w:lineRule="auto"/>
       </w:pPr>
       <w:rPr>
+        <w:rFonts w:eastAsia="黑体"/>
         <w:b/>
         <w:bCs/>
         <w:color w:themeColor="background1" w:val="FFFFFF"/>
@@ -5398,6 +5708,7 @@
         <w:spacing w:after="0" w:before="0" w:line="240" w:lineRule="auto"/>
       </w:pPr>
       <w:rPr>
+        <w:rFonts w:eastAsia="黑体"/>
         <w:b/>
         <w:bCs/>
       </w:rPr>
@@ -5413,12 +5724,14 @@
     </w:tblStylePr>
     <w:tblStylePr w:type="firstCol">
       <w:rPr>
+        <w:rFonts w:eastAsia="黑体"/>
         <w:b/>
         <w:bCs/>
       </w:rPr>
     </w:tblStylePr>
     <w:tblStylePr w:type="lastCol">
       <w:rPr>
+        <w:rFonts w:eastAsia="黑体"/>
         <w:b/>
         <w:bCs/>
       </w:rPr>
@@ -5476,6 +5789,7 @@
         <w:spacing w:after="0" w:before="0" w:line="240" w:lineRule="auto"/>
       </w:pPr>
       <w:rPr>
+        <w:rFonts w:eastAsia="黑体"/>
         <w:b/>
         <w:bCs/>
         <w:color w:themeColor="background1" w:val="FFFFFF"/>
@@ -5490,6 +5804,7 @@
         <w:spacing w:after="0" w:before="0" w:line="240" w:lineRule="auto"/>
       </w:pPr>
       <w:rPr>
+        <w:rFonts w:eastAsia="黑体"/>
         <w:b/>
         <w:bCs/>
       </w:rPr>
@@ -5505,12 +5820,14 @@
     </w:tblStylePr>
     <w:tblStylePr w:type="firstCol">
       <w:rPr>
+        <w:rFonts w:eastAsia="黑体"/>
         <w:b/>
         <w:bCs/>
       </w:rPr>
     </w:tblStylePr>
     <w:tblStylePr w:type="lastCol">
       <w:rPr>
+        <w:rFonts w:eastAsia="黑体"/>
         <w:b/>
         <w:bCs/>
       </w:rPr>
@@ -5568,6 +5885,7 @@
         <w:spacing w:after="0" w:before="0" w:line="240" w:lineRule="auto"/>
       </w:pPr>
       <w:rPr>
+        <w:rFonts w:eastAsia="黑体"/>
         <w:b/>
         <w:bCs/>
         <w:color w:themeColor="background1" w:val="FFFFFF"/>
@@ -5582,6 +5900,7 @@
         <w:spacing w:after="0" w:before="0" w:line="240" w:lineRule="auto"/>
       </w:pPr>
       <w:rPr>
+        <w:rFonts w:eastAsia="黑体"/>
         <w:b/>
         <w:bCs/>
       </w:rPr>
@@ -5597,12 +5916,14 @@
     </w:tblStylePr>
     <w:tblStylePr w:type="firstCol">
       <w:rPr>
+        <w:rFonts w:eastAsia="黑体"/>
         <w:b/>
         <w:bCs/>
       </w:rPr>
     </w:tblStylePr>
     <w:tblStylePr w:type="lastCol">
       <w:rPr>
+        <w:rFonts w:eastAsia="黑体"/>
         <w:b/>
         <w:bCs/>
       </w:rPr>
@@ -5662,7 +5983,7 @@
         <w:spacing w:after="0" w:before="0" w:line="240" w:lineRule="auto"/>
       </w:pPr>
       <w:rPr>
-        <w:rFonts w:asciiTheme="majorHAnsi" w:cstheme="majorBidi" w:eastAsiaTheme="majorEastAsia" w:hAnsiTheme="majorHAnsi"/>
+        <w:rFonts w:asciiTheme="majorHAnsi" w:cstheme="majorBidi" w:hAnsiTheme="majorHAnsi" w:eastAsia="黑体"/>
         <w:b/>
         <w:bCs/>
       </w:rPr>
@@ -5683,7 +6004,7 @@
         <w:spacing w:after="0" w:before="0" w:line="240" w:lineRule="auto"/>
       </w:pPr>
       <w:rPr>
-        <w:rFonts w:asciiTheme="majorHAnsi" w:cstheme="majorBidi" w:eastAsiaTheme="majorEastAsia" w:hAnsiTheme="majorHAnsi"/>
+        <w:rFonts w:asciiTheme="majorHAnsi" w:cstheme="majorBidi" w:hAnsiTheme="majorHAnsi" w:eastAsia="黑体"/>
         <w:b/>
         <w:bCs/>
       </w:rPr>
@@ -5701,14 +6022,14 @@
     </w:tblStylePr>
     <w:tblStylePr w:type="firstCol">
       <w:rPr>
-        <w:rFonts w:asciiTheme="majorHAnsi" w:cstheme="majorBidi" w:eastAsiaTheme="majorEastAsia" w:hAnsiTheme="majorHAnsi"/>
+        <w:rFonts w:asciiTheme="majorHAnsi" w:cstheme="majorBidi" w:hAnsiTheme="majorHAnsi" w:eastAsia="黑体"/>
         <w:b/>
         <w:bCs/>
       </w:rPr>
     </w:tblStylePr>
     <w:tblStylePr w:type="lastCol">
       <w:rPr>
-        <w:rFonts w:asciiTheme="majorHAnsi" w:cstheme="majorBidi" w:eastAsiaTheme="majorEastAsia" w:hAnsiTheme="majorHAnsi"/>
+        <w:rFonts w:asciiTheme="majorHAnsi" w:cstheme="majorBidi" w:hAnsiTheme="majorHAnsi" w:eastAsia="黑体"/>
         <w:b/>
         <w:bCs/>
       </w:rPr>
@@ -5792,7 +6113,7 @@
         <w:spacing w:after="0" w:before="0" w:line="240" w:lineRule="auto"/>
       </w:pPr>
       <w:rPr>
-        <w:rFonts w:asciiTheme="majorHAnsi" w:cstheme="majorBidi" w:eastAsiaTheme="majorEastAsia" w:hAnsiTheme="majorHAnsi"/>
+        <w:rFonts w:asciiTheme="majorHAnsi" w:cstheme="majorBidi" w:hAnsiTheme="majorHAnsi" w:eastAsia="黑体"/>
         <w:b/>
         <w:bCs/>
       </w:rPr>
@@ -5813,7 +6134,7 @@
         <w:spacing w:after="0" w:before="0" w:line="240" w:lineRule="auto"/>
       </w:pPr>
       <w:rPr>
-        <w:rFonts w:asciiTheme="majorHAnsi" w:cstheme="majorBidi" w:eastAsiaTheme="majorEastAsia" w:hAnsiTheme="majorHAnsi"/>
+        <w:rFonts w:asciiTheme="majorHAnsi" w:cstheme="majorBidi" w:hAnsiTheme="majorHAnsi" w:eastAsia="黑体"/>
         <w:b/>
         <w:bCs/>
       </w:rPr>
@@ -5831,14 +6152,14 @@
     </w:tblStylePr>
     <w:tblStylePr w:type="firstCol">
       <w:rPr>
-        <w:rFonts w:asciiTheme="majorHAnsi" w:cstheme="majorBidi" w:eastAsiaTheme="majorEastAsia" w:hAnsiTheme="majorHAnsi"/>
+        <w:rFonts w:asciiTheme="majorHAnsi" w:cstheme="majorBidi" w:hAnsiTheme="majorHAnsi" w:eastAsia="黑体"/>
         <w:b/>
         <w:bCs/>
       </w:rPr>
     </w:tblStylePr>
     <w:tblStylePr w:type="lastCol">
       <w:rPr>
-        <w:rFonts w:asciiTheme="majorHAnsi" w:cstheme="majorBidi" w:eastAsiaTheme="majorEastAsia" w:hAnsiTheme="majorHAnsi"/>
+        <w:rFonts w:asciiTheme="majorHAnsi" w:cstheme="majorBidi" w:hAnsiTheme="majorHAnsi" w:eastAsia="黑体"/>
         <w:b/>
         <w:bCs/>
       </w:rPr>
@@ -5922,7 +6243,7 @@
         <w:spacing w:after="0" w:before="0" w:line="240" w:lineRule="auto"/>
       </w:pPr>
       <w:rPr>
-        <w:rFonts w:asciiTheme="majorHAnsi" w:cstheme="majorBidi" w:eastAsiaTheme="majorEastAsia" w:hAnsiTheme="majorHAnsi"/>
+        <w:rFonts w:asciiTheme="majorHAnsi" w:cstheme="majorBidi" w:hAnsiTheme="majorHAnsi" w:eastAsia="黑体"/>
         <w:b/>
         <w:bCs/>
       </w:rPr>
@@ -5943,7 +6264,7 @@
         <w:spacing w:after="0" w:before="0" w:line="240" w:lineRule="auto"/>
       </w:pPr>
       <w:rPr>
-        <w:rFonts w:asciiTheme="majorHAnsi" w:cstheme="majorBidi" w:eastAsiaTheme="majorEastAsia" w:hAnsiTheme="majorHAnsi"/>
+        <w:rFonts w:asciiTheme="majorHAnsi" w:cstheme="majorBidi" w:hAnsiTheme="majorHAnsi" w:eastAsia="黑体"/>
         <w:b/>
         <w:bCs/>
       </w:rPr>
@@ -5961,14 +6282,14 @@
     </w:tblStylePr>
     <w:tblStylePr w:type="firstCol">
       <w:rPr>
-        <w:rFonts w:asciiTheme="majorHAnsi" w:cstheme="majorBidi" w:eastAsiaTheme="majorEastAsia" w:hAnsiTheme="majorHAnsi"/>
+        <w:rFonts w:asciiTheme="majorHAnsi" w:cstheme="majorBidi" w:hAnsiTheme="majorHAnsi" w:eastAsia="黑体"/>
         <w:b/>
         <w:bCs/>
       </w:rPr>
     </w:tblStylePr>
     <w:tblStylePr w:type="lastCol">
       <w:rPr>
-        <w:rFonts w:asciiTheme="majorHAnsi" w:cstheme="majorBidi" w:eastAsiaTheme="majorEastAsia" w:hAnsiTheme="majorHAnsi"/>
+        <w:rFonts w:asciiTheme="majorHAnsi" w:cstheme="majorBidi" w:hAnsiTheme="majorHAnsi" w:eastAsia="黑体"/>
         <w:b/>
         <w:bCs/>
       </w:rPr>
@@ -6052,7 +6373,7 @@
         <w:spacing w:after="0" w:before="0" w:line="240" w:lineRule="auto"/>
       </w:pPr>
       <w:rPr>
-        <w:rFonts w:asciiTheme="majorHAnsi" w:cstheme="majorBidi" w:eastAsiaTheme="majorEastAsia" w:hAnsiTheme="majorHAnsi"/>
+        <w:rFonts w:asciiTheme="majorHAnsi" w:cstheme="majorBidi" w:hAnsiTheme="majorHAnsi" w:eastAsia="黑体"/>
         <w:b/>
         <w:bCs/>
       </w:rPr>
@@ -6073,7 +6394,7 @@
         <w:spacing w:after="0" w:before="0" w:line="240" w:lineRule="auto"/>
       </w:pPr>
       <w:rPr>
-        <w:rFonts w:asciiTheme="majorHAnsi" w:cstheme="majorBidi" w:eastAsiaTheme="majorEastAsia" w:hAnsiTheme="majorHAnsi"/>
+        <w:rFonts w:asciiTheme="majorHAnsi" w:cstheme="majorBidi" w:hAnsiTheme="majorHAnsi" w:eastAsia="黑体"/>
         <w:b/>
         <w:bCs/>
       </w:rPr>
@@ -6091,14 +6412,14 @@
     </w:tblStylePr>
     <w:tblStylePr w:type="firstCol">
       <w:rPr>
-        <w:rFonts w:asciiTheme="majorHAnsi" w:cstheme="majorBidi" w:eastAsiaTheme="majorEastAsia" w:hAnsiTheme="majorHAnsi"/>
+        <w:rFonts w:asciiTheme="majorHAnsi" w:cstheme="majorBidi" w:hAnsiTheme="majorHAnsi" w:eastAsia="黑体"/>
         <w:b/>
         <w:bCs/>
       </w:rPr>
     </w:tblStylePr>
     <w:tblStylePr w:type="lastCol">
       <w:rPr>
-        <w:rFonts w:asciiTheme="majorHAnsi" w:cstheme="majorBidi" w:eastAsiaTheme="majorEastAsia" w:hAnsiTheme="majorHAnsi"/>
+        <w:rFonts w:asciiTheme="majorHAnsi" w:cstheme="majorBidi" w:hAnsiTheme="majorHAnsi" w:eastAsia="黑体"/>
         <w:b/>
         <w:bCs/>
       </w:rPr>
@@ -6182,7 +6503,7 @@
         <w:spacing w:after="0" w:before="0" w:line="240" w:lineRule="auto"/>
       </w:pPr>
       <w:rPr>
-        <w:rFonts w:asciiTheme="majorHAnsi" w:cstheme="majorBidi" w:eastAsiaTheme="majorEastAsia" w:hAnsiTheme="majorHAnsi"/>
+        <w:rFonts w:asciiTheme="majorHAnsi" w:cstheme="majorBidi" w:hAnsiTheme="majorHAnsi" w:eastAsia="黑体"/>
         <w:b/>
         <w:bCs/>
       </w:rPr>
@@ -6203,7 +6524,7 @@
         <w:spacing w:after="0" w:before="0" w:line="240" w:lineRule="auto"/>
       </w:pPr>
       <w:rPr>
-        <w:rFonts w:asciiTheme="majorHAnsi" w:cstheme="majorBidi" w:eastAsiaTheme="majorEastAsia" w:hAnsiTheme="majorHAnsi"/>
+        <w:rFonts w:asciiTheme="majorHAnsi" w:cstheme="majorBidi" w:hAnsiTheme="majorHAnsi" w:eastAsia="黑体"/>
         <w:b/>
         <w:bCs/>
       </w:rPr>
@@ -6221,14 +6542,14 @@
     </w:tblStylePr>
     <w:tblStylePr w:type="firstCol">
       <w:rPr>
-        <w:rFonts w:asciiTheme="majorHAnsi" w:cstheme="majorBidi" w:eastAsiaTheme="majorEastAsia" w:hAnsiTheme="majorHAnsi"/>
+        <w:rFonts w:asciiTheme="majorHAnsi" w:cstheme="majorBidi" w:hAnsiTheme="majorHAnsi" w:eastAsia="黑体"/>
         <w:b/>
         <w:bCs/>
       </w:rPr>
     </w:tblStylePr>
     <w:tblStylePr w:type="lastCol">
       <w:rPr>
-        <w:rFonts w:asciiTheme="majorHAnsi" w:cstheme="majorBidi" w:eastAsiaTheme="majorEastAsia" w:hAnsiTheme="majorHAnsi"/>
+        <w:rFonts w:asciiTheme="majorHAnsi" w:cstheme="majorBidi" w:hAnsiTheme="majorHAnsi" w:eastAsia="黑体"/>
         <w:b/>
         <w:bCs/>
       </w:rPr>
@@ -6312,7 +6633,7 @@
         <w:spacing w:after="0" w:before="0" w:line="240" w:lineRule="auto"/>
       </w:pPr>
       <w:rPr>
-        <w:rFonts w:asciiTheme="majorHAnsi" w:cstheme="majorBidi" w:eastAsiaTheme="majorEastAsia" w:hAnsiTheme="majorHAnsi"/>
+        <w:rFonts w:asciiTheme="majorHAnsi" w:cstheme="majorBidi" w:hAnsiTheme="majorHAnsi" w:eastAsia="黑体"/>
         <w:b/>
         <w:bCs/>
       </w:rPr>
@@ -6333,7 +6654,7 @@
         <w:spacing w:after="0" w:before="0" w:line="240" w:lineRule="auto"/>
       </w:pPr>
       <w:rPr>
-        <w:rFonts w:asciiTheme="majorHAnsi" w:cstheme="majorBidi" w:eastAsiaTheme="majorEastAsia" w:hAnsiTheme="majorHAnsi"/>
+        <w:rFonts w:asciiTheme="majorHAnsi" w:cstheme="majorBidi" w:hAnsiTheme="majorHAnsi" w:eastAsia="黑体"/>
         <w:b/>
         <w:bCs/>
       </w:rPr>
@@ -6351,14 +6672,14 @@
     </w:tblStylePr>
     <w:tblStylePr w:type="firstCol">
       <w:rPr>
-        <w:rFonts w:asciiTheme="majorHAnsi" w:cstheme="majorBidi" w:eastAsiaTheme="majorEastAsia" w:hAnsiTheme="majorHAnsi"/>
+        <w:rFonts w:asciiTheme="majorHAnsi" w:cstheme="majorBidi" w:hAnsiTheme="majorHAnsi" w:eastAsia="黑体"/>
         <w:b/>
         <w:bCs/>
       </w:rPr>
     </w:tblStylePr>
     <w:tblStylePr w:type="lastCol">
       <w:rPr>
-        <w:rFonts w:asciiTheme="majorHAnsi" w:cstheme="majorBidi" w:eastAsiaTheme="majorEastAsia" w:hAnsiTheme="majorHAnsi"/>
+        <w:rFonts w:asciiTheme="majorHAnsi" w:cstheme="majorBidi" w:hAnsiTheme="majorHAnsi" w:eastAsia="黑体"/>
         <w:b/>
         <w:bCs/>
       </w:rPr>
@@ -6442,7 +6763,7 @@
         <w:spacing w:after="0" w:before="0" w:line="240" w:lineRule="auto"/>
       </w:pPr>
       <w:rPr>
-        <w:rFonts w:asciiTheme="majorHAnsi" w:cstheme="majorBidi" w:eastAsiaTheme="majorEastAsia" w:hAnsiTheme="majorHAnsi"/>
+        <w:rFonts w:asciiTheme="majorHAnsi" w:cstheme="majorBidi" w:hAnsiTheme="majorHAnsi" w:eastAsia="黑体"/>
         <w:b/>
         <w:bCs/>
       </w:rPr>
@@ -6463,7 +6784,7 @@
         <w:spacing w:after="0" w:before="0" w:line="240" w:lineRule="auto"/>
       </w:pPr>
       <w:rPr>
-        <w:rFonts w:asciiTheme="majorHAnsi" w:cstheme="majorBidi" w:eastAsiaTheme="majorEastAsia" w:hAnsiTheme="majorHAnsi"/>
+        <w:rFonts w:asciiTheme="majorHAnsi" w:cstheme="majorBidi" w:hAnsiTheme="majorHAnsi" w:eastAsia="黑体"/>
         <w:b/>
         <w:bCs/>
       </w:rPr>
@@ -6481,14 +6802,14 @@
     </w:tblStylePr>
     <w:tblStylePr w:type="firstCol">
       <w:rPr>
-        <w:rFonts w:asciiTheme="majorHAnsi" w:cstheme="majorBidi" w:eastAsiaTheme="majorEastAsia" w:hAnsiTheme="majorHAnsi"/>
+        <w:rFonts w:asciiTheme="majorHAnsi" w:cstheme="majorBidi" w:hAnsiTheme="majorHAnsi" w:eastAsia="黑体"/>
         <w:b/>
         <w:bCs/>
       </w:rPr>
     </w:tblStylePr>
     <w:tblStylePr w:type="lastCol">
       <w:rPr>
-        <w:rFonts w:asciiTheme="majorHAnsi" w:cstheme="majorBidi" w:eastAsiaTheme="majorEastAsia" w:hAnsiTheme="majorHAnsi"/>
+        <w:rFonts w:asciiTheme="majorHAnsi" w:cstheme="majorBidi" w:hAnsiTheme="majorHAnsi" w:eastAsia="黑体"/>
         <w:b/>
         <w:bCs/>
       </w:rPr>
@@ -6571,6 +6892,7 @@
         <w:spacing w:after="0" w:before="0" w:line="240" w:lineRule="auto"/>
       </w:pPr>
       <w:rPr>
+        <w:rFonts w:eastAsia="黑体"/>
         <w:b/>
         <w:bCs/>
         <w:color w:themeColor="background1" w:val="FFFFFF"/>
@@ -6593,6 +6915,7 @@
         <w:spacing w:after="0" w:before="0" w:line="240" w:lineRule="auto"/>
       </w:pPr>
       <w:rPr>
+        <w:rFonts w:eastAsia="黑体"/>
         <w:b/>
         <w:bCs/>
       </w:rPr>
@@ -6610,12 +6933,14 @@
     </w:tblStylePr>
     <w:tblStylePr w:type="firstCol">
       <w:rPr>
+        <w:rFonts w:eastAsia="黑体"/>
         <w:b/>
         <w:bCs/>
       </w:rPr>
     </w:tblStylePr>
     <w:tblStylePr w:type="lastCol">
       <w:rPr>
+        <w:rFonts w:eastAsia="黑体"/>
         <w:b/>
         <w:bCs/>
       </w:rPr>
@@ -6677,6 +7002,7 @@
         <w:spacing w:after="0" w:before="0" w:line="240" w:lineRule="auto"/>
       </w:pPr>
       <w:rPr>
+        <w:rFonts w:eastAsia="黑体"/>
         <w:b/>
         <w:bCs/>
         <w:color w:themeColor="background1" w:val="FFFFFF"/>
@@ -6699,6 +7025,7 @@
         <w:spacing w:after="0" w:before="0" w:line="240" w:lineRule="auto"/>
       </w:pPr>
       <w:rPr>
+        <w:rFonts w:eastAsia="黑体"/>
         <w:b/>
         <w:bCs/>
       </w:rPr>
@@ -6716,12 +7043,14 @@
     </w:tblStylePr>
     <w:tblStylePr w:type="firstCol">
       <w:rPr>
+        <w:rFonts w:eastAsia="黑体"/>
         <w:b/>
         <w:bCs/>
       </w:rPr>
     </w:tblStylePr>
     <w:tblStylePr w:type="lastCol">
       <w:rPr>
+        <w:rFonts w:eastAsia="黑体"/>
         <w:b/>
         <w:bCs/>
       </w:rPr>
@@ -6783,6 +7112,7 @@
         <w:spacing w:after="0" w:before="0" w:line="240" w:lineRule="auto"/>
       </w:pPr>
       <w:rPr>
+        <w:rFonts w:eastAsia="黑体"/>
         <w:b/>
         <w:bCs/>
         <w:color w:themeColor="background1" w:val="FFFFFF"/>
@@ -6805,6 +7135,7 @@
         <w:spacing w:after="0" w:before="0" w:line="240" w:lineRule="auto"/>
       </w:pPr>
       <w:rPr>
+        <w:rFonts w:eastAsia="黑体"/>
         <w:b/>
         <w:bCs/>
       </w:rPr>
@@ -6822,12 +7153,14 @@
     </w:tblStylePr>
     <w:tblStylePr w:type="firstCol">
       <w:rPr>
+        <w:rFonts w:eastAsia="黑体"/>
         <w:b/>
         <w:bCs/>
       </w:rPr>
     </w:tblStylePr>
     <w:tblStylePr w:type="lastCol">
       <w:rPr>
+        <w:rFonts w:eastAsia="黑体"/>
         <w:b/>
         <w:bCs/>
       </w:rPr>
@@ -6889,6 +7222,7 @@
         <w:spacing w:after="0" w:before="0" w:line="240" w:lineRule="auto"/>
       </w:pPr>
       <w:rPr>
+        <w:rFonts w:eastAsia="黑体"/>
         <w:b/>
         <w:bCs/>
         <w:color w:themeColor="background1" w:val="FFFFFF"/>
@@ -6911,6 +7245,7 @@
         <w:spacing w:after="0" w:before="0" w:line="240" w:lineRule="auto"/>
       </w:pPr>
       <w:rPr>
+        <w:rFonts w:eastAsia="黑体"/>
         <w:b/>
         <w:bCs/>
       </w:rPr>
@@ -6928,12 +7263,14 @@
     </w:tblStylePr>
     <w:tblStylePr w:type="firstCol">
       <w:rPr>
+        <w:rFonts w:eastAsia="黑体"/>
         <w:b/>
         <w:bCs/>
       </w:rPr>
     </w:tblStylePr>
     <w:tblStylePr w:type="lastCol">
       <w:rPr>
+        <w:rFonts w:eastAsia="黑体"/>
         <w:b/>
         <w:bCs/>
       </w:rPr>
@@ -6995,6 +7332,7 @@
         <w:spacing w:after="0" w:before="0" w:line="240" w:lineRule="auto"/>
       </w:pPr>
       <w:rPr>
+        <w:rFonts w:eastAsia="黑体"/>
         <w:b/>
         <w:bCs/>
         <w:color w:themeColor="background1" w:val="FFFFFF"/>
@@ -7017,6 +7355,7 @@
         <w:spacing w:after="0" w:before="0" w:line="240" w:lineRule="auto"/>
       </w:pPr>
       <w:rPr>
+        <w:rFonts w:eastAsia="黑体"/>
         <w:b/>
         <w:bCs/>
       </w:rPr>
@@ -7034,12 +7373,14 @@
     </w:tblStylePr>
     <w:tblStylePr w:type="firstCol">
       <w:rPr>
+        <w:rFonts w:eastAsia="黑体"/>
         <w:b/>
         <w:bCs/>
       </w:rPr>
     </w:tblStylePr>
     <w:tblStylePr w:type="lastCol">
       <w:rPr>
+        <w:rFonts w:eastAsia="黑体"/>
         <w:b/>
         <w:bCs/>
       </w:rPr>
@@ -7101,6 +7442,7 @@
         <w:spacing w:after="0" w:before="0" w:line="240" w:lineRule="auto"/>
       </w:pPr>
       <w:rPr>
+        <w:rFonts w:eastAsia="黑体"/>
         <w:b/>
         <w:bCs/>
         <w:color w:themeColor="background1" w:val="FFFFFF"/>
@@ -7123,6 +7465,7 @@
         <w:spacing w:after="0" w:before="0" w:line="240" w:lineRule="auto"/>
       </w:pPr>
       <w:rPr>
+        <w:rFonts w:eastAsia="黑体"/>
         <w:b/>
         <w:bCs/>
       </w:rPr>
@@ -7140,12 +7483,14 @@
     </w:tblStylePr>
     <w:tblStylePr w:type="firstCol">
       <w:rPr>
+        <w:rFonts w:eastAsia="黑体"/>
         <w:b/>
         <w:bCs/>
       </w:rPr>
     </w:tblStylePr>
     <w:tblStylePr w:type="lastCol">
       <w:rPr>
+        <w:rFonts w:eastAsia="黑体"/>
         <w:b/>
         <w:bCs/>
       </w:rPr>
@@ -7207,6 +7552,7 @@
         <w:spacing w:after="0" w:before="0" w:line="240" w:lineRule="auto"/>
       </w:pPr>
       <w:rPr>
+        <w:rFonts w:eastAsia="黑体"/>
         <w:b/>
         <w:bCs/>
         <w:color w:themeColor="background1" w:val="FFFFFF"/>
@@ -7229,6 +7575,7 @@
         <w:spacing w:after="0" w:before="0" w:line="240" w:lineRule="auto"/>
       </w:pPr>
       <w:rPr>
+        <w:rFonts w:eastAsia="黑体"/>
         <w:b/>
         <w:bCs/>
       </w:rPr>
@@ -7246,12 +7593,14 @@
     </w:tblStylePr>
     <w:tblStylePr w:type="firstCol">
       <w:rPr>
+        <w:rFonts w:eastAsia="黑体"/>
         <w:b/>
         <w:bCs/>
       </w:rPr>
     </w:tblStylePr>
     <w:tblStylePr w:type="lastCol">
       <w:rPr>
+        <w:rFonts w:eastAsia="黑体"/>
         <w:b/>
         <w:bCs/>
       </w:rPr>
@@ -7310,6 +7659,7 @@
         <w:spacing w:after="0" w:before="0" w:line="240" w:lineRule="auto"/>
       </w:pPr>
       <w:rPr>
+        <w:rFonts w:eastAsia="黑体"/>
         <w:b/>
         <w:bCs/>
         <w:color w:themeColor="background1" w:val="FFFFFF"/>
@@ -7332,6 +7682,7 @@
         <w:spacing w:after="0" w:before="0" w:line="240" w:lineRule="auto"/>
       </w:pPr>
       <w:rPr>
+        <w:rFonts w:eastAsia="黑体"/>
         <w:color w:val="auto"/>
       </w:rPr>
       <w:tblPr/>
@@ -7349,6 +7700,7 @@
     </w:tblStylePr>
     <w:tblStylePr w:type="firstCol">
       <w:rPr>
+        <w:rFonts w:eastAsia="黑体"/>
         <w:b/>
         <w:bCs/>
         <w:color w:themeColor="background1" w:val="FFFFFF"/>
@@ -7368,6 +7720,7 @@
     </w:tblStylePr>
     <w:tblStylePr w:type="lastCol">
       <w:rPr>
+        <w:rFonts w:eastAsia="黑体"/>
         <w:b/>
         <w:bCs/>
         <w:color w:themeColor="background1" w:val="FFFFFF"/>
@@ -7416,6 +7769,7 @@
     </w:tblStylePr>
     <w:tblStylePr w:type="nwCell">
       <w:rPr>
+        <w:rFonts w:eastAsia="黑体"/>
         <w:color w:themeColor="background1" w:val="FFFFFF"/>
       </w:rPr>
       <w:tblPr/>
@@ -7459,6 +7813,7 @@
         <w:spacing w:after="0" w:before="0" w:line="240" w:lineRule="auto"/>
       </w:pPr>
       <w:rPr>
+        <w:rFonts w:eastAsia="黑体"/>
         <w:b/>
         <w:bCs/>
         <w:color w:themeColor="background1" w:val="FFFFFF"/>
@@ -7481,6 +7836,7 @@
         <w:spacing w:after="0" w:before="0" w:line="240" w:lineRule="auto"/>
       </w:pPr>
       <w:rPr>
+        <w:rFonts w:eastAsia="黑体"/>
         <w:color w:val="auto"/>
       </w:rPr>
       <w:tblPr/>
@@ -7498,6 +7854,7 @@
     </w:tblStylePr>
     <w:tblStylePr w:type="firstCol">
       <w:rPr>
+        <w:rFonts w:eastAsia="黑体"/>
         <w:b/>
         <w:bCs/>
         <w:color w:themeColor="background1" w:val="FFFFFF"/>
@@ -7517,6 +7874,7 @@
     </w:tblStylePr>
     <w:tblStylePr w:type="lastCol">
       <w:rPr>
+        <w:rFonts w:eastAsia="黑体"/>
         <w:b/>
         <w:bCs/>
         <w:color w:themeColor="background1" w:val="FFFFFF"/>
@@ -7565,6 +7923,7 @@
     </w:tblStylePr>
     <w:tblStylePr w:type="nwCell">
       <w:rPr>
+        <w:rFonts w:eastAsia="黑体"/>
         <w:color w:themeColor="background1" w:val="FFFFFF"/>
       </w:rPr>
       <w:tblPr/>
@@ -7608,6 +7967,7 @@
         <w:spacing w:after="0" w:before="0" w:line="240" w:lineRule="auto"/>
       </w:pPr>
       <w:rPr>
+        <w:rFonts w:eastAsia="黑体"/>
         <w:b/>
         <w:bCs/>
         <w:color w:themeColor="background1" w:val="FFFFFF"/>
@@ -7630,6 +7990,7 @@
         <w:spacing w:after="0" w:before="0" w:line="240" w:lineRule="auto"/>
       </w:pPr>
       <w:rPr>
+        <w:rFonts w:eastAsia="黑体"/>
         <w:color w:val="auto"/>
       </w:rPr>
       <w:tblPr/>
@@ -7647,6 +8008,7 @@
     </w:tblStylePr>
     <w:tblStylePr w:type="firstCol">
       <w:rPr>
+        <w:rFonts w:eastAsia="黑体"/>
         <w:b/>
         <w:bCs/>
         <w:color w:themeColor="background1" w:val="FFFFFF"/>
@@ -7666,6 +8028,7 @@
     </w:tblStylePr>
     <w:tblStylePr w:type="lastCol">
       <w:rPr>
+        <w:rFonts w:eastAsia="黑体"/>
         <w:b/>
         <w:bCs/>
         <w:color w:themeColor="background1" w:val="FFFFFF"/>
@@ -7714,6 +8077,7 @@
     </w:tblStylePr>
     <w:tblStylePr w:type="nwCell">
       <w:rPr>
+        <w:rFonts w:eastAsia="黑体"/>
         <w:color w:themeColor="background1" w:val="FFFFFF"/>
       </w:rPr>
       <w:tblPr/>
@@ -7757,6 +8121,7 @@
         <w:spacing w:after="0" w:before="0" w:line="240" w:lineRule="auto"/>
       </w:pPr>
       <w:rPr>
+        <w:rFonts w:eastAsia="黑体"/>
         <w:b/>
         <w:bCs/>
         <w:color w:themeColor="background1" w:val="FFFFFF"/>
@@ -7779,6 +8144,7 @@
         <w:spacing w:after="0" w:before="0" w:line="240" w:lineRule="auto"/>
       </w:pPr>
       <w:rPr>
+        <w:rFonts w:eastAsia="黑体"/>
         <w:color w:val="auto"/>
       </w:rPr>
       <w:tblPr/>
@@ -7796,6 +8162,7 @@
     </w:tblStylePr>
     <w:tblStylePr w:type="firstCol">
       <w:rPr>
+        <w:rFonts w:eastAsia="黑体"/>
         <w:b/>
         <w:bCs/>
         <w:color w:themeColor="background1" w:val="FFFFFF"/>
@@ -7815,6 +8182,7 @@
     </w:tblStylePr>
     <w:tblStylePr w:type="lastCol">
       <w:rPr>
+        <w:rFonts w:eastAsia="黑体"/>
         <w:b/>
         <w:bCs/>
         <w:color w:themeColor="background1" w:val="FFFFFF"/>
@@ -7863,6 +8231,7 @@
     </w:tblStylePr>
     <w:tblStylePr w:type="nwCell">
       <w:rPr>
+        <w:rFonts w:eastAsia="黑体"/>
         <w:color w:themeColor="background1" w:val="FFFFFF"/>
       </w:rPr>
       <w:tblPr/>
@@ -7906,6 +8275,7 @@
         <w:spacing w:after="0" w:before="0" w:line="240" w:lineRule="auto"/>
       </w:pPr>
       <w:rPr>
+        <w:rFonts w:eastAsia="黑体"/>
         <w:b/>
         <w:bCs/>
         <w:color w:themeColor="background1" w:val="FFFFFF"/>
@@ -7928,6 +8298,7 @@
         <w:spacing w:after="0" w:before="0" w:line="240" w:lineRule="auto"/>
       </w:pPr>
       <w:rPr>
+        <w:rFonts w:eastAsia="黑体"/>
         <w:color w:val="auto"/>
       </w:rPr>
       <w:tblPr/>
@@ -7945,6 +8316,7 @@
     </w:tblStylePr>
     <w:tblStylePr w:type="firstCol">
       <w:rPr>
+        <w:rFonts w:eastAsia="黑体"/>
         <w:b/>
         <w:bCs/>
         <w:color w:themeColor="background1" w:val="FFFFFF"/>
@@ -7964,6 +8336,7 @@
     </w:tblStylePr>
     <w:tblStylePr w:type="lastCol">
       <w:rPr>
+        <w:rFonts w:eastAsia="黑体"/>
         <w:b/>
         <w:bCs/>
         <w:color w:themeColor="background1" w:val="FFFFFF"/>
@@ -8012,6 +8385,7 @@
     </w:tblStylePr>
     <w:tblStylePr w:type="nwCell">
       <w:rPr>
+        <w:rFonts w:eastAsia="黑体"/>
         <w:color w:themeColor="background1" w:val="FFFFFF"/>
       </w:rPr>
       <w:tblPr/>
@@ -8055,6 +8429,7 @@
         <w:spacing w:after="0" w:before="0" w:line="240" w:lineRule="auto"/>
       </w:pPr>
       <w:rPr>
+        <w:rFonts w:eastAsia="黑体"/>
         <w:b/>
         <w:bCs/>
         <w:color w:themeColor="background1" w:val="FFFFFF"/>
@@ -8077,6 +8452,7 @@
         <w:spacing w:after="0" w:before="0" w:line="240" w:lineRule="auto"/>
       </w:pPr>
       <w:rPr>
+        <w:rFonts w:eastAsia="黑体"/>
         <w:color w:val="auto"/>
       </w:rPr>
       <w:tblPr/>
@@ -8094,6 +8470,7 @@
     </w:tblStylePr>
     <w:tblStylePr w:type="firstCol">
       <w:rPr>
+        <w:rFonts w:eastAsia="黑体"/>
         <w:b/>
         <w:bCs/>
         <w:color w:themeColor="background1" w:val="FFFFFF"/>
@@ -8113,6 +8490,7 @@
     </w:tblStylePr>
     <w:tblStylePr w:type="lastCol">
       <w:rPr>
+        <w:rFonts w:eastAsia="黑体"/>
         <w:b/>
         <w:bCs/>
         <w:color w:themeColor="background1" w:val="FFFFFF"/>
@@ -8161,6 +8539,7 @@
     </w:tblStylePr>
     <w:tblStylePr w:type="nwCell">
       <w:rPr>
+        <w:rFonts w:eastAsia="黑体"/>
         <w:color w:themeColor="background1" w:val="FFFFFF"/>
       </w:rPr>
       <w:tblPr/>
@@ -8204,6 +8583,7 @@
         <w:spacing w:after="0" w:before="0" w:line="240" w:lineRule="auto"/>
       </w:pPr>
       <w:rPr>
+        <w:rFonts w:eastAsia="黑体"/>
         <w:b/>
         <w:bCs/>
         <w:color w:themeColor="background1" w:val="FFFFFF"/>
@@ -8226,6 +8606,7 @@
         <w:spacing w:after="0" w:before="0" w:line="240" w:lineRule="auto"/>
       </w:pPr>
       <w:rPr>
+        <w:rFonts w:eastAsia="黑体"/>
         <w:color w:val="auto"/>
       </w:rPr>
       <w:tblPr/>
@@ -8243,6 +8624,7 @@
     </w:tblStylePr>
     <w:tblStylePr w:type="firstCol">
       <w:rPr>
+        <w:rFonts w:eastAsia="黑体"/>
         <w:b/>
         <w:bCs/>
         <w:color w:themeColor="background1" w:val="FFFFFF"/>
@@ -8262,6 +8644,7 @@
     </w:tblStylePr>
     <w:tblStylePr w:type="lastCol">
       <w:rPr>
+        <w:rFonts w:eastAsia="黑体"/>
         <w:b/>
         <w:bCs/>
         <w:color w:themeColor="background1" w:val="FFFFFF"/>
@@ -8310,6 +8693,7 @@
     </w:tblStylePr>
     <w:tblStylePr w:type="nwCell">
       <w:rPr>
+        <w:rFonts w:eastAsia="黑体"/>
         <w:color w:themeColor="background1" w:val="FFFFFF"/>
       </w:rPr>
       <w:tblPr/>
@@ -8334,6 +8718,7 @@
       <w:spacing w:after="0" w:line="240" w:lineRule="auto"/>
     </w:pPr>
     <w:rPr>
+      <w:rFonts w:eastAsia="黑体"/>
       <w:color w:themeColor="text1" w:val="000000"/>
     </w:rPr>
     <w:tblPr>
@@ -8353,7 +8738,7 @@
     </w:tblPr>
     <w:tblStylePr w:type="firstRow">
       <w:rPr>
-        <w:rFonts w:asciiTheme="majorHAnsi" w:cstheme="majorBidi" w:eastAsiaTheme="majorEastAsia" w:hAnsiTheme="majorHAnsi"/>
+        <w:rFonts w:asciiTheme="majorHAnsi" w:cstheme="majorBidi" w:hAnsiTheme="majorHAnsi" w:eastAsia="黑体"/>
       </w:rPr>
       <w:tblPr/>
       <w:tcPr>
@@ -8365,6 +8750,7 @@
     </w:tblStylePr>
     <w:tblStylePr w:type="lastRow">
       <w:rPr>
+        <w:rFonts w:eastAsia="黑体"/>
         <w:b/>
         <w:bCs/>
         <w:color w:themeColor="text2" w:val="1F497D"/>
@@ -8379,12 +8765,14 @@
     </w:tblStylePr>
     <w:tblStylePr w:type="firstCol">
       <w:rPr>
+        <w:rFonts w:eastAsia="黑体"/>
         <w:b/>
         <w:bCs/>
       </w:rPr>
     </w:tblStylePr>
     <w:tblStylePr w:type="lastCol">
       <w:rPr>
+        <w:rFonts w:eastAsia="黑体"/>
         <w:b/>
         <w:bCs/>
       </w:rPr>
@@ -8418,6 +8806,7 @@
       <w:spacing w:after="0" w:line="240" w:lineRule="auto"/>
     </w:pPr>
     <w:rPr>
+      <w:rFonts w:eastAsia="黑体"/>
       <w:color w:themeColor="text1" w:val="000000"/>
     </w:rPr>
     <w:tblPr>
@@ -8437,7 +8826,7 @@
     </w:tblPr>
     <w:tblStylePr w:type="firstRow">
       <w:rPr>
-        <w:rFonts w:asciiTheme="majorHAnsi" w:cstheme="majorBidi" w:eastAsiaTheme="majorEastAsia" w:hAnsiTheme="majorHAnsi"/>
+        <w:rFonts w:asciiTheme="majorHAnsi" w:cstheme="majorBidi" w:hAnsiTheme="majorHAnsi" w:eastAsia="黑体"/>
       </w:rPr>
       <w:tblPr/>
       <w:tcPr>
@@ -8449,6 +8838,7 @@
     </w:tblStylePr>
     <w:tblStylePr w:type="lastRow">
       <w:rPr>
+        <w:rFonts w:eastAsia="黑体"/>
         <w:b/>
         <w:bCs/>
         <w:color w:themeColor="text2" w:val="1F497D"/>
@@ -8463,12 +8853,14 @@
     </w:tblStylePr>
     <w:tblStylePr w:type="firstCol">
       <w:rPr>
+        <w:rFonts w:eastAsia="黑体"/>
         <w:b/>
         <w:bCs/>
       </w:rPr>
     </w:tblStylePr>
     <w:tblStylePr w:type="lastCol">
       <w:rPr>
+        <w:rFonts w:eastAsia="黑体"/>
         <w:b/>
         <w:bCs/>
       </w:rPr>
@@ -8502,6 +8894,7 @@
       <w:spacing w:after="0" w:line="240" w:lineRule="auto"/>
     </w:pPr>
     <w:rPr>
+      <w:rFonts w:eastAsia="黑体"/>
       <w:color w:themeColor="text1" w:val="000000"/>
     </w:rPr>
     <w:tblPr>
@@ -8521,7 +8914,7 @@
     </w:tblPr>
     <w:tblStylePr w:type="firstRow">
       <w:rPr>
-        <w:rFonts w:asciiTheme="majorHAnsi" w:cstheme="majorBidi" w:eastAsiaTheme="majorEastAsia" w:hAnsiTheme="majorHAnsi"/>
+        <w:rFonts w:asciiTheme="majorHAnsi" w:cstheme="majorBidi" w:hAnsiTheme="majorHAnsi" w:eastAsia="黑体"/>
       </w:rPr>
       <w:tblPr/>
       <w:tcPr>
@@ -8533,6 +8926,7 @@
     </w:tblStylePr>
     <w:tblStylePr w:type="lastRow">
       <w:rPr>
+        <w:rFonts w:eastAsia="黑体"/>
         <w:b/>
         <w:bCs/>
         <w:color w:themeColor="text2" w:val="1F497D"/>
@@ -8547,12 +8941,14 @@
     </w:tblStylePr>
     <w:tblStylePr w:type="firstCol">
       <w:rPr>
+        <w:rFonts w:eastAsia="黑体"/>
         <w:b/>
         <w:bCs/>
       </w:rPr>
     </w:tblStylePr>
     <w:tblStylePr w:type="lastCol">
       <w:rPr>
+        <w:rFonts w:eastAsia="黑体"/>
         <w:b/>
         <w:bCs/>
       </w:rPr>
@@ -8586,6 +8982,7 @@
       <w:spacing w:after="0" w:line="240" w:lineRule="auto"/>
     </w:pPr>
     <w:rPr>
+      <w:rFonts w:eastAsia="黑体"/>
       <w:color w:themeColor="text1" w:val="000000"/>
     </w:rPr>
     <w:tblPr>
@@ -8605,7 +9002,7 @@
     </w:tblPr>
     <w:tblStylePr w:type="firstRow">
       <w:rPr>
-        <w:rFonts w:asciiTheme="majorHAnsi" w:cstheme="majorBidi" w:eastAsiaTheme="majorEastAsia" w:hAnsiTheme="majorHAnsi"/>
+        <w:rFonts w:asciiTheme="majorHAnsi" w:cstheme="majorBidi" w:hAnsiTheme="majorHAnsi" w:eastAsia="黑体"/>
       </w:rPr>
       <w:tblPr/>
       <w:tcPr>
@@ -8617,6 +9014,7 @@
     </w:tblStylePr>
     <w:tblStylePr w:type="lastRow">
       <w:rPr>
+        <w:rFonts w:eastAsia="黑体"/>
         <w:b/>
         <w:bCs/>
         <w:color w:themeColor="text2" w:val="1F497D"/>
@@ -8631,12 +9029,14 @@
     </w:tblStylePr>
     <w:tblStylePr w:type="firstCol">
       <w:rPr>
+        <w:rFonts w:eastAsia="黑体"/>
         <w:b/>
         <w:bCs/>
       </w:rPr>
     </w:tblStylePr>
     <w:tblStylePr w:type="lastCol">
       <w:rPr>
+        <w:rFonts w:eastAsia="黑体"/>
         <w:b/>
         <w:bCs/>
       </w:rPr>
@@ -8670,6 +9070,7 @@
       <w:spacing w:after="0" w:line="240" w:lineRule="auto"/>
     </w:pPr>
     <w:rPr>
+      <w:rFonts w:eastAsia="黑体"/>
       <w:color w:themeColor="text1" w:val="000000"/>
     </w:rPr>
     <w:tblPr>
@@ -8689,7 +9090,7 @@
     </w:tblPr>
     <w:tblStylePr w:type="firstRow">
       <w:rPr>
-        <w:rFonts w:asciiTheme="majorHAnsi" w:cstheme="majorBidi" w:eastAsiaTheme="majorEastAsia" w:hAnsiTheme="majorHAnsi"/>
+        <w:rFonts w:asciiTheme="majorHAnsi" w:cstheme="majorBidi" w:hAnsiTheme="majorHAnsi" w:eastAsia="黑体"/>
       </w:rPr>
       <w:tblPr/>
       <w:tcPr>
@@ -8701,6 +9102,7 @@
     </w:tblStylePr>
     <w:tblStylePr w:type="lastRow">
       <w:rPr>
+        <w:rFonts w:eastAsia="黑体"/>
         <w:b/>
         <w:bCs/>
         <w:color w:themeColor="text2" w:val="1F497D"/>
@@ -8715,12 +9117,14 @@
     </w:tblStylePr>
     <w:tblStylePr w:type="firstCol">
       <w:rPr>
+        <w:rFonts w:eastAsia="黑体"/>
         <w:b/>
         <w:bCs/>
       </w:rPr>
     </w:tblStylePr>
     <w:tblStylePr w:type="lastCol">
       <w:rPr>
+        <w:rFonts w:eastAsia="黑体"/>
         <w:b/>
         <w:bCs/>
       </w:rPr>
@@ -8754,6 +9158,7 @@
       <w:spacing w:after="0" w:line="240" w:lineRule="auto"/>
     </w:pPr>
     <w:rPr>
+      <w:rFonts w:eastAsia="黑体"/>
       <w:color w:themeColor="text1" w:val="000000"/>
     </w:rPr>
     <w:tblPr>
@@ -8773,7 +9178,7 @@
     </w:tblPr>
     <w:tblStylePr w:type="firstRow">
       <w:rPr>
-        <w:rFonts w:asciiTheme="majorHAnsi" w:cstheme="majorBidi" w:eastAsiaTheme="majorEastAsia" w:hAnsiTheme="majorHAnsi"/>
+        <w:rFonts w:asciiTheme="majorHAnsi" w:cstheme="majorBidi" w:hAnsiTheme="majorHAnsi" w:eastAsia="黑体"/>
       </w:rPr>
       <w:tblPr/>
       <w:tcPr>
@@ -8785,6 +9190,7 @@
     </w:tblStylePr>
     <w:tblStylePr w:type="lastRow">
       <w:rPr>
+        <w:rFonts w:eastAsia="黑体"/>
         <w:b/>
         <w:bCs/>
         <w:color w:themeColor="text2" w:val="1F497D"/>
@@ -8799,12 +9205,14 @@
     </w:tblStylePr>
     <w:tblStylePr w:type="firstCol">
       <w:rPr>
+        <w:rFonts w:eastAsia="黑体"/>
         <w:b/>
         <w:bCs/>
       </w:rPr>
     </w:tblStylePr>
     <w:tblStylePr w:type="lastCol">
       <w:rPr>
+        <w:rFonts w:eastAsia="黑体"/>
         <w:b/>
         <w:bCs/>
       </w:rPr>
@@ -8838,6 +9246,7 @@
       <w:spacing w:after="0" w:line="240" w:lineRule="auto"/>
     </w:pPr>
     <w:rPr>
+      <w:rFonts w:eastAsia="黑体"/>
       <w:color w:themeColor="text1" w:val="000000"/>
     </w:rPr>
     <w:tblPr>
@@ -8857,7 +9266,7 @@
     </w:tblPr>
     <w:tblStylePr w:type="firstRow">
       <w:rPr>
-        <w:rFonts w:asciiTheme="majorHAnsi" w:cstheme="majorBidi" w:eastAsiaTheme="majorEastAsia" w:hAnsiTheme="majorHAnsi"/>
+        <w:rFonts w:asciiTheme="majorHAnsi" w:cstheme="majorBidi" w:hAnsiTheme="majorHAnsi" w:eastAsia="黑体"/>
       </w:rPr>
       <w:tblPr/>
       <w:tcPr>
@@ -8869,6 +9278,7 @@
     </w:tblStylePr>
     <w:tblStylePr w:type="lastRow">
       <w:rPr>
+        <w:rFonts w:eastAsia="黑体"/>
         <w:b/>
         <w:bCs/>
         <w:color w:themeColor="text2" w:val="1F497D"/>
@@ -8883,12 +9293,14 @@
     </w:tblStylePr>
     <w:tblStylePr w:type="firstCol">
       <w:rPr>
+        <w:rFonts w:eastAsia="黑体"/>
         <w:b/>
         <w:bCs/>
       </w:rPr>
     </w:tblStylePr>
     <w:tblStylePr w:type="lastCol">
       <w:rPr>
+        <w:rFonts w:eastAsia="黑体"/>
         <w:b/>
         <w:bCs/>
       </w:rPr>
@@ -8922,7 +9334,7 @@
       <w:spacing w:after="0" w:line="240" w:lineRule="auto"/>
     </w:pPr>
     <w:rPr>
-      <w:rFonts w:asciiTheme="majorHAnsi" w:cstheme="majorBidi" w:eastAsiaTheme="majorEastAsia" w:hAnsiTheme="majorHAnsi"/>
+      <w:rFonts w:asciiTheme="majorHAnsi" w:cstheme="majorBidi" w:hAnsiTheme="majorHAnsi" w:eastAsia="黑体"/>
       <w:color w:themeColor="text1" w:val="000000"/>
     </w:rPr>
     <w:tblPr>
@@ -8944,6 +9356,7 @@
     </w:tblPr>
     <w:tblStylePr w:type="firstRow">
       <w:rPr>
+        <w:rFonts w:eastAsia="黑体"/>
         <w:sz w:val="24"/>
         <w:szCs w:val="24"/>
       </w:rPr>
@@ -9050,7 +9463,7 @@
       <w:spacing w:after="0" w:line="240" w:lineRule="auto"/>
     </w:pPr>
     <w:rPr>
-      <w:rFonts w:asciiTheme="majorHAnsi" w:cstheme="majorBidi" w:eastAsiaTheme="majorEastAsia" w:hAnsiTheme="majorHAnsi"/>
+      <w:rFonts w:asciiTheme="majorHAnsi" w:cstheme="majorBidi" w:hAnsiTheme="majorHAnsi" w:eastAsia="黑体"/>
       <w:color w:themeColor="text1" w:val="000000"/>
     </w:rPr>
     <w:tblPr>
@@ -9072,6 +9485,7 @@
     </w:tblPr>
     <w:tblStylePr w:type="firstRow">
       <w:rPr>
+        <w:rFonts w:eastAsia="黑体"/>
         <w:sz w:val="24"/>
         <w:szCs w:val="24"/>
       </w:rPr>
@@ -9178,7 +9592,7 @@
       <w:spacing w:after="0" w:line="240" w:lineRule="auto"/>
     </w:pPr>
     <w:rPr>
-      <w:rFonts w:asciiTheme="majorHAnsi" w:cstheme="majorBidi" w:eastAsiaTheme="majorEastAsia" w:hAnsiTheme="majorHAnsi"/>
+      <w:rFonts w:asciiTheme="majorHAnsi" w:cstheme="majorBidi" w:hAnsiTheme="majorHAnsi" w:eastAsia="黑体"/>
       <w:color w:themeColor="text1" w:val="000000"/>
     </w:rPr>
     <w:tblPr>
@@ -9200,6 +9614,7 @@
     </w:tblPr>
     <w:tblStylePr w:type="firstRow">
       <w:rPr>
+        <w:rFonts w:eastAsia="黑体"/>
         <w:sz w:val="24"/>
         <w:szCs w:val="24"/>
       </w:rPr>
@@ -9306,7 +9721,7 @@
       <w:spacing w:after="0" w:line="240" w:lineRule="auto"/>
     </w:pPr>
     <w:rPr>
-      <w:rFonts w:asciiTheme="majorHAnsi" w:cstheme="majorBidi" w:eastAsiaTheme="majorEastAsia" w:hAnsiTheme="majorHAnsi"/>
+      <w:rFonts w:asciiTheme="majorHAnsi" w:cstheme="majorBidi" w:hAnsiTheme="majorHAnsi" w:eastAsia="黑体"/>
       <w:color w:themeColor="text1" w:val="000000"/>
     </w:rPr>
     <w:tblPr>
@@ -9328,6 +9743,7 @@
     </w:tblPr>
     <w:tblStylePr w:type="firstRow">
       <w:rPr>
+        <w:rFonts w:eastAsia="黑体"/>
         <w:sz w:val="24"/>
         <w:szCs w:val="24"/>
       </w:rPr>
@@ -9434,7 +9850,7 @@
       <w:spacing w:after="0" w:line="240" w:lineRule="auto"/>
     </w:pPr>
     <w:rPr>
-      <w:rFonts w:asciiTheme="majorHAnsi" w:cstheme="majorBidi" w:eastAsiaTheme="majorEastAsia" w:hAnsiTheme="majorHAnsi"/>
+      <w:rFonts w:asciiTheme="majorHAnsi" w:cstheme="majorBidi" w:hAnsiTheme="majorHAnsi" w:eastAsia="黑体"/>
       <w:color w:themeColor="text1" w:val="000000"/>
     </w:rPr>
     <w:tblPr>
@@ -9456,6 +9872,7 @@
     </w:tblPr>
     <w:tblStylePr w:type="firstRow">
       <w:rPr>
+        <w:rFonts w:eastAsia="黑体"/>
         <w:sz w:val="24"/>
         <w:szCs w:val="24"/>
       </w:rPr>
@@ -9562,7 +9979,7 @@
       <w:spacing w:after="0" w:line="240" w:lineRule="auto"/>
     </w:pPr>
     <w:rPr>
-      <w:rFonts w:asciiTheme="majorHAnsi" w:cstheme="majorBidi" w:eastAsiaTheme="majorEastAsia" w:hAnsiTheme="majorHAnsi"/>
+      <w:rFonts w:asciiTheme="majorHAnsi" w:cstheme="majorBidi" w:hAnsiTheme="majorHAnsi" w:eastAsia="黑体"/>
       <w:color w:themeColor="text1" w:val="000000"/>
     </w:rPr>
     <w:tblPr>
@@ -9584,6 +10001,7 @@
     </w:tblPr>
     <w:tblStylePr w:type="firstRow">
       <w:rPr>
+        <w:rFonts w:eastAsia="黑体"/>
         <w:sz w:val="24"/>
         <w:szCs w:val="24"/>
       </w:rPr>
@@ -9690,7 +10108,7 @@
       <w:spacing w:after="0" w:line="240" w:lineRule="auto"/>
     </w:pPr>
     <w:rPr>
-      <w:rFonts w:asciiTheme="majorHAnsi" w:cstheme="majorBidi" w:eastAsiaTheme="majorEastAsia" w:hAnsiTheme="majorHAnsi"/>
+      <w:rFonts w:asciiTheme="majorHAnsi" w:cstheme="majorBidi" w:hAnsiTheme="majorHAnsi" w:eastAsia="黑体"/>
       <w:color w:themeColor="text1" w:val="000000"/>
     </w:rPr>
     <w:tblPr>
@@ -9712,6 +10130,7 @@
     </w:tblPr>
     <w:tblStylePr w:type="firstRow">
       <w:rPr>
+        <w:rFonts w:eastAsia="黑体"/>
         <w:sz w:val="24"/>
         <w:szCs w:val="24"/>
       </w:rPr>
@@ -9841,12 +10260,14 @@
     </w:tcPr>
     <w:tblStylePr w:type="firstRow">
       <w:rPr>
+        <w:rFonts w:eastAsia="黑体"/>
         <w:b/>
         <w:bCs/>
       </w:rPr>
     </w:tblStylePr>
     <w:tblStylePr w:type="lastRow">
       <w:rPr>
+        <w:rFonts w:eastAsia="黑体"/>
         <w:b/>
         <w:bCs/>
       </w:rPr>
@@ -9859,12 +10280,14 @@
     </w:tblStylePr>
     <w:tblStylePr w:type="firstCol">
       <w:rPr>
+        <w:rFonts w:eastAsia="黑体"/>
         <w:b/>
         <w:bCs/>
       </w:rPr>
     </w:tblStylePr>
     <w:tblStylePr w:type="lastCol">
       <w:rPr>
+        <w:rFonts w:eastAsia="黑体"/>
         <w:b/>
         <w:bCs/>
       </w:rPr>
@@ -9914,12 +10337,14 @@
     </w:tcPr>
     <w:tblStylePr w:type="firstRow">
       <w:rPr>
+        <w:rFonts w:eastAsia="黑体"/>
         <w:b/>
         <w:bCs/>
       </w:rPr>
     </w:tblStylePr>
     <w:tblStylePr w:type="lastRow">
       <w:rPr>
+        <w:rFonts w:eastAsia="黑体"/>
         <w:b/>
         <w:bCs/>
       </w:rPr>
@@ -9932,12 +10357,14 @@
     </w:tblStylePr>
     <w:tblStylePr w:type="firstCol">
       <w:rPr>
+        <w:rFonts w:eastAsia="黑体"/>
         <w:b/>
         <w:bCs/>
       </w:rPr>
     </w:tblStylePr>
     <w:tblStylePr w:type="lastCol">
       <w:rPr>
+        <w:rFonts w:eastAsia="黑体"/>
         <w:b/>
         <w:bCs/>
       </w:rPr>
@@ -9987,12 +10414,14 @@
     </w:tcPr>
     <w:tblStylePr w:type="firstRow">
       <w:rPr>
+        <w:rFonts w:eastAsia="黑体"/>
         <w:b/>
         <w:bCs/>
       </w:rPr>
     </w:tblStylePr>
     <w:tblStylePr w:type="lastRow">
       <w:rPr>
+        <w:rFonts w:eastAsia="黑体"/>
         <w:b/>
         <w:bCs/>
       </w:rPr>
@@ -10005,12 +10434,14 @@
     </w:tblStylePr>
     <w:tblStylePr w:type="firstCol">
       <w:rPr>
+        <w:rFonts w:eastAsia="黑体"/>
         <w:b/>
         <w:bCs/>
       </w:rPr>
     </w:tblStylePr>
     <w:tblStylePr w:type="lastCol">
       <w:rPr>
+        <w:rFonts w:eastAsia="黑体"/>
         <w:b/>
         <w:bCs/>
       </w:rPr>
@@ -10060,12 +10491,14 @@
     </w:tcPr>
     <w:tblStylePr w:type="firstRow">
       <w:rPr>
+        <w:rFonts w:eastAsia="黑体"/>
         <w:b/>
         <w:bCs/>
       </w:rPr>
     </w:tblStylePr>
     <w:tblStylePr w:type="lastRow">
       <w:rPr>
+        <w:rFonts w:eastAsia="黑体"/>
         <w:b/>
         <w:bCs/>
       </w:rPr>
@@ -10078,12 +10511,14 @@
     </w:tblStylePr>
     <w:tblStylePr w:type="firstCol">
       <w:rPr>
+        <w:rFonts w:eastAsia="黑体"/>
         <w:b/>
         <w:bCs/>
       </w:rPr>
     </w:tblStylePr>
     <w:tblStylePr w:type="lastCol">
       <w:rPr>
+        <w:rFonts w:eastAsia="黑体"/>
         <w:b/>
         <w:bCs/>
       </w:rPr>
@@ -10133,12 +10568,14 @@
     </w:tcPr>
     <w:tblStylePr w:type="firstRow">
       <w:rPr>
+        <w:rFonts w:eastAsia="黑体"/>
         <w:b/>
         <w:bCs/>
       </w:rPr>
     </w:tblStylePr>
     <w:tblStylePr w:type="lastRow">
       <w:rPr>
+        <w:rFonts w:eastAsia="黑体"/>
         <w:b/>
         <w:bCs/>
       </w:rPr>
@@ -10151,12 +10588,14 @@
     </w:tblStylePr>
     <w:tblStylePr w:type="firstCol">
       <w:rPr>
+        <w:rFonts w:eastAsia="黑体"/>
         <w:b/>
         <w:bCs/>
       </w:rPr>
     </w:tblStylePr>
     <w:tblStylePr w:type="lastCol">
       <w:rPr>
+        <w:rFonts w:eastAsia="黑体"/>
         <w:b/>
         <w:bCs/>
       </w:rPr>
@@ -10206,12 +10645,14 @@
     </w:tcPr>
     <w:tblStylePr w:type="firstRow">
       <w:rPr>
+        <w:rFonts w:eastAsia="黑体"/>
         <w:b/>
         <w:bCs/>
       </w:rPr>
     </w:tblStylePr>
     <w:tblStylePr w:type="lastRow">
       <w:rPr>
+        <w:rFonts w:eastAsia="黑体"/>
         <w:b/>
         <w:bCs/>
       </w:rPr>
@@ -10224,12 +10665,14 @@
     </w:tblStylePr>
     <w:tblStylePr w:type="firstCol">
       <w:rPr>
+        <w:rFonts w:eastAsia="黑体"/>
         <w:b/>
         <w:bCs/>
       </w:rPr>
     </w:tblStylePr>
     <w:tblStylePr w:type="lastCol">
       <w:rPr>
+        <w:rFonts w:eastAsia="黑体"/>
         <w:b/>
         <w:bCs/>
       </w:rPr>
@@ -10279,12 +10722,14 @@
     </w:tcPr>
     <w:tblStylePr w:type="firstRow">
       <w:rPr>
+        <w:rFonts w:eastAsia="黑体"/>
         <w:b/>
         <w:bCs/>
       </w:rPr>
     </w:tblStylePr>
     <w:tblStylePr w:type="lastRow">
       <w:rPr>
+        <w:rFonts w:eastAsia="黑体"/>
         <w:b/>
         <w:bCs/>
       </w:rPr>
@@ -10297,12 +10742,14 @@
     </w:tblStylePr>
     <w:tblStylePr w:type="firstCol">
       <w:rPr>
+        <w:rFonts w:eastAsia="黑体"/>
         <w:b/>
         <w:bCs/>
       </w:rPr>
     </w:tblStylePr>
     <w:tblStylePr w:type="lastCol">
       <w:rPr>
+        <w:rFonts w:eastAsia="黑体"/>
         <w:b/>
         <w:bCs/>
       </w:rPr>
@@ -10329,7 +10776,7 @@
       <w:spacing w:after="0" w:line="240" w:lineRule="auto"/>
     </w:pPr>
     <w:rPr>
-      <w:rFonts w:asciiTheme="majorHAnsi" w:cstheme="majorBidi" w:eastAsiaTheme="majorEastAsia" w:hAnsiTheme="majorHAnsi"/>
+      <w:rFonts w:asciiTheme="majorHAnsi" w:cstheme="majorBidi" w:hAnsiTheme="majorHAnsi" w:eastAsia="黑体"/>
       <w:color w:themeColor="text1" w:val="000000"/>
     </w:rPr>
     <w:tblPr>
@@ -10356,6 +10803,7 @@
     </w:tcPr>
     <w:tblStylePr w:type="firstRow">
       <w:rPr>
+        <w:rFonts w:eastAsia="黑体"/>
         <w:b/>
         <w:bCs/>
         <w:color w:themeColor="text1" w:val="000000"/>
@@ -10367,6 +10815,7 @@
     </w:tblStylePr>
     <w:tblStylePr w:type="lastRow">
       <w:rPr>
+        <w:rFonts w:eastAsia="黑体"/>
         <w:b/>
         <w:bCs/>
         <w:color w:themeColor="text1" w:val="000000"/>
@@ -10386,6 +10835,7 @@
     </w:tblStylePr>
     <w:tblStylePr w:type="firstCol">
       <w:rPr>
+        <w:rFonts w:eastAsia="黑体"/>
         <w:b/>
         <w:bCs/>
         <w:color w:themeColor="text1" w:val="000000"/>
@@ -10405,6 +10855,7 @@
     </w:tblStylePr>
     <w:tblStylePr w:type="lastCol">
       <w:rPr>
+        <w:rFonts w:eastAsia="黑体"/>
         <w:b w:val="0"/>
         <w:bCs w:val="0"/>
         <w:color w:themeColor="text1" w:val="000000"/>
@@ -10454,7 +10905,7 @@
       <w:spacing w:after="0" w:line="240" w:lineRule="auto"/>
     </w:pPr>
     <w:rPr>
-      <w:rFonts w:asciiTheme="majorHAnsi" w:cstheme="majorBidi" w:eastAsiaTheme="majorEastAsia" w:hAnsiTheme="majorHAnsi"/>
+      <w:rFonts w:asciiTheme="majorHAnsi" w:cstheme="majorBidi" w:hAnsiTheme="majorHAnsi" w:eastAsia="黑体"/>
       <w:color w:themeColor="text1" w:val="000000"/>
     </w:rPr>
     <w:tblPr>
@@ -10481,6 +10932,7 @@
     </w:tcPr>
     <w:tblStylePr w:type="firstRow">
       <w:rPr>
+        <w:rFonts w:eastAsia="黑体"/>
         <w:b/>
         <w:bCs/>
         <w:color w:themeColor="text1" w:val="000000"/>
@@ -10492,6 +10944,7 @@
     </w:tblStylePr>
     <w:tblStylePr w:type="lastRow">
       <w:rPr>
+        <w:rFonts w:eastAsia="黑体"/>
         <w:b/>
         <w:bCs/>
         <w:color w:themeColor="text1" w:val="000000"/>
@@ -10511,6 +10964,7 @@
     </w:tblStylePr>
     <w:tblStylePr w:type="firstCol">
       <w:rPr>
+        <w:rFonts w:eastAsia="黑体"/>
         <w:b/>
         <w:bCs/>
         <w:color w:themeColor="text1" w:val="000000"/>
@@ -10530,6 +10984,7 @@
     </w:tblStylePr>
     <w:tblStylePr w:type="lastCol">
       <w:rPr>
+        <w:rFonts w:eastAsia="黑体"/>
         <w:b w:val="0"/>
         <w:bCs w:val="0"/>
         <w:color w:themeColor="text1" w:val="000000"/>
@@ -10579,7 +11034,7 @@
       <w:spacing w:after="0" w:line="240" w:lineRule="auto"/>
     </w:pPr>
     <w:rPr>
-      <w:rFonts w:asciiTheme="majorHAnsi" w:cstheme="majorBidi" w:eastAsiaTheme="majorEastAsia" w:hAnsiTheme="majorHAnsi"/>
+      <w:rFonts w:asciiTheme="majorHAnsi" w:cstheme="majorBidi" w:hAnsiTheme="majorHAnsi" w:eastAsia="黑体"/>
       <w:color w:themeColor="text1" w:val="000000"/>
     </w:rPr>
     <w:tblPr>
@@ -10606,6 +11061,7 @@
     </w:tcPr>
     <w:tblStylePr w:type="firstRow">
       <w:rPr>
+        <w:rFonts w:eastAsia="黑体"/>
         <w:b/>
         <w:bCs/>
         <w:color w:themeColor="text1" w:val="000000"/>
@@ -10617,6 +11073,7 @@
     </w:tblStylePr>
     <w:tblStylePr w:type="lastRow">
       <w:rPr>
+        <w:rFonts w:eastAsia="黑体"/>
         <w:b/>
         <w:bCs/>
         <w:color w:themeColor="text1" w:val="000000"/>
@@ -10636,6 +11093,7 @@
     </w:tblStylePr>
     <w:tblStylePr w:type="firstCol">
       <w:rPr>
+        <w:rFonts w:eastAsia="黑体"/>
         <w:b/>
         <w:bCs/>
         <w:color w:themeColor="text1" w:val="000000"/>
@@ -10655,6 +11113,7 @@
     </w:tblStylePr>
     <w:tblStylePr w:type="lastCol">
       <w:rPr>
+        <w:rFonts w:eastAsia="黑体"/>
         <w:b w:val="0"/>
         <w:bCs w:val="0"/>
         <w:color w:themeColor="text1" w:val="000000"/>
@@ -10704,7 +11163,7 @@
       <w:spacing w:after="0" w:line="240" w:lineRule="auto"/>
     </w:pPr>
     <w:rPr>
-      <w:rFonts w:asciiTheme="majorHAnsi" w:cstheme="majorBidi" w:eastAsiaTheme="majorEastAsia" w:hAnsiTheme="majorHAnsi"/>
+      <w:rFonts w:asciiTheme="majorHAnsi" w:cstheme="majorBidi" w:hAnsiTheme="majorHAnsi" w:eastAsia="黑体"/>
       <w:color w:themeColor="text1" w:val="000000"/>
     </w:rPr>
     <w:tblPr>
@@ -10731,6 +11190,7 @@
     </w:tcPr>
     <w:tblStylePr w:type="firstRow">
       <w:rPr>
+        <w:rFonts w:eastAsia="黑体"/>
         <w:b/>
         <w:bCs/>
         <w:color w:themeColor="text1" w:val="000000"/>
@@ -10742,6 +11202,7 @@
     </w:tblStylePr>
     <w:tblStylePr w:type="lastRow">
       <w:rPr>
+        <w:rFonts w:eastAsia="黑体"/>
         <w:b/>
         <w:bCs/>
         <w:color w:themeColor="text1" w:val="000000"/>
@@ -10761,6 +11222,7 @@
     </w:tblStylePr>
     <w:tblStylePr w:type="firstCol">
       <w:rPr>
+        <w:rFonts w:eastAsia="黑体"/>
         <w:b/>
         <w:bCs/>
         <w:color w:themeColor="text1" w:val="000000"/>
@@ -10780,6 +11242,7 @@
     </w:tblStylePr>
     <w:tblStylePr w:type="lastCol">
       <w:rPr>
+        <w:rFonts w:eastAsia="黑体"/>
         <w:b w:val="0"/>
         <w:bCs w:val="0"/>
         <w:color w:themeColor="text1" w:val="000000"/>
@@ -10829,7 +11292,7 @@
       <w:spacing w:after="0" w:line="240" w:lineRule="auto"/>
     </w:pPr>
     <w:rPr>
-      <w:rFonts w:asciiTheme="majorHAnsi" w:cstheme="majorBidi" w:eastAsiaTheme="majorEastAsia" w:hAnsiTheme="majorHAnsi"/>
+      <w:rFonts w:asciiTheme="majorHAnsi" w:cstheme="majorBidi" w:hAnsiTheme="majorHAnsi" w:eastAsia="黑体"/>
       <w:color w:themeColor="text1" w:val="000000"/>
     </w:rPr>
     <w:tblPr>
@@ -10856,6 +11319,7 @@
     </w:tcPr>
     <w:tblStylePr w:type="firstRow">
       <w:rPr>
+        <w:rFonts w:eastAsia="黑体"/>
         <w:b/>
         <w:bCs/>
         <w:color w:themeColor="text1" w:val="000000"/>
@@ -10867,6 +11331,7 @@
     </w:tblStylePr>
     <w:tblStylePr w:type="lastRow">
       <w:rPr>
+        <w:rFonts w:eastAsia="黑体"/>
         <w:b/>
         <w:bCs/>
         <w:color w:themeColor="text1" w:val="000000"/>
@@ -10886,6 +11351,7 @@
     </w:tblStylePr>
     <w:tblStylePr w:type="firstCol">
       <w:rPr>
+        <w:rFonts w:eastAsia="黑体"/>
         <w:b/>
         <w:bCs/>
         <w:color w:themeColor="text1" w:val="000000"/>
@@ -10905,6 +11371,7 @@
     </w:tblStylePr>
     <w:tblStylePr w:type="lastCol">
       <w:rPr>
+        <w:rFonts w:eastAsia="黑体"/>
         <w:b w:val="0"/>
         <w:bCs w:val="0"/>
         <w:color w:themeColor="text1" w:val="000000"/>
@@ -10954,7 +11421,7 @@
       <w:spacing w:after="0" w:line="240" w:lineRule="auto"/>
     </w:pPr>
     <w:rPr>
-      <w:rFonts w:asciiTheme="majorHAnsi" w:cstheme="majorBidi" w:eastAsiaTheme="majorEastAsia" w:hAnsiTheme="majorHAnsi"/>
+      <w:rFonts w:asciiTheme="majorHAnsi" w:cstheme="majorBidi" w:hAnsiTheme="majorHAnsi" w:eastAsia="黑体"/>
       <w:color w:themeColor="text1" w:val="000000"/>
     </w:rPr>
     <w:tblPr>
@@ -10981,6 +11448,7 @@
     </w:tcPr>
     <w:tblStylePr w:type="firstRow">
       <w:rPr>
+        <w:rFonts w:eastAsia="黑体"/>
         <w:b/>
         <w:bCs/>
         <w:color w:themeColor="text1" w:val="000000"/>
@@ -10992,6 +11460,7 @@
     </w:tblStylePr>
     <w:tblStylePr w:type="lastRow">
       <w:rPr>
+        <w:rFonts w:eastAsia="黑体"/>
         <w:b/>
         <w:bCs/>
         <w:color w:themeColor="text1" w:val="000000"/>
@@ -11011,6 +11480,7 @@
     </w:tblStylePr>
     <w:tblStylePr w:type="firstCol">
       <w:rPr>
+        <w:rFonts w:eastAsia="黑体"/>
         <w:b/>
         <w:bCs/>
         <w:color w:themeColor="text1" w:val="000000"/>
@@ -11030,6 +11500,7 @@
     </w:tblStylePr>
     <w:tblStylePr w:type="lastCol">
       <w:rPr>
+        <w:rFonts w:eastAsia="黑体"/>
         <w:b w:val="0"/>
         <w:bCs w:val="0"/>
         <w:color w:themeColor="text1" w:val="000000"/>
@@ -11079,7 +11550,7 @@
       <w:spacing w:after="0" w:line="240" w:lineRule="auto"/>
     </w:pPr>
     <w:rPr>
-      <w:rFonts w:asciiTheme="majorHAnsi" w:cstheme="majorBidi" w:eastAsiaTheme="majorEastAsia" w:hAnsiTheme="majorHAnsi"/>
+      <w:rFonts w:asciiTheme="majorHAnsi" w:cstheme="majorBidi" w:hAnsiTheme="majorHAnsi" w:eastAsia="黑体"/>
       <w:color w:themeColor="text1" w:val="000000"/>
     </w:rPr>
     <w:tblPr>
@@ -11106,6 +11577,7 @@
     </w:tcPr>
     <w:tblStylePr w:type="firstRow">
       <w:rPr>
+        <w:rFonts w:eastAsia="黑体"/>
         <w:b/>
         <w:bCs/>
         <w:color w:themeColor="text1" w:val="000000"/>
@@ -11117,6 +11589,7 @@
     </w:tblStylePr>
     <w:tblStylePr w:type="lastRow">
       <w:rPr>
+        <w:rFonts w:eastAsia="黑体"/>
         <w:b/>
         <w:bCs/>
         <w:color w:themeColor="text1" w:val="000000"/>
@@ -11136,6 +11609,7 @@
     </w:tblStylePr>
     <w:tblStylePr w:type="firstCol">
       <w:rPr>
+        <w:rFonts w:eastAsia="黑体"/>
         <w:b/>
         <w:bCs/>
         <w:color w:themeColor="text1" w:val="000000"/>
@@ -11155,6 +11629,7 @@
     </w:tblStylePr>
     <w:tblStylePr w:type="lastCol">
       <w:rPr>
+        <w:rFonts w:eastAsia="黑体"/>
         <w:b w:val="0"/>
         <w:bCs w:val="0"/>
         <w:color w:themeColor="text1" w:val="000000"/>
@@ -11227,6 +11702,7 @@
     </w:tcPr>
     <w:tblStylePr w:type="firstRow">
       <w:rPr>
+        <w:rFonts w:eastAsia="黑体"/>
         <w:b/>
         <w:bCs/>
         <w:i w:val="0"/>
@@ -11248,6 +11724,7 @@
     </w:tblStylePr>
     <w:tblStylePr w:type="lastRow">
       <w:rPr>
+        <w:rFonts w:eastAsia="黑体"/>
         <w:b/>
         <w:bCs/>
         <w:i w:val="0"/>
@@ -11269,6 +11746,7 @@
     </w:tblStylePr>
     <w:tblStylePr w:type="firstCol">
       <w:rPr>
+        <w:rFonts w:eastAsia="黑体"/>
         <w:b/>
         <w:bCs/>
         <w:i w:val="0"/>
@@ -11288,6 +11766,7 @@
     </w:tblStylePr>
     <w:tblStylePr w:type="lastCol">
       <w:rPr>
+        <w:rFonts w:eastAsia="黑体"/>
         <w:b/>
         <w:bCs/>
         <w:i w:val="0"/>
@@ -11368,6 +11847,7 @@
     </w:tcPr>
     <w:tblStylePr w:type="firstRow">
       <w:rPr>
+        <w:rFonts w:eastAsia="黑体"/>
         <w:b/>
         <w:bCs/>
         <w:i w:val="0"/>
@@ -11389,6 +11869,7 @@
     </w:tblStylePr>
     <w:tblStylePr w:type="lastRow">
       <w:rPr>
+        <w:rFonts w:eastAsia="黑体"/>
         <w:b/>
         <w:bCs/>
         <w:i w:val="0"/>
@@ -11410,6 +11891,7 @@
     </w:tblStylePr>
     <w:tblStylePr w:type="firstCol">
       <w:rPr>
+        <w:rFonts w:eastAsia="黑体"/>
         <w:b/>
         <w:bCs/>
         <w:i w:val="0"/>
@@ -11429,6 +11911,7 @@
     </w:tblStylePr>
     <w:tblStylePr w:type="lastCol">
       <w:rPr>
+        <w:rFonts w:eastAsia="黑体"/>
         <w:b/>
         <w:bCs/>
         <w:i w:val="0"/>
@@ -11509,6 +11992,7 @@
     </w:tcPr>
     <w:tblStylePr w:type="firstRow">
       <w:rPr>
+        <w:rFonts w:eastAsia="黑体"/>
         <w:b/>
         <w:bCs/>
         <w:i w:val="0"/>
@@ -11530,6 +12014,7 @@
     </w:tblStylePr>
     <w:tblStylePr w:type="lastRow">
       <w:rPr>
+        <w:rFonts w:eastAsia="黑体"/>
         <w:b/>
         <w:bCs/>
         <w:i w:val="0"/>
@@ -11551,6 +12036,7 @@
     </w:tblStylePr>
     <w:tblStylePr w:type="firstCol">
       <w:rPr>
+        <w:rFonts w:eastAsia="黑体"/>
         <w:b/>
         <w:bCs/>
         <w:i w:val="0"/>
@@ -11570,6 +12056,7 @@
     </w:tblStylePr>
     <w:tblStylePr w:type="lastCol">
       <w:rPr>
+        <w:rFonts w:eastAsia="黑体"/>
         <w:b/>
         <w:bCs/>
         <w:i w:val="0"/>
@@ -11650,6 +12137,7 @@
     </w:tcPr>
     <w:tblStylePr w:type="firstRow">
       <w:rPr>
+        <w:rFonts w:eastAsia="黑体"/>
         <w:b/>
         <w:bCs/>
         <w:i w:val="0"/>
@@ -11671,6 +12159,7 @@
     </w:tblStylePr>
     <w:tblStylePr w:type="lastRow">
       <w:rPr>
+        <w:rFonts w:eastAsia="黑体"/>
         <w:b/>
         <w:bCs/>
         <w:i w:val="0"/>
@@ -11692,6 +12181,7 @@
     </w:tblStylePr>
     <w:tblStylePr w:type="firstCol">
       <w:rPr>
+        <w:rFonts w:eastAsia="黑体"/>
         <w:b/>
         <w:bCs/>
         <w:i w:val="0"/>
@@ -11711,6 +12201,7 @@
     </w:tblStylePr>
     <w:tblStylePr w:type="lastCol">
       <w:rPr>
+        <w:rFonts w:eastAsia="黑体"/>
         <w:b/>
         <w:bCs/>
         <w:i w:val="0"/>
@@ -11791,6 +12282,7 @@
     </w:tcPr>
     <w:tblStylePr w:type="firstRow">
       <w:rPr>
+        <w:rFonts w:eastAsia="黑体"/>
         <w:b/>
         <w:bCs/>
         <w:i w:val="0"/>
@@ -11812,6 +12304,7 @@
     </w:tblStylePr>
     <w:tblStylePr w:type="lastRow">
       <w:rPr>
+        <w:rFonts w:eastAsia="黑体"/>
         <w:b/>
         <w:bCs/>
         <w:i w:val="0"/>
@@ -11833,6 +12326,7 @@
     </w:tblStylePr>
     <w:tblStylePr w:type="firstCol">
       <w:rPr>
+        <w:rFonts w:eastAsia="黑体"/>
         <w:b/>
         <w:bCs/>
         <w:i w:val="0"/>
@@ -11852,6 +12346,7 @@
     </w:tblStylePr>
     <w:tblStylePr w:type="lastCol">
       <w:rPr>
+        <w:rFonts w:eastAsia="黑体"/>
         <w:b/>
         <w:bCs/>
         <w:i w:val="0"/>
@@ -11932,6 +12427,7 @@
     </w:tcPr>
     <w:tblStylePr w:type="firstRow">
       <w:rPr>
+        <w:rFonts w:eastAsia="黑体"/>
         <w:b/>
         <w:bCs/>
         <w:i w:val="0"/>
@@ -11953,6 +12449,7 @@
     </w:tblStylePr>
     <w:tblStylePr w:type="lastRow">
       <w:rPr>
+        <w:rFonts w:eastAsia="黑体"/>
         <w:b/>
         <w:bCs/>
         <w:i w:val="0"/>
@@ -11974,6 +12471,7 @@
     </w:tblStylePr>
     <w:tblStylePr w:type="firstCol">
       <w:rPr>
+        <w:rFonts w:eastAsia="黑体"/>
         <w:b/>
         <w:bCs/>
         <w:i w:val="0"/>
@@ -11993,6 +12491,7 @@
     </w:tblStylePr>
     <w:tblStylePr w:type="lastCol">
       <w:rPr>
+        <w:rFonts w:eastAsia="黑体"/>
         <w:b/>
         <w:bCs/>
         <w:i w:val="0"/>
@@ -12073,6 +12572,7 @@
     </w:tcPr>
     <w:tblStylePr w:type="firstRow">
       <w:rPr>
+        <w:rFonts w:eastAsia="黑体"/>
         <w:b/>
         <w:bCs/>
         <w:i w:val="0"/>
@@ -12094,6 +12594,7 @@
     </w:tblStylePr>
     <w:tblStylePr w:type="lastRow">
       <w:rPr>
+        <w:rFonts w:eastAsia="黑体"/>
         <w:b/>
         <w:bCs/>
         <w:i w:val="0"/>
@@ -12115,6 +12616,7 @@
     </w:tblStylePr>
     <w:tblStylePr w:type="firstCol">
       <w:rPr>
+        <w:rFonts w:eastAsia="黑体"/>
         <w:b/>
         <w:bCs/>
         <w:i w:val="0"/>
@@ -12134,6 +12636,7 @@
     </w:tblStylePr>
     <w:tblStylePr w:type="lastCol">
       <w:rPr>
+        <w:rFonts w:eastAsia="黑体"/>
         <w:b/>
         <w:bCs/>
         <w:i w:val="0"/>
@@ -12191,6 +12694,7 @@
       <w:spacing w:after="0" w:line="240" w:lineRule="auto"/>
     </w:pPr>
     <w:rPr>
+      <w:rFonts w:eastAsia="黑体"/>
       <w:color w:themeColor="background1" w:val="FFFFFF"/>
     </w:rPr>
     <w:tblPr>
@@ -12209,6 +12713,7 @@
     </w:tcPr>
     <w:tblStylePr w:type="firstRow">
       <w:rPr>
+        <w:rFonts w:eastAsia="黑体"/>
         <w:b/>
         <w:bCs/>
       </w:rPr>
@@ -12305,6 +12810,7 @@
       <w:spacing w:after="0" w:line="240" w:lineRule="auto"/>
     </w:pPr>
     <w:rPr>
+      <w:rFonts w:eastAsia="黑体"/>
       <w:color w:themeColor="background1" w:val="FFFFFF"/>
     </w:rPr>
     <w:tblPr>
@@ -12323,6 +12829,7 @@
     </w:tcPr>
     <w:tblStylePr w:type="firstRow">
       <w:rPr>
+        <w:rFonts w:eastAsia="黑体"/>
         <w:b/>
         <w:bCs/>
       </w:rPr>
@@ -12419,6 +12926,7 @@
       <w:spacing w:after="0" w:line="240" w:lineRule="auto"/>
     </w:pPr>
     <w:rPr>
+      <w:rFonts w:eastAsia="黑体"/>
       <w:color w:themeColor="background1" w:val="FFFFFF"/>
     </w:rPr>
     <w:tblPr>
@@ -12437,6 +12945,7 @@
     </w:tcPr>
     <w:tblStylePr w:type="firstRow">
       <w:rPr>
+        <w:rFonts w:eastAsia="黑体"/>
         <w:b/>
         <w:bCs/>
       </w:rPr>
@@ -12533,6 +13042,7 @@
       <w:spacing w:after="0" w:line="240" w:lineRule="auto"/>
     </w:pPr>
     <w:rPr>
+      <w:rFonts w:eastAsia="黑体"/>
       <w:color w:themeColor="background1" w:val="FFFFFF"/>
     </w:rPr>
     <w:tblPr>
@@ -12551,6 +13061,7 @@
     </w:tcPr>
     <w:tblStylePr w:type="firstRow">
       <w:rPr>
+        <w:rFonts w:eastAsia="黑体"/>
         <w:b/>
         <w:bCs/>
       </w:rPr>
@@ -12647,6 +13158,7 @@
       <w:spacing w:after="0" w:line="240" w:lineRule="auto"/>
     </w:pPr>
     <w:rPr>
+      <w:rFonts w:eastAsia="黑体"/>
       <w:color w:themeColor="background1" w:val="FFFFFF"/>
     </w:rPr>
     <w:tblPr>
@@ -12665,6 +13177,7 @@
     </w:tcPr>
     <w:tblStylePr w:type="firstRow">
       <w:rPr>
+        <w:rFonts w:eastAsia="黑体"/>
         <w:b/>
         <w:bCs/>
       </w:rPr>
@@ -12761,6 +13274,7 @@
       <w:spacing w:after="0" w:line="240" w:lineRule="auto"/>
     </w:pPr>
     <w:rPr>
+      <w:rFonts w:eastAsia="黑体"/>
       <w:color w:themeColor="background1" w:val="FFFFFF"/>
     </w:rPr>
     <w:tblPr>
@@ -12779,6 +13293,7 @@
     </w:tcPr>
     <w:tblStylePr w:type="firstRow">
       <w:rPr>
+        <w:rFonts w:eastAsia="黑体"/>
         <w:b/>
         <w:bCs/>
       </w:rPr>
@@ -12875,6 +13390,7 @@
       <w:spacing w:after="0" w:line="240" w:lineRule="auto"/>
     </w:pPr>
     <w:rPr>
+      <w:rFonts w:eastAsia="黑体"/>
       <w:color w:themeColor="background1" w:val="FFFFFF"/>
     </w:rPr>
     <w:tblPr>
@@ -12893,6 +13409,7 @@
     </w:tcPr>
     <w:tblStylePr w:type="firstRow">
       <w:rPr>
+        <w:rFonts w:eastAsia="黑体"/>
         <w:b/>
         <w:bCs/>
       </w:rPr>
@@ -12989,6 +13506,7 @@
       <w:spacing w:after="0" w:line="240" w:lineRule="auto"/>
     </w:pPr>
     <w:rPr>
+      <w:rFonts w:eastAsia="黑体"/>
       <w:color w:themeColor="text1" w:val="000000"/>
     </w:rPr>
     <w:tblPr>
@@ -13015,6 +13533,7 @@
     </w:tcPr>
     <w:tblStylePr w:type="firstRow">
       <w:rPr>
+        <w:rFonts w:eastAsia="黑体"/>
         <w:b/>
         <w:bCs/>
       </w:rPr>
@@ -13033,6 +13552,7 @@
     </w:tblStylePr>
     <w:tblStylePr w:type="lastRow">
       <w:rPr>
+        <w:rFonts w:eastAsia="黑体"/>
         <w:b/>
         <w:bCs/>
         <w:color w:themeColor="background1" w:val="FFFFFF"/>
@@ -13047,6 +13567,7 @@
     </w:tblStylePr>
     <w:tblStylePr w:type="firstCol">
       <w:rPr>
+        <w:rFonts w:eastAsia="黑体"/>
         <w:color w:themeColor="background1" w:val="FFFFFF"/>
       </w:rPr>
       <w:tblPr/>
@@ -13064,6 +13585,7 @@
     </w:tblStylePr>
     <w:tblStylePr w:type="lastCol">
       <w:rPr>
+        <w:rFonts w:eastAsia="黑体"/>
         <w:color w:themeColor="background1" w:val="FFFFFF"/>
       </w:rPr>
       <w:tblPr/>
@@ -13093,11 +13615,13 @@
     </w:tblStylePr>
     <w:tblStylePr w:type="neCell">
       <w:rPr>
+        <w:rFonts w:eastAsia="黑体"/>
         <w:color w:themeColor="text1" w:val="000000"/>
       </w:rPr>
     </w:tblStylePr>
     <w:tblStylePr w:type="nwCell">
       <w:rPr>
+        <w:rFonts w:eastAsia="黑体"/>
         <w:color w:themeColor="text1" w:val="000000"/>
       </w:rPr>
     </w:tblStylePr>
@@ -13111,6 +13635,7 @@
       <w:spacing w:after="0" w:line="240" w:lineRule="auto"/>
     </w:pPr>
     <w:rPr>
+      <w:rFonts w:eastAsia="黑体"/>
       <w:color w:themeColor="text1" w:val="000000"/>
     </w:rPr>
     <w:tblPr>
@@ -13137,6 +13662,7 @@
     </w:tcPr>
     <w:tblStylePr w:type="firstRow">
       <w:rPr>
+        <w:rFonts w:eastAsia="黑体"/>
         <w:b/>
         <w:bCs/>
       </w:rPr>
@@ -13155,6 +13681,7 @@
     </w:tblStylePr>
     <w:tblStylePr w:type="lastRow">
       <w:rPr>
+        <w:rFonts w:eastAsia="黑体"/>
         <w:b/>
         <w:bCs/>
         <w:color w:themeColor="background1" w:val="FFFFFF"/>
@@ -13169,6 +13696,7 @@
     </w:tblStylePr>
     <w:tblStylePr w:type="firstCol">
       <w:rPr>
+        <w:rFonts w:eastAsia="黑体"/>
         <w:color w:themeColor="background1" w:val="FFFFFF"/>
       </w:rPr>
       <w:tblPr/>
@@ -13186,6 +13714,7 @@
     </w:tblStylePr>
     <w:tblStylePr w:type="lastCol">
       <w:rPr>
+        <w:rFonts w:eastAsia="黑体"/>
         <w:color w:themeColor="background1" w:val="FFFFFF"/>
       </w:rPr>
       <w:tblPr/>
@@ -13215,11 +13744,13 @@
     </w:tblStylePr>
     <w:tblStylePr w:type="neCell">
       <w:rPr>
+        <w:rFonts w:eastAsia="黑体"/>
         <w:color w:themeColor="text1" w:val="000000"/>
       </w:rPr>
     </w:tblStylePr>
     <w:tblStylePr w:type="nwCell">
       <w:rPr>
+        <w:rFonts w:eastAsia="黑体"/>
         <w:color w:themeColor="text1" w:val="000000"/>
       </w:rPr>
     </w:tblStylePr>
@@ -13233,6 +13764,7 @@
       <w:spacing w:after="0" w:line="240" w:lineRule="auto"/>
     </w:pPr>
     <w:rPr>
+      <w:rFonts w:eastAsia="黑体"/>
       <w:color w:themeColor="text1" w:val="000000"/>
     </w:rPr>
     <w:tblPr>
@@ -13259,6 +13791,7 @@
     </w:tcPr>
     <w:tblStylePr w:type="firstRow">
       <w:rPr>
+        <w:rFonts w:eastAsia="黑体"/>
         <w:b/>
         <w:bCs/>
       </w:rPr>
@@ -13277,6 +13810,7 @@
     </w:tblStylePr>
     <w:tblStylePr w:type="lastRow">
       <w:rPr>
+        <w:rFonts w:eastAsia="黑体"/>
         <w:b/>
         <w:bCs/>
         <w:color w:themeColor="background1" w:val="FFFFFF"/>
@@ -13291,6 +13825,7 @@
     </w:tblStylePr>
     <w:tblStylePr w:type="firstCol">
       <w:rPr>
+        <w:rFonts w:eastAsia="黑体"/>
         <w:color w:themeColor="background1" w:val="FFFFFF"/>
       </w:rPr>
       <w:tblPr/>
@@ -13308,6 +13843,7 @@
     </w:tblStylePr>
     <w:tblStylePr w:type="lastCol">
       <w:rPr>
+        <w:rFonts w:eastAsia="黑体"/>
         <w:color w:themeColor="background1" w:val="FFFFFF"/>
       </w:rPr>
       <w:tblPr/>
@@ -13337,11 +13873,13 @@
     </w:tblStylePr>
     <w:tblStylePr w:type="neCell">
       <w:rPr>
+        <w:rFonts w:eastAsia="黑体"/>
         <w:color w:themeColor="text1" w:val="000000"/>
       </w:rPr>
     </w:tblStylePr>
     <w:tblStylePr w:type="nwCell">
       <w:rPr>
+        <w:rFonts w:eastAsia="黑体"/>
         <w:color w:themeColor="text1" w:val="000000"/>
       </w:rPr>
     </w:tblStylePr>
@@ -13355,6 +13893,7 @@
       <w:spacing w:after="0" w:line="240" w:lineRule="auto"/>
     </w:pPr>
     <w:rPr>
+      <w:rFonts w:eastAsia="黑体"/>
       <w:color w:themeColor="text1" w:val="000000"/>
     </w:rPr>
     <w:tblPr>
@@ -13381,6 +13920,7 @@
     </w:tcPr>
     <w:tblStylePr w:type="firstRow">
       <w:rPr>
+        <w:rFonts w:eastAsia="黑体"/>
         <w:b/>
         <w:bCs/>
       </w:rPr>
@@ -13399,6 +13939,7 @@
     </w:tblStylePr>
     <w:tblStylePr w:type="lastRow">
       <w:rPr>
+        <w:rFonts w:eastAsia="黑体"/>
         <w:b/>
         <w:bCs/>
         <w:color w:themeColor="background1" w:val="FFFFFF"/>
@@ -13413,6 +13954,7 @@
     </w:tblStylePr>
     <w:tblStylePr w:type="firstCol">
       <w:rPr>
+        <w:rFonts w:eastAsia="黑体"/>
         <w:color w:themeColor="background1" w:val="FFFFFF"/>
       </w:rPr>
       <w:tblPr/>
@@ -13430,6 +13972,7 @@
     </w:tblStylePr>
     <w:tblStylePr w:type="lastCol">
       <w:rPr>
+        <w:rFonts w:eastAsia="黑体"/>
         <w:color w:themeColor="background1" w:val="FFFFFF"/>
       </w:rPr>
       <w:tblPr/>
@@ -13467,6 +14010,7 @@
       <w:spacing w:after="0" w:line="240" w:lineRule="auto"/>
     </w:pPr>
     <w:rPr>
+      <w:rFonts w:eastAsia="黑体"/>
       <w:color w:themeColor="text1" w:val="000000"/>
     </w:rPr>
     <w:tblPr>
@@ -13493,6 +14037,7 @@
     </w:tcPr>
     <w:tblStylePr w:type="firstRow">
       <w:rPr>
+        <w:rFonts w:eastAsia="黑体"/>
         <w:b/>
         <w:bCs/>
       </w:rPr>
@@ -13511,6 +14056,7 @@
     </w:tblStylePr>
     <w:tblStylePr w:type="lastRow">
       <w:rPr>
+        <w:rFonts w:eastAsia="黑体"/>
         <w:b/>
         <w:bCs/>
         <w:color w:themeColor="background1" w:val="FFFFFF"/>
@@ -13525,6 +14071,7 @@
     </w:tblStylePr>
     <w:tblStylePr w:type="firstCol">
       <w:rPr>
+        <w:rFonts w:eastAsia="黑体"/>
         <w:color w:themeColor="background1" w:val="FFFFFF"/>
       </w:rPr>
       <w:tblPr/>
@@ -13542,6 +14089,7 @@
     </w:tblStylePr>
     <w:tblStylePr w:type="lastCol">
       <w:rPr>
+        <w:rFonts w:eastAsia="黑体"/>
         <w:color w:themeColor="background1" w:val="FFFFFF"/>
       </w:rPr>
       <w:tblPr/>
@@ -13571,11 +14119,13 @@
     </w:tblStylePr>
     <w:tblStylePr w:type="neCell">
       <w:rPr>
+        <w:rFonts w:eastAsia="黑体"/>
         <w:color w:themeColor="text1" w:val="000000"/>
       </w:rPr>
     </w:tblStylePr>
     <w:tblStylePr w:type="nwCell">
       <w:rPr>
+        <w:rFonts w:eastAsia="黑体"/>
         <w:color w:themeColor="text1" w:val="000000"/>
       </w:rPr>
     </w:tblStylePr>
@@ -13589,6 +14139,7 @@
       <w:spacing w:after="0" w:line="240" w:lineRule="auto"/>
     </w:pPr>
     <w:rPr>
+      <w:rFonts w:eastAsia="黑体"/>
       <w:color w:themeColor="text1" w:val="000000"/>
     </w:rPr>
     <w:tblPr>
@@ -13615,6 +14166,7 @@
     </w:tcPr>
     <w:tblStylePr w:type="firstRow">
       <w:rPr>
+        <w:rFonts w:eastAsia="黑体"/>
         <w:b/>
         <w:bCs/>
       </w:rPr>
@@ -13633,6 +14185,7 @@
     </w:tblStylePr>
     <w:tblStylePr w:type="lastRow">
       <w:rPr>
+        <w:rFonts w:eastAsia="黑体"/>
         <w:b/>
         <w:bCs/>
         <w:color w:themeColor="background1" w:val="FFFFFF"/>
@@ -13647,6 +14200,7 @@
     </w:tblStylePr>
     <w:tblStylePr w:type="firstCol">
       <w:rPr>
+        <w:rFonts w:eastAsia="黑体"/>
         <w:color w:themeColor="background1" w:val="FFFFFF"/>
       </w:rPr>
       <w:tblPr/>
@@ -13664,6 +14218,7 @@
     </w:tblStylePr>
     <w:tblStylePr w:type="lastCol">
       <w:rPr>
+        <w:rFonts w:eastAsia="黑体"/>
         <w:color w:themeColor="background1" w:val="FFFFFF"/>
       </w:rPr>
       <w:tblPr/>
@@ -13693,11 +14248,13 @@
     </w:tblStylePr>
     <w:tblStylePr w:type="neCell">
       <w:rPr>
+        <w:rFonts w:eastAsia="黑体"/>
         <w:color w:themeColor="text1" w:val="000000"/>
       </w:rPr>
     </w:tblStylePr>
     <w:tblStylePr w:type="nwCell">
       <w:rPr>
+        <w:rFonts w:eastAsia="黑体"/>
         <w:color w:themeColor="text1" w:val="000000"/>
       </w:rPr>
     </w:tblStylePr>
@@ -13711,6 +14268,7 @@
       <w:spacing w:after="0" w:line="240" w:lineRule="auto"/>
     </w:pPr>
     <w:rPr>
+      <w:rFonts w:eastAsia="黑体"/>
       <w:color w:themeColor="text1" w:val="000000"/>
     </w:rPr>
     <w:tblPr>
@@ -13737,6 +14295,7 @@
     </w:tcPr>
     <w:tblStylePr w:type="firstRow">
       <w:rPr>
+        <w:rFonts w:eastAsia="黑体"/>
         <w:b/>
         <w:bCs/>
       </w:rPr>
@@ -13755,6 +14314,7 @@
     </w:tblStylePr>
     <w:tblStylePr w:type="lastRow">
       <w:rPr>
+        <w:rFonts w:eastAsia="黑体"/>
         <w:b/>
         <w:bCs/>
         <w:color w:themeColor="background1" w:val="FFFFFF"/>
@@ -13769,6 +14329,7 @@
     </w:tblStylePr>
     <w:tblStylePr w:type="firstCol">
       <w:rPr>
+        <w:rFonts w:eastAsia="黑体"/>
         <w:color w:themeColor="background1" w:val="FFFFFF"/>
       </w:rPr>
       <w:tblPr/>
@@ -13786,6 +14347,7 @@
     </w:tblStylePr>
     <w:tblStylePr w:type="lastCol">
       <w:rPr>
+        <w:rFonts w:eastAsia="黑体"/>
         <w:color w:themeColor="background1" w:val="FFFFFF"/>
       </w:rPr>
       <w:tblPr/>
@@ -13815,11 +14377,13 @@
     </w:tblStylePr>
     <w:tblStylePr w:type="neCell">
       <w:rPr>
+        <w:rFonts w:eastAsia="黑体"/>
         <w:color w:themeColor="text1" w:val="000000"/>
       </w:rPr>
     </w:tblStylePr>
     <w:tblStylePr w:type="nwCell">
       <w:rPr>
+        <w:rFonts w:eastAsia="黑体"/>
         <w:color w:themeColor="text1" w:val="000000"/>
       </w:rPr>
     </w:tblStylePr>
@@ -13833,6 +14397,7 @@
       <w:spacing w:after="0" w:line="240" w:lineRule="auto"/>
     </w:pPr>
     <w:rPr>
+      <w:rFonts w:eastAsia="黑体"/>
       <w:color w:themeColor="text1" w:val="000000"/>
     </w:rPr>
     <w:tblPr>
@@ -13851,6 +14416,7 @@
     </w:tcPr>
     <w:tblStylePr w:type="firstRow">
       <w:rPr>
+        <w:rFonts w:eastAsia="黑体"/>
         <w:b/>
         <w:bCs/>
         <w:color w:themeColor="background1" w:val="FFFFFF"/>
@@ -13865,6 +14431,7 @@
     </w:tblStylePr>
     <w:tblStylePr w:type="lastRow">
       <w:rPr>
+        <w:rFonts w:eastAsia="黑体"/>
         <w:b/>
         <w:bCs/>
         <w:color w:themeColor="accent2" w:themeShade="CC" w:val="9E3A38"/>
@@ -13879,12 +14446,14 @@
     </w:tblStylePr>
     <w:tblStylePr w:type="firstCol">
       <w:rPr>
+        <w:rFonts w:eastAsia="黑体"/>
         <w:b/>
         <w:bCs/>
       </w:rPr>
     </w:tblStylePr>
     <w:tblStylePr w:type="lastCol">
       <w:rPr>
+        <w:rFonts w:eastAsia="黑体"/>
         <w:b/>
         <w:bCs/>
       </w:rPr>
@@ -13919,6 +14488,7 @@
       <w:spacing w:after="0" w:line="240" w:lineRule="auto"/>
     </w:pPr>
     <w:rPr>
+      <w:rFonts w:eastAsia="黑体"/>
       <w:color w:themeColor="text1" w:val="000000"/>
     </w:rPr>
     <w:tblPr>
@@ -13937,6 +14507,7 @@
     </w:tcPr>
     <w:tblStylePr w:type="firstRow">
       <w:rPr>
+        <w:rFonts w:eastAsia="黑体"/>
         <w:b/>
         <w:bCs/>
         <w:color w:themeColor="background1" w:val="FFFFFF"/>
@@ -13951,6 +14522,7 @@
     </w:tblStylePr>
     <w:tblStylePr w:type="lastRow">
       <w:rPr>
+        <w:rFonts w:eastAsia="黑体"/>
         <w:b/>
         <w:bCs/>
         <w:color w:themeColor="accent2" w:themeShade="CC" w:val="9E3A38"/>
@@ -13965,12 +14537,14 @@
     </w:tblStylePr>
     <w:tblStylePr w:type="firstCol">
       <w:rPr>
+        <w:rFonts w:eastAsia="黑体"/>
         <w:b/>
         <w:bCs/>
       </w:rPr>
     </w:tblStylePr>
     <w:tblStylePr w:type="lastCol">
       <w:rPr>
+        <w:rFonts w:eastAsia="黑体"/>
         <w:b/>
         <w:bCs/>
       </w:rPr>
@@ -14005,6 +14579,7 @@
       <w:spacing w:after="0" w:line="240" w:lineRule="auto"/>
     </w:pPr>
     <w:rPr>
+      <w:rFonts w:eastAsia="黑体"/>
       <w:color w:themeColor="text1" w:val="000000"/>
     </w:rPr>
     <w:tblPr>
@@ -14023,6 +14598,7 @@
     </w:tcPr>
     <w:tblStylePr w:type="firstRow">
       <w:rPr>
+        <w:rFonts w:eastAsia="黑体"/>
         <w:b/>
         <w:bCs/>
         <w:color w:themeColor="background1" w:val="FFFFFF"/>
@@ -14037,6 +14613,7 @@
     </w:tblStylePr>
     <w:tblStylePr w:type="lastRow">
       <w:rPr>
+        <w:rFonts w:eastAsia="黑体"/>
         <w:b/>
         <w:bCs/>
         <w:color w:themeColor="accent2" w:themeShade="CC" w:val="9E3A38"/>
@@ -14051,12 +14628,14 @@
     </w:tblStylePr>
     <w:tblStylePr w:type="firstCol">
       <w:rPr>
+        <w:rFonts w:eastAsia="黑体"/>
         <w:b/>
         <w:bCs/>
       </w:rPr>
     </w:tblStylePr>
     <w:tblStylePr w:type="lastCol">
       <w:rPr>
+        <w:rFonts w:eastAsia="黑体"/>
         <w:b/>
         <w:bCs/>
       </w:rPr>
@@ -14091,6 +14670,7 @@
       <w:spacing w:after="0" w:line="240" w:lineRule="auto"/>
     </w:pPr>
     <w:rPr>
+      <w:rFonts w:eastAsia="黑体"/>
       <w:color w:themeColor="text1" w:val="000000"/>
     </w:rPr>
     <w:tblPr>
@@ -14109,6 +14689,7 @@
     </w:tcPr>
     <w:tblStylePr w:type="firstRow">
       <w:rPr>
+        <w:rFonts w:eastAsia="黑体"/>
         <w:b/>
         <w:bCs/>
         <w:color w:themeColor="background1" w:val="FFFFFF"/>
@@ -14123,6 +14704,7 @@
     </w:tblStylePr>
     <w:tblStylePr w:type="lastRow">
       <w:rPr>
+        <w:rFonts w:eastAsia="黑体"/>
         <w:b/>
         <w:bCs/>
         <w:color w:themeColor="accent4" w:themeShade="CC" w:val="664E82"/>
@@ -14137,12 +14719,14 @@
     </w:tblStylePr>
     <w:tblStylePr w:type="firstCol">
       <w:rPr>
+        <w:rFonts w:eastAsia="黑体"/>
         <w:b/>
         <w:bCs/>
       </w:rPr>
     </w:tblStylePr>
     <w:tblStylePr w:type="lastCol">
       <w:rPr>
+        <w:rFonts w:eastAsia="黑体"/>
         <w:b/>
         <w:bCs/>
       </w:rPr>
@@ -14177,6 +14761,7 @@
       <w:spacing w:after="0" w:line="240" w:lineRule="auto"/>
     </w:pPr>
     <w:rPr>
+      <w:rFonts w:eastAsia="黑体"/>
       <w:color w:themeColor="text1" w:val="000000"/>
     </w:rPr>
     <w:tblPr>
@@ -14195,6 +14780,7 @@
     </w:tcPr>
     <w:tblStylePr w:type="firstRow">
       <w:rPr>
+        <w:rFonts w:eastAsia="黑体"/>
         <w:b/>
         <w:bCs/>
         <w:color w:themeColor="background1" w:val="FFFFFF"/>
@@ -14209,6 +14795,7 @@
     </w:tblStylePr>
     <w:tblStylePr w:type="lastRow">
       <w:rPr>
+        <w:rFonts w:eastAsia="黑体"/>
         <w:b/>
         <w:bCs/>
         <w:color w:themeColor="accent3" w:themeShade="CC" w:val="7E9C40"/>
@@ -14223,12 +14810,14 @@
     </w:tblStylePr>
     <w:tblStylePr w:type="firstCol">
       <w:rPr>
+        <w:rFonts w:eastAsia="黑体"/>
         <w:b/>
         <w:bCs/>
       </w:rPr>
     </w:tblStylePr>
     <w:tblStylePr w:type="lastCol">
       <w:rPr>
+        <w:rFonts w:eastAsia="黑体"/>
         <w:b/>
         <w:bCs/>
       </w:rPr>
@@ -14263,6 +14852,7 @@
       <w:spacing w:after="0" w:line="240" w:lineRule="auto"/>
     </w:pPr>
     <w:rPr>
+      <w:rFonts w:eastAsia="黑体"/>
       <w:color w:themeColor="text1" w:val="000000"/>
     </w:rPr>
     <w:tblPr>
@@ -14281,6 +14871,7 @@
     </w:tcPr>
     <w:tblStylePr w:type="firstRow">
       <w:rPr>
+        <w:rFonts w:eastAsia="黑体"/>
         <w:b/>
         <w:bCs/>
         <w:color w:themeColor="background1" w:val="FFFFFF"/>
@@ -14295,6 +14886,7 @@
     </w:tblStylePr>
     <w:tblStylePr w:type="lastRow">
       <w:rPr>
+        <w:rFonts w:eastAsia="黑体"/>
         <w:b/>
         <w:bCs/>
         <w:color w:themeColor="accent6" w:themeShade="CC" w:val="F2730A"/>
@@ -14309,12 +14901,14 @@
     </w:tblStylePr>
     <w:tblStylePr w:type="firstCol">
       <w:rPr>
+        <w:rFonts w:eastAsia="黑体"/>
         <w:b/>
         <w:bCs/>
       </w:rPr>
     </w:tblStylePr>
     <w:tblStylePr w:type="lastCol">
       <w:rPr>
+        <w:rFonts w:eastAsia="黑体"/>
         <w:b/>
         <w:bCs/>
       </w:rPr>
@@ -14349,6 +14943,7 @@
       <w:spacing w:after="0" w:line="240" w:lineRule="auto"/>
     </w:pPr>
     <w:rPr>
+      <w:rFonts w:eastAsia="黑体"/>
       <w:color w:themeColor="text1" w:val="000000"/>
     </w:rPr>
     <w:tblPr>
@@ -14367,6 +14962,7 @@
     </w:tcPr>
     <w:tblStylePr w:type="firstRow">
       <w:rPr>
+        <w:rFonts w:eastAsia="黑体"/>
         <w:b/>
         <w:bCs/>
         <w:color w:themeColor="background1" w:val="FFFFFF"/>
@@ -14381,6 +14977,7 @@
     </w:tblStylePr>
     <w:tblStylePr w:type="lastRow">
       <w:rPr>
+        <w:rFonts w:eastAsia="黑体"/>
         <w:b/>
         <w:bCs/>
         <w:color w:themeColor="accent5" w:themeShade="CC" w:val="348DA5"/>
@@ -14395,12 +14992,14 @@
     </w:tblStylePr>
     <w:tblStylePr w:type="firstCol">
       <w:rPr>
+        <w:rFonts w:eastAsia="黑体"/>
         <w:b/>
         <w:bCs/>
       </w:rPr>
     </w:tblStylePr>
     <w:tblStylePr w:type="lastCol">
       <w:rPr>
+        <w:rFonts w:eastAsia="黑体"/>
         <w:b/>
         <w:bCs/>
       </w:rPr>
@@ -14435,6 +15034,7 @@
       <w:spacing w:after="0" w:line="240" w:lineRule="auto"/>
     </w:pPr>
     <w:rPr>
+      <w:rFonts w:eastAsia="黑体"/>
       <w:color w:themeColor="text1" w:val="000000"/>
     </w:rPr>
     <w:tblPr>
@@ -14456,6 +15056,7 @@
     </w:tcPr>
     <w:tblStylePr w:type="firstRow">
       <w:rPr>
+        <w:rFonts w:eastAsia="黑体"/>
         <w:b/>
         <w:bCs/>
       </w:rPr>
@@ -14466,6 +15067,7 @@
     </w:tblStylePr>
     <w:tblStylePr w:type="lastRow">
       <w:rPr>
+        <w:rFonts w:eastAsia="黑体"/>
         <w:b/>
         <w:bCs/>
         <w:color w:themeColor="text1" w:val="000000"/>
@@ -14477,6 +15079,7 @@
     </w:tblStylePr>
     <w:tblStylePr w:type="firstCol">
       <w:rPr>
+        <w:rFonts w:eastAsia="黑体"/>
         <w:color w:themeColor="background1" w:val="FFFFFF"/>
       </w:rPr>
       <w:tblPr/>
@@ -14486,6 +15089,7 @@
     </w:tblStylePr>
     <w:tblStylePr w:type="lastCol">
       <w:rPr>
+        <w:rFonts w:eastAsia="黑体"/>
         <w:color w:themeColor="background1" w:val="FFFFFF"/>
       </w:rPr>
       <w:tblPr/>
@@ -14515,6 +15119,7 @@
       <w:spacing w:after="0" w:line="240" w:lineRule="auto"/>
     </w:pPr>
     <w:rPr>
+      <w:rFonts w:eastAsia="黑体"/>
       <w:color w:themeColor="text1" w:val="000000"/>
     </w:rPr>
     <w:tblPr>
@@ -14536,6 +15141,7 @@
     </w:tcPr>
     <w:tblStylePr w:type="firstRow">
       <w:rPr>
+        <w:rFonts w:eastAsia="黑体"/>
         <w:b/>
         <w:bCs/>
       </w:rPr>
@@ -14546,6 +15152,7 @@
     </w:tblStylePr>
     <w:tblStylePr w:type="lastRow">
       <w:rPr>
+        <w:rFonts w:eastAsia="黑体"/>
         <w:b/>
         <w:bCs/>
         <w:color w:themeColor="text1" w:val="000000"/>
@@ -14557,6 +15164,7 @@
     </w:tblStylePr>
     <w:tblStylePr w:type="firstCol">
       <w:rPr>
+        <w:rFonts w:eastAsia="黑体"/>
         <w:color w:themeColor="background1" w:val="FFFFFF"/>
       </w:rPr>
       <w:tblPr/>
@@ -14566,6 +15174,7 @@
     </w:tblStylePr>
     <w:tblStylePr w:type="lastCol">
       <w:rPr>
+        <w:rFonts w:eastAsia="黑体"/>
         <w:color w:themeColor="background1" w:val="FFFFFF"/>
       </w:rPr>
       <w:tblPr/>
@@ -14595,6 +15204,7 @@
       <w:spacing w:after="0" w:line="240" w:lineRule="auto"/>
     </w:pPr>
     <w:rPr>
+      <w:rFonts w:eastAsia="黑体"/>
       <w:color w:themeColor="text1" w:val="000000"/>
     </w:rPr>
     <w:tblPr>
@@ -14616,6 +15226,7 @@
     </w:tcPr>
     <w:tblStylePr w:type="firstRow">
       <w:rPr>
+        <w:rFonts w:eastAsia="黑体"/>
         <w:b/>
         <w:bCs/>
       </w:rPr>
@@ -14626,6 +15237,7 @@
     </w:tblStylePr>
     <w:tblStylePr w:type="lastRow">
       <w:rPr>
+        <w:rFonts w:eastAsia="黑体"/>
         <w:b/>
         <w:bCs/>
         <w:color w:themeColor="text1" w:val="000000"/>
@@ -14637,6 +15249,7 @@
     </w:tblStylePr>
     <w:tblStylePr w:type="firstCol">
       <w:rPr>
+        <w:rFonts w:eastAsia="黑体"/>
         <w:color w:themeColor="background1" w:val="FFFFFF"/>
       </w:rPr>
       <w:tblPr/>
@@ -14646,6 +15259,7 @@
     </w:tblStylePr>
     <w:tblStylePr w:type="lastCol">
       <w:rPr>
+        <w:rFonts w:eastAsia="黑体"/>
         <w:color w:themeColor="background1" w:val="FFFFFF"/>
       </w:rPr>
       <w:tblPr/>
@@ -14675,6 +15289,7 @@
       <w:spacing w:after="0" w:line="240" w:lineRule="auto"/>
     </w:pPr>
     <w:rPr>
+      <w:rFonts w:eastAsia="黑体"/>
       <w:color w:themeColor="text1" w:val="000000"/>
     </w:rPr>
     <w:tblPr>
@@ -14696,6 +15311,7 @@
     </w:tcPr>
     <w:tblStylePr w:type="firstRow">
       <w:rPr>
+        <w:rFonts w:eastAsia="黑体"/>
         <w:b/>
         <w:bCs/>
       </w:rPr>
@@ -14706,6 +15322,7 @@
     </w:tblStylePr>
     <w:tblStylePr w:type="lastRow">
       <w:rPr>
+        <w:rFonts w:eastAsia="黑体"/>
         <w:b/>
         <w:bCs/>
         <w:color w:themeColor="text1" w:val="000000"/>
@@ -14717,6 +15334,7 @@
     </w:tblStylePr>
     <w:tblStylePr w:type="firstCol">
       <w:rPr>
+        <w:rFonts w:eastAsia="黑体"/>
         <w:color w:themeColor="background1" w:val="FFFFFF"/>
       </w:rPr>
       <w:tblPr/>
@@ -14726,6 +15344,7 @@
     </w:tblStylePr>
     <w:tblStylePr w:type="lastCol">
       <w:rPr>
+        <w:rFonts w:eastAsia="黑体"/>
         <w:color w:themeColor="background1" w:val="FFFFFF"/>
       </w:rPr>
       <w:tblPr/>
@@ -14755,6 +15374,7 @@
       <w:spacing w:after="0" w:line="240" w:lineRule="auto"/>
     </w:pPr>
     <w:rPr>
+      <w:rFonts w:eastAsia="黑体"/>
       <w:color w:themeColor="text1" w:val="000000"/>
     </w:rPr>
     <w:tblPr>
@@ -14776,6 +15396,7 @@
     </w:tcPr>
     <w:tblStylePr w:type="firstRow">
       <w:rPr>
+        <w:rFonts w:eastAsia="黑体"/>
         <w:b/>
         <w:bCs/>
       </w:rPr>
@@ -14786,6 +15407,7 @@
     </w:tblStylePr>
     <w:tblStylePr w:type="lastRow">
       <w:rPr>
+        <w:rFonts w:eastAsia="黑体"/>
         <w:b/>
         <w:bCs/>
         <w:color w:themeColor="text1" w:val="000000"/>
@@ -14797,6 +15419,7 @@
     </w:tblStylePr>
     <w:tblStylePr w:type="firstCol">
       <w:rPr>
+        <w:rFonts w:eastAsia="黑体"/>
         <w:color w:themeColor="background1" w:val="FFFFFF"/>
       </w:rPr>
       <w:tblPr/>
@@ -14806,6 +15429,7 @@
     </w:tblStylePr>
     <w:tblStylePr w:type="lastCol">
       <w:rPr>
+        <w:rFonts w:eastAsia="黑体"/>
         <w:color w:themeColor="background1" w:val="FFFFFF"/>
       </w:rPr>
       <w:tblPr/>
@@ -14835,6 +15459,7 @@
       <w:spacing w:after="0" w:line="240" w:lineRule="auto"/>
     </w:pPr>
     <w:rPr>
+      <w:rFonts w:eastAsia="黑体"/>
       <w:color w:themeColor="text1" w:val="000000"/>
     </w:rPr>
     <w:tblPr>
@@ -14856,6 +15481,7 @@
     </w:tcPr>
     <w:tblStylePr w:type="firstRow">
       <w:rPr>
+        <w:rFonts w:eastAsia="黑体"/>
         <w:b/>
         <w:bCs/>
       </w:rPr>
@@ -14866,6 +15492,7 @@
     </w:tblStylePr>
     <w:tblStylePr w:type="lastRow">
       <w:rPr>
+        <w:rFonts w:eastAsia="黑体"/>
         <w:b/>
         <w:bCs/>
         <w:color w:themeColor="text1" w:val="000000"/>
@@ -14877,6 +15504,7 @@
     </w:tblStylePr>
     <w:tblStylePr w:type="firstCol">
       <w:rPr>
+        <w:rFonts w:eastAsia="黑体"/>
         <w:color w:themeColor="background1" w:val="FFFFFF"/>
       </w:rPr>
       <w:tblPr/>
@@ -14886,6 +15514,7 @@
     </w:tblStylePr>
     <w:tblStylePr w:type="lastCol">
       <w:rPr>
+        <w:rFonts w:eastAsia="黑体"/>
         <w:color w:themeColor="background1" w:val="FFFFFF"/>
       </w:rPr>
       <w:tblPr/>
@@ -14915,6 +15544,7 @@
       <w:spacing w:after="0" w:line="240" w:lineRule="auto"/>
     </w:pPr>
     <w:rPr>
+      <w:rFonts w:eastAsia="黑体"/>
       <w:color w:themeColor="text1" w:val="000000"/>
     </w:rPr>
     <w:tblPr>
@@ -14936,6 +15566,7 @@
     </w:tcPr>
     <w:tblStylePr w:type="firstRow">
       <w:rPr>
+        <w:rFonts w:eastAsia="黑体"/>
         <w:b/>
         <w:bCs/>
       </w:rPr>
@@ -14946,6 +15577,7 @@
     </w:tblStylePr>
     <w:tblStylePr w:type="lastRow">
       <w:rPr>
+        <w:rFonts w:eastAsia="黑体"/>
         <w:b/>
         <w:bCs/>
         <w:color w:themeColor="text1" w:val="000000"/>
@@ -14957,6 +15589,7 @@
     </w:tblStylePr>
     <w:tblStylePr w:type="firstCol">
       <w:rPr>
+        <w:rFonts w:eastAsia="黑体"/>
         <w:color w:themeColor="background1" w:val="FFFFFF"/>
       </w:rPr>
       <w:tblPr/>
@@ -14966,6 +15599,7 @@
     </w:tblStylePr>
     <w:tblStylePr w:type="lastCol">
       <w:rPr>
+        <w:rFonts w:eastAsia="黑体"/>
         <w:color w:themeColor="background1" w:val="FFFFFF"/>
       </w:rPr>
       <w:tblPr/>
@@ -14998,6 +15632,7 @@
     <w:name w:val="KeywordTok"/>
     <w:basedOn w:val="VerbatimChar"/>
     <w:rPr>
+      <w:rFonts w:eastAsia="黑体"/>
       <w:b/>
       <w:color w:val="007020"/>
     </w:rPr>
@@ -15006,6 +15641,7 @@
     <w:name w:val="DataTypeTok"/>
     <w:basedOn w:val="VerbatimChar"/>
     <w:rPr>
+      <w:rFonts w:eastAsia="黑体"/>
       <w:color w:val="902000"/>
     </w:rPr>
   </w:style>
@@ -15013,6 +15649,7 @@
     <w:name w:val="DecValTok"/>
     <w:basedOn w:val="VerbatimChar"/>
     <w:rPr>
+      <w:rFonts w:eastAsia="黑体"/>
       <w:color w:val="40a070"/>
     </w:rPr>
   </w:style>
@@ -15020,6 +15657,7 @@
     <w:name w:val="BaseNTok"/>
     <w:basedOn w:val="VerbatimChar"/>
     <w:rPr>
+      <w:rFonts w:eastAsia="黑体"/>
       <w:color w:val="40a070"/>
     </w:rPr>
   </w:style>
@@ -15027,6 +15665,7 @@
     <w:name w:val="FloatTok"/>
     <w:basedOn w:val="VerbatimChar"/>
     <w:rPr>
+      <w:rFonts w:eastAsia="黑体"/>
       <w:color w:val="40a070"/>
     </w:rPr>
   </w:style>
@@ -15034,6 +15673,7 @@
     <w:name w:val="ConstantTok"/>
     <w:basedOn w:val="VerbatimChar"/>
     <w:rPr>
+      <w:rFonts w:eastAsia="黑体"/>
       <w:color w:val="880000"/>
     </w:rPr>
   </w:style>
@@ -15041,6 +15681,7 @@
     <w:name w:val="CharTok"/>
     <w:basedOn w:val="VerbatimChar"/>
     <w:rPr>
+      <w:rFonts w:eastAsia="黑体"/>
       <w:color w:val="4070a0"/>
     </w:rPr>
   </w:style>
@@ -15048,6 +15689,7 @@
     <w:name w:val="SpecialCharTok"/>
     <w:basedOn w:val="VerbatimChar"/>
     <w:rPr>
+      <w:rFonts w:eastAsia="黑体"/>
       <w:color w:val="4070a0"/>
     </w:rPr>
   </w:style>
@@ -15055,6 +15697,7 @@
     <w:name w:val="StringTok"/>
     <w:basedOn w:val="VerbatimChar"/>
     <w:rPr>
+      <w:rFonts w:eastAsia="黑体"/>
       <w:color w:val="4070a0"/>
     </w:rPr>
   </w:style>
@@ -15062,6 +15705,7 @@
     <w:name w:val="VerbatimStringTok"/>
     <w:basedOn w:val="VerbatimChar"/>
     <w:rPr>
+      <w:rFonts w:eastAsia="黑体"/>
       <w:color w:val="4070a0"/>
     </w:rPr>
   </w:style>
@@ -15069,6 +15713,7 @@
     <w:name w:val="SpecialStringTok"/>
     <w:basedOn w:val="VerbatimChar"/>
     <w:rPr>
+      <w:rFonts w:eastAsia="黑体"/>
       <w:color w:val="bb6688"/>
     </w:rPr>
   </w:style>
@@ -15076,6 +15721,7 @@
     <w:name w:val="ImportTok"/>
     <w:basedOn w:val="VerbatimChar"/>
     <w:rPr>
+      <w:rFonts w:eastAsia="黑体"/>
       <w:b/>
       <w:color w:val="008000"/>
     </w:rPr>
@@ -15084,6 +15730,7 @@
     <w:name w:val="CommentTok"/>
     <w:basedOn w:val="VerbatimChar"/>
     <w:rPr>
+      <w:rFonts w:eastAsia="黑体"/>
       <w:i/>
       <w:color w:val="60a0b0"/>
     </w:rPr>
@@ -15092,6 +15739,7 @@
     <w:name w:val="DocumentationTok"/>
     <w:basedOn w:val="VerbatimChar"/>
     <w:rPr>
+      <w:rFonts w:eastAsia="黑体"/>
       <w:i/>
       <w:color w:val="ba2121"/>
     </w:rPr>
@@ -15100,6 +15748,7 @@
     <w:name w:val="AnnotationTok"/>
     <w:basedOn w:val="VerbatimChar"/>
     <w:rPr>
+      <w:rFonts w:eastAsia="黑体"/>
       <w:b/>
       <w:i/>
       <w:color w:val="60a0b0"/>
@@ -15109,6 +15758,7 @@
     <w:name w:val="CommentVarTok"/>
     <w:basedOn w:val="VerbatimChar"/>
     <w:rPr>
+      <w:rFonts w:eastAsia="黑体"/>
       <w:b/>
       <w:i/>
       <w:color w:val="60a0b0"/>
@@ -15118,6 +15768,7 @@
     <w:name w:val="OtherTok"/>
     <w:basedOn w:val="VerbatimChar"/>
     <w:rPr>
+      <w:rFonts w:eastAsia="黑体"/>
       <w:color w:val="007020"/>
     </w:rPr>
   </w:style>
@@ -15125,6 +15776,7 @@
     <w:name w:val="FunctionTok"/>
     <w:basedOn w:val="VerbatimChar"/>
     <w:rPr>
+      <w:rFonts w:eastAsia="黑体"/>
       <w:color w:val="06287e"/>
     </w:rPr>
   </w:style>
@@ -15132,6 +15784,7 @@
     <w:name w:val="VariableTok"/>
     <w:basedOn w:val="VerbatimChar"/>
     <w:rPr>
+      <w:rFonts w:eastAsia="黑体"/>
       <w:color w:val="19177c"/>
     </w:rPr>
   </w:style>
@@ -15139,6 +15792,7 @@
     <w:name w:val="ControlFlowTok"/>
     <w:basedOn w:val="VerbatimChar"/>
     <w:rPr>
+      <w:rFonts w:eastAsia="黑体"/>
       <w:b/>
       <w:color w:val="007020"/>
     </w:rPr>
@@ -15147,6 +15801,7 @@
     <w:name w:val="OperatorTok"/>
     <w:basedOn w:val="VerbatimChar"/>
     <w:rPr>
+      <w:rFonts w:eastAsia="黑体"/>
       <w:color w:val="666666"/>
     </w:rPr>
   </w:style>
@@ -15154,18 +15809,22 @@
     <w:name w:val="BuiltInTok"/>
     <w:basedOn w:val="VerbatimChar"/>
     <w:rPr>
+      <w:rFonts w:eastAsia="黑体"/>
       <w:color w:val="008000"/>
     </w:rPr>
   </w:style>
   <w:style w:type="character" w:customStyle="1" w:styleId="ExtensionTok">
     <w:name w:val="ExtensionTok"/>
     <w:basedOn w:val="VerbatimChar"/>
-    <w:rPr/>
+    <w:rPr>
+      <w:rFonts w:eastAsia="黑体"/>
+    </w:rPr>
   </w:style>
   <w:style w:type="character" w:customStyle="1" w:styleId="PreprocessorTok">
     <w:name w:val="PreprocessorTok"/>
     <w:basedOn w:val="VerbatimChar"/>
     <w:rPr>
+      <w:rFonts w:eastAsia="黑体"/>
       <w:color w:val="bc7a00"/>
     </w:rPr>
   </w:style>
@@ -15173,18 +15832,22 @@
     <w:name w:val="AttributeTok"/>
     <w:basedOn w:val="VerbatimChar"/>
     <w:rPr>
+      <w:rFonts w:eastAsia="黑体"/>
       <w:color w:val="7d9029"/>
     </w:rPr>
   </w:style>
   <w:style w:type="character" w:customStyle="1" w:styleId="RegionMarkerTok">
     <w:name w:val="RegionMarkerTok"/>
     <w:basedOn w:val="VerbatimChar"/>
-    <w:rPr/>
+    <w:rPr>
+      <w:rFonts w:eastAsia="黑体"/>
+    </w:rPr>
   </w:style>
   <w:style w:type="character" w:customStyle="1" w:styleId="InformationTok">
     <w:name w:val="InformationTok"/>
     <w:basedOn w:val="VerbatimChar"/>
     <w:rPr>
+      <w:rFonts w:eastAsia="黑体"/>
       <w:b/>
       <w:i/>
       <w:color w:val="60a0b0"/>
@@ -15194,6 +15857,7 @@
     <w:name w:val="WarningTok"/>
     <w:basedOn w:val="VerbatimChar"/>
     <w:rPr>
+      <w:rFonts w:eastAsia="黑体"/>
       <w:b/>
       <w:i/>
       <w:color w:val="60a0b0"/>
@@ -15203,6 +15867,7 @@
     <w:name w:val="AlertTok"/>
     <w:basedOn w:val="VerbatimChar"/>
     <w:rPr>
+      <w:rFonts w:eastAsia="黑体"/>
       <w:b/>
       <w:color w:val="ff0000"/>
     </w:rPr>
@@ -15211,6 +15876,7 @@
     <w:name w:val="ErrorTok"/>
     <w:basedOn w:val="VerbatimChar"/>
     <w:rPr>
+      <w:rFonts w:eastAsia="黑体"/>
       <w:b/>
       <w:color w:val="ff0000"/>
     </w:rPr>
@@ -15218,7 +15884,9 @@
   <w:style w:type="character" w:customStyle="1" w:styleId="NormalTok">
     <w:name w:val="NormalTok"/>
     <w:basedOn w:val="VerbatimChar"/>
-    <w:rPr/>
+    <w:rPr>
+      <w:rFonts w:eastAsia="黑体"/>
+    </w:rPr>
   </w:style>
 </w:styles>
 </file>
@@ -15267,12 +15935,12 @@
     <a:fontScheme name="Office">
       <a:majorFont>
         <a:latin typeface="Calibri"/>
-        <a:ea typeface=""/>
+        <a:ea typeface="黑体"/>
         <a:cs typeface=""/>
         <a:font script="Jpan" typeface="ＭＳ ゴシック"/>
         <a:font script="Hang" typeface="맑은 고딕"/>
-        <a:font script="Hans" typeface="宋体"/>
-        <a:font script="Hant" typeface="新細明體"/>
+        <a:font script="Hans" typeface="黑体"/>
+        <a:font script="Hant" typeface="黑体"/>
         <a:font script="Arab" typeface="Times New Roman"/>
         <a:font script="Hebr" typeface="Times New Roman"/>
         <a:font script="Thai" typeface="Angsana New"/>
@@ -15302,12 +15970,12 @@
       </a:majorFont>
       <a:minorFont>
         <a:latin typeface="Cambria"/>
-        <a:ea typeface=""/>
+        <a:ea typeface="黑体"/>
         <a:cs typeface=""/>
         <a:font script="Jpan" typeface="ＭＳ 明朝"/>
         <a:font script="Hang" typeface="맑은 고딕"/>
-        <a:font script="Hans" typeface="宋体"/>
-        <a:font script="Hant" typeface="新細明體"/>
+        <a:font script="Hans" typeface="黑体"/>
+        <a:font script="Hant" typeface="黑体"/>
         <a:font script="Arab" typeface="Arial"/>
         <a:font script="Hebr" typeface="Arial"/>
         <a:font script="Thai" typeface="Cordia New"/>

--- a/09-通信电路/05-其他通信电路/射频开关电路/射频开关电路.docx
+++ b/09-通信电路/05-其他通信电路/射频开关电路/射频开关电路.docx
@@ -2864,7 +2864,7 @@
           <w:color w:val="555555"/>
           <w:sz w:val="21"/>
         </w:rPr>
-        <w:t>材料收集者：杜文杰，WX手机：19519196569，QQ:3478827729</w:t>
+        <w:t>材料收集者：杜文杰，微信/手机：19519196569，QQ:3478827729</w:t>
       </w:r>
     </w:p>
     <w:sectPr>
